--- a/docs/Micromouse_tien_trinh_hoat_dong.docx
+++ b/docs/Micromouse_tien_trinh_hoat_dong.docx
@@ -1,39 +1,39 @@
 
 <file path=word/document.xml><?xml version="1.0" encoding="utf-8"?>
-<w:document xmlns:w="http://schemas.openxmlformats.org/wordprocessingml/2006/main" xmlns:r="http://schemas.openxmlformats.org/officeDocument/2006/relationships">
+<w:document xmlns:wpc="http://schemas.microsoft.com/office/word/2010/wordprocessingCanvas" xmlns:cx="http://schemas.microsoft.com/office/drawing/2014/chartex" xmlns:cx1="http://schemas.microsoft.com/office/drawing/2015/9/8/chartex" xmlns:cx2="http://schemas.microsoft.com/office/drawing/2015/10/21/chartex" xmlns:cx3="http://schemas.microsoft.com/office/drawing/2016/5/9/chartex" xmlns:cx4="http://schemas.microsoft.com/office/drawing/2016/5/10/chartex" xmlns:cx5="http://schemas.microsoft.com/office/drawing/2016/5/11/chartex" xmlns:cx6="http://schemas.microsoft.com/office/drawing/2016/5/12/chartex" xmlns:cx7="http://schemas.microsoft.com/office/drawing/2016/5/13/chartex" xmlns:cx8="http://schemas.microsoft.com/office/drawing/2016/5/14/chartex" xmlns:mc="http://schemas.openxmlformats.org/markup-compatibility/2006" xmlns:o="urn:schemas-microsoft-com:office:office" xmlns:r="http://schemas.openxmlformats.org/officeDocument/2006/relationships" xmlns:m="http://schemas.openxmlformats.org/officeDocument/2006/math" xmlns:v="urn:schemas-microsoft-com:vml" xmlns:wp14="http://schemas.microsoft.com/office/word/2010/wordprocessingDrawing" xmlns:wp="http://schemas.openxmlformats.org/drawingml/2006/wordprocessingDrawing" xmlns:w="http://schemas.openxmlformats.org/wordprocessingml/2006/main" xmlns:w14="http://schemas.microsoft.com/office/word/2010/wordml" xmlns:w10="urn:schemas-microsoft-com:office:word" xmlns:w15="http://schemas.microsoft.com/office/word/2012/wordml" xmlns:wpg="http://schemas.microsoft.com/office/word/2010/wordprocessingGroup" xmlns:wpi="http://schemas.microsoft.com/office/word/2010/wordprocessingInk" xmlns:wne="http://schemas.microsoft.com/office/word/2006/wordml" xmlns:wps="http://schemas.microsoft.com/office/word/2010/wordprocessingShape" xmlns:wpsCustomData="http://www.wps.cn/officeDocument/2013/wpsCustomData" mc:Ignorable="w14 w15 wp14">
   <w:body>
     <w:p>
       <w:pPr>
-        <w:pStyle w:val="Title"/>
-      </w:pPr>
-      <w:r>
-        <w:t xml:space="preserve">Micromouse STM32F411 – Tiến trình hoạt động và luồng dữ liệu</w:t>
-      </w:r>
-    </w:p>
-    <w:p>
-      <w:pPr>
-        <w:pStyle w:val="Subtitle"/>
-      </w:pPr>
-      <w:r>
-        <w:t xml:space="preserve">Firmware version1 (STM32CubeIDE 1.19, HAL) · theo mã nguồn ngày 14/10/2026</w:t>
-      </w:r>
-    </w:p>
-    <w:p>
-      <w:pPr>
-        <w:pStyle w:val="Heading1"/>
-      </w:pPr>
-      <w:r>
-        <w:t xml:space="preserve">1. Tổng quan</w:t>
-      </w:r>
-    </w:p>
-    <w:p>
-      <w:r>
-        <w:t xml:space="preserve">Robot dùng vi điều khiển STM32F411CEU6 chạy 60 MHz. Phần mềm chia thành hai tầng chạy song song:</w:t>
-      </w:r>
-    </w:p>
-    <w:p>
-      <w:pPr>
-        <w:pStyle w:val="ListParagraph"/>
+        <w:pStyle w:val="8"/>
+      </w:pPr>
+      <w:r>
+        <w:t>Micromouse STM32F411 – Tiến trình hoạt động và luồng dữ liệu</w:t>
+      </w:r>
+    </w:p>
+    <w:p>
+      <w:pPr>
+        <w:pStyle w:val="6"/>
+      </w:pPr>
+      <w:r>
+        <w:t>Firmware version1 (STM32CubeIDE 1.19, HAL) · theo mã nguồn ngày 14/10/2026</w:t>
+      </w:r>
+    </w:p>
+    <w:p>
+      <w:pPr>
+        <w:pStyle w:val="2"/>
+      </w:pPr>
+      <w:r>
+        <w:t>1. Tổng quan</w:t>
+      </w:r>
+    </w:p>
+    <w:p>
+      <w:r>
+        <w:t>Robot dùng vi điều khiển STM32F411CEU6 chạy 60 MHz. Phần mềm chia thành hai tầng chạy song song:</w:t>
+      </w:r>
+    </w:p>
+    <w:p>
+      <w:pPr>
+        <w:pStyle w:val="9"/>
         <w:numPr>
           <w:ilvl w:val="0"/>
           <w:numId w:val="1"/>
@@ -44,7 +44,7 @@
           <w:b/>
           <w:bCs/>
         </w:rPr>
-        <w:t xml:space="preserve">Tầng thời gian thực</w:t>
+        <w:t>Tầng thời gian thực</w:t>
       </w:r>
       <w:r>
         <w:t xml:space="preserve"> – ngắt TIM9 mỗi 2 ms: đọc encoder, lọc IR, tính hướng từ gyro, điều khiển vòng ngoài (đi thẳng / quay / đứng giữ hướng) và PID vận tốc từng bánh.</w:t>
@@ -52,7 +52,7 @@
     </w:p>
     <w:p>
       <w:pPr>
-        <w:pStyle w:val="ListParagraph"/>
+        <w:pStyle w:val="9"/>
         <w:numPr>
           <w:ilvl w:val="0"/>
           <w:numId w:val="1"/>
@@ -63,7 +63,7 @@
           <w:b/>
           <w:bCs/>
         </w:rPr>
-        <w:t xml:space="preserve">Tầng thuật toán</w:t>
+        <w:t>Tầng thuật toán</w:t>
       </w:r>
       <w:r>
         <w:t xml:space="preserve"> – vòng lặp chính: giải mê cung bằng flood fill, vẽ bản đồ trong lúc chạy, ra lệnh “đi thẳng n ô” hoặc “quay”.</w:t>
@@ -71,22 +71,30 @@
     </w:p>
     <w:p>
       <w:r>
-        <w:t xml:space="preserve">Hai tầng trao đổi qua các biến dùng chung: tầng thuật toán ghi đích, tốc độ, góc quay; tầng ngắt trả về quãng đường đã đi, trạng thái chuyển động và giá trị IR đã lọc.</w:t>
-      </w:r>
-    </w:p>
-    <w:p>
-      <w:pPr>
-        <w:pStyle w:val="Heading2"/>
-      </w:pPr>
-      <w:r>
-        <w:t xml:space="preserve">1.1 Phần cứng</w:t>
+        <w:t>Hai tầng trao đổi qua các biến dùng chung: tầng thuật toán ghi đích, tốc độ, góc quay; tầng ngắt trả về quãng đường đã đi, trạng thái chuyển động và giá trị IR đã lọc.</w:t>
+      </w:r>
+    </w:p>
+    <w:p>
+      <w:pPr>
+        <w:pStyle w:val="3"/>
+      </w:pPr>
+      <w:r>
+        <w:t>1.1 Phần cứng</w:t>
       </w:r>
     </w:p>
     <w:tbl>
       <w:tblPr>
-        <w:tblStyle w:val="TableGrid"/>
+        <w:tblStyle w:val="7"/>
         <w:tblW w:w="9637" w:type="dxa"/>
         <w:jc w:val="center"/>
+        <w:tblBorders>
+          <w:top w:val="single" w:color="A6A6A6" w:sz="4" w:space="0"/>
+          <w:left w:val="single" w:color="A6A6A6" w:sz="4" w:space="0"/>
+          <w:bottom w:val="single" w:color="A6A6A6" w:sz="4" w:space="0"/>
+          <w:right w:val="single" w:color="A6A6A6" w:sz="4" w:space="0"/>
+          <w:insideH w:val="single" w:color="A6A6A6" w:sz="4" w:space="0"/>
+          <w:insideV w:val="single" w:color="A6A6A6" w:sz="4" w:space="0"/>
+        </w:tblBorders>
         <w:tblLayout w:type="fixed"/>
         <w:tblCellMar>
           <w:top w:w="60" w:type="dxa"/>
@@ -101,8 +109,25 @@
         <w:gridCol w:w="3855"/>
       </w:tblGrid>
       <w:tr>
+        <w:tblPrEx>
+          <w:tblBorders>
+            <w:top w:val="single" w:color="A6A6A6" w:sz="4" w:space="0"/>
+            <w:left w:val="single" w:color="A6A6A6" w:sz="4" w:space="0"/>
+            <w:bottom w:val="single" w:color="A6A6A6" w:sz="4" w:space="0"/>
+            <w:right w:val="single" w:color="A6A6A6" w:sz="4" w:space="0"/>
+            <w:insideH w:val="single" w:color="A6A6A6" w:sz="4" w:space="0"/>
+            <w:insideV w:val="single" w:color="A6A6A6" w:sz="4" w:space="0"/>
+          </w:tblBorders>
+          <w:tblCellMar>
+            <w:top w:w="60" w:type="dxa"/>
+            <w:left w:w="100" w:type="dxa"/>
+            <w:bottom w:w="60" w:type="dxa"/>
+            <w:right w:w="100" w:type="dxa"/>
+          </w:tblCellMar>
+        </w:tblPrEx>
         <w:trPr>
           <w:tblHeader/>
+          <w:jc w:val="center"/>
         </w:trPr>
         <w:tc>
           <w:tcPr>
@@ -121,7 +146,7 @@
                 <w:sz w:val="20"/>
                 <w:szCs w:val="20"/>
               </w:rPr>
-              <w:t xml:space="preserve">Chức năng</w:t>
+              <w:t>Chức năng</w:t>
             </w:r>
           </w:p>
         </w:tc>
@@ -142,7 +167,7 @@
                 <w:sz w:val="20"/>
                 <w:szCs w:val="20"/>
               </w:rPr>
-              <w:t xml:space="preserve">Ngoại vi</w:t>
+              <w:t>Ngoại vi</w:t>
             </w:r>
           </w:p>
         </w:tc>
@@ -163,14 +188,31 @@
                 <w:sz w:val="20"/>
                 <w:szCs w:val="20"/>
               </w:rPr>
-              <w:t xml:space="preserve">Ghi chú</w:t>
+              <w:t>Ghi chú</w:t>
             </w:r>
           </w:p>
         </w:tc>
       </w:tr>
       <w:tr>
+        <w:tblPrEx>
+          <w:tblBorders>
+            <w:top w:val="single" w:color="A6A6A6" w:sz="4" w:space="0"/>
+            <w:left w:val="single" w:color="A6A6A6" w:sz="4" w:space="0"/>
+            <w:bottom w:val="single" w:color="A6A6A6" w:sz="4" w:space="0"/>
+            <w:right w:val="single" w:color="A6A6A6" w:sz="4" w:space="0"/>
+            <w:insideH w:val="single" w:color="A6A6A6" w:sz="4" w:space="0"/>
+            <w:insideV w:val="single" w:color="A6A6A6" w:sz="4" w:space="0"/>
+          </w:tblBorders>
+          <w:tblCellMar>
+            <w:top w:w="60" w:type="dxa"/>
+            <w:left w:w="100" w:type="dxa"/>
+            <w:bottom w:w="60" w:type="dxa"/>
+            <w:right w:w="100" w:type="dxa"/>
+          </w:tblCellMar>
+        </w:tblPrEx>
         <w:trPr>
           <w:cantSplit/>
+          <w:jc w:val="center"/>
         </w:trPr>
         <w:tc>
           <w:tcPr>
@@ -186,7 +228,7 @@
                 <w:sz w:val="20"/>
                 <w:szCs w:val="20"/>
               </w:rPr>
-              <w:t xml:space="preserve">4 cảm biến IR (trước trái, trái, phải, trước phải)</w:t>
+              <w:t>4 cảm biến IR (trước trái, trái, phải, trước phải)</w:t>
             </w:r>
           </w:p>
         </w:tc>
@@ -204,7 +246,7 @@
                 <w:sz w:val="20"/>
                 <w:szCs w:val="20"/>
               </w:rPr>
-              <w:t xml:space="preserve">ADC1 IN4–IN7 + DMA2, kích bởi TIM4 ~5 kHz</w:t>
+              <w:t>ADC1 IN4–IN7 + DMA2, kích bởi TIM4 ~5 kHz</w:t>
             </w:r>
           </w:p>
         </w:tc>
@@ -222,14 +264,31 @@
                 <w:sz w:val="20"/>
                 <w:szCs w:val="20"/>
               </w:rPr>
-              <w:t xml:space="preserve">LED phát bật liên tục (PA8–PA10)</w:t>
+              <w:t>LED phát bật liên tục (PA8–PA10)</w:t>
             </w:r>
           </w:p>
         </w:tc>
       </w:tr>
       <w:tr>
+        <w:tblPrEx>
+          <w:tblBorders>
+            <w:top w:val="single" w:color="A6A6A6" w:sz="4" w:space="0"/>
+            <w:left w:val="single" w:color="A6A6A6" w:sz="4" w:space="0"/>
+            <w:bottom w:val="single" w:color="A6A6A6" w:sz="4" w:space="0"/>
+            <w:right w:val="single" w:color="A6A6A6" w:sz="4" w:space="0"/>
+            <w:insideH w:val="single" w:color="A6A6A6" w:sz="4" w:space="0"/>
+            <w:insideV w:val="single" w:color="A6A6A6" w:sz="4" w:space="0"/>
+          </w:tblBorders>
+          <w:tblCellMar>
+            <w:top w:w="60" w:type="dxa"/>
+            <w:left w:w="100" w:type="dxa"/>
+            <w:bottom w:w="60" w:type="dxa"/>
+            <w:right w:w="100" w:type="dxa"/>
+          </w:tblCellMar>
+        </w:tblPrEx>
         <w:trPr>
           <w:cantSplit/>
+          <w:jc w:val="center"/>
         </w:trPr>
         <w:tc>
           <w:tcPr>
@@ -245,7 +304,7 @@
                 <w:sz w:val="20"/>
                 <w:szCs w:val="20"/>
               </w:rPr>
-              <w:t xml:space="preserve">Encoder trái / phải</w:t>
+              <w:t>Encoder trái / phải</w:t>
             </w:r>
           </w:p>
         </w:tc>
@@ -263,7 +322,7 @@
                 <w:sz w:val="20"/>
                 <w:szCs w:val="20"/>
               </w:rPr>
-              <w:t xml:space="preserve">TIM3 / TIM2 chế độ encoder</w:t>
+              <w:t>TIM3 / TIM2 chế độ encoder</w:t>
             </w:r>
           </w:p>
         </w:tc>
@@ -281,14 +340,31 @@
                 <w:sz w:val="20"/>
                 <w:szCs w:val="20"/>
               </w:rPr>
-              <w:t xml:space="preserve">700 xung / vòng bánh, đường kính hiệu dụng 29.24 / 29.03 mm</w:t>
+              <w:t>700 xung / vòng bánh, đường kính hiệu dụng 29.24 / 29.03 mm</w:t>
             </w:r>
           </w:p>
         </w:tc>
       </w:tr>
       <w:tr>
+        <w:tblPrEx>
+          <w:tblBorders>
+            <w:top w:val="single" w:color="A6A6A6" w:sz="4" w:space="0"/>
+            <w:left w:val="single" w:color="A6A6A6" w:sz="4" w:space="0"/>
+            <w:bottom w:val="single" w:color="A6A6A6" w:sz="4" w:space="0"/>
+            <w:right w:val="single" w:color="A6A6A6" w:sz="4" w:space="0"/>
+            <w:insideH w:val="single" w:color="A6A6A6" w:sz="4" w:space="0"/>
+            <w:insideV w:val="single" w:color="A6A6A6" w:sz="4" w:space="0"/>
+          </w:tblBorders>
+          <w:tblCellMar>
+            <w:top w:w="60" w:type="dxa"/>
+            <w:left w:w="100" w:type="dxa"/>
+            <w:bottom w:w="60" w:type="dxa"/>
+            <w:right w:w="100" w:type="dxa"/>
+          </w:tblCellMar>
+        </w:tblPrEx>
         <w:trPr>
           <w:cantSplit/>
+          <w:jc w:val="center"/>
         </w:trPr>
         <w:tc>
           <w:tcPr>
@@ -304,7 +380,7 @@
                 <w:sz w:val="20"/>
                 <w:szCs w:val="20"/>
               </w:rPr>
-              <w:t xml:space="preserve">IMU MPU6500</w:t>
+              <w:t>IMU MPU6500</w:t>
             </w:r>
           </w:p>
         </w:tc>
@@ -322,7 +398,7 @@
                 <w:sz w:val="20"/>
                 <w:szCs w:val="20"/>
               </w:rPr>
-              <w:t xml:space="preserve">I2C1 300 kHz + DMA1</w:t>
+              <w:t>I2C1 300 kHz + DMA1</w:t>
             </w:r>
           </w:p>
         </w:tc>
@@ -340,14 +416,31 @@
                 <w:sz w:val="20"/>
                 <w:szCs w:val="20"/>
               </w:rPr>
-              <w:t xml:space="preserve">Gyro ±2000 °/s, lọc 41 Hz, đọc 500 lần/s</w:t>
+              <w:t>Gyro ±2000 °/s, lọc 41 Hz, đọc 500 lần/s</w:t>
             </w:r>
           </w:p>
         </w:tc>
       </w:tr>
       <w:tr>
+        <w:tblPrEx>
+          <w:tblBorders>
+            <w:top w:val="single" w:color="A6A6A6" w:sz="4" w:space="0"/>
+            <w:left w:val="single" w:color="A6A6A6" w:sz="4" w:space="0"/>
+            <w:bottom w:val="single" w:color="A6A6A6" w:sz="4" w:space="0"/>
+            <w:right w:val="single" w:color="A6A6A6" w:sz="4" w:space="0"/>
+            <w:insideH w:val="single" w:color="A6A6A6" w:sz="4" w:space="0"/>
+            <w:insideV w:val="single" w:color="A6A6A6" w:sz="4" w:space="0"/>
+          </w:tblBorders>
+          <w:tblCellMar>
+            <w:top w:w="60" w:type="dxa"/>
+            <w:left w:w="100" w:type="dxa"/>
+            <w:bottom w:w="60" w:type="dxa"/>
+            <w:right w:w="100" w:type="dxa"/>
+          </w:tblCellMar>
+        </w:tblPrEx>
         <w:trPr>
           <w:cantSplit/>
+          <w:jc w:val="center"/>
         </w:trPr>
         <w:tc>
           <w:tcPr>
@@ -363,7 +456,7 @@
                 <w:sz w:val="20"/>
                 <w:szCs w:val="20"/>
               </w:rPr>
-              <w:t xml:space="preserve">Động cơ trái / phải</w:t>
+              <w:t>Động cơ trái / phải</w:t>
             </w:r>
           </w:p>
         </w:tc>
@@ -381,7 +474,7 @@
                 <w:sz w:val="20"/>
                 <w:szCs w:val="20"/>
               </w:rPr>
-              <w:t xml:space="preserve">TIM1 / TIM5, PWM 20 kHz</w:t>
+              <w:t>TIM1 / TIM5, PWM 20 kHz</w:t>
             </w:r>
           </w:p>
         </w:tc>
@@ -399,14 +492,31 @@
                 <w:sz w:val="20"/>
                 <w:szCs w:val="20"/>
               </w:rPr>
-              <w:t xml:space="preserve">Cầu IN/IN, chế độ chạy / phanh</w:t>
+              <w:t>Cầu IN/IN, chế độ chạy / phanh</w:t>
             </w:r>
           </w:p>
         </w:tc>
       </w:tr>
       <w:tr>
+        <w:tblPrEx>
+          <w:tblBorders>
+            <w:top w:val="single" w:color="A6A6A6" w:sz="4" w:space="0"/>
+            <w:left w:val="single" w:color="A6A6A6" w:sz="4" w:space="0"/>
+            <w:bottom w:val="single" w:color="A6A6A6" w:sz="4" w:space="0"/>
+            <w:right w:val="single" w:color="A6A6A6" w:sz="4" w:space="0"/>
+            <w:insideH w:val="single" w:color="A6A6A6" w:sz="4" w:space="0"/>
+            <w:insideV w:val="single" w:color="A6A6A6" w:sz="4" w:space="0"/>
+          </w:tblBorders>
+          <w:tblCellMar>
+            <w:top w:w="60" w:type="dxa"/>
+            <w:left w:w="100" w:type="dxa"/>
+            <w:bottom w:w="60" w:type="dxa"/>
+            <w:right w:w="100" w:type="dxa"/>
+          </w:tblCellMar>
+        </w:tblPrEx>
         <w:trPr>
           <w:cantSplit/>
+          <w:jc w:val="center"/>
         </w:trPr>
         <w:tc>
           <w:tcPr>
@@ -422,7 +532,7 @@
                 <w:sz w:val="20"/>
                 <w:szCs w:val="20"/>
               </w:rPr>
-              <w:t xml:space="preserve">Bluetooth HC-05</w:t>
+              <w:t>Bluetooth HC-05</w:t>
             </w:r>
           </w:p>
         </w:tc>
@@ -440,7 +550,7 @@
                 <w:sz w:val="20"/>
                 <w:szCs w:val="20"/>
               </w:rPr>
-              <w:t xml:space="preserve">USART1, 9600 baud</w:t>
+              <w:t>USART1, 9600 baud</w:t>
             </w:r>
           </w:p>
         </w:tc>
@@ -458,14 +568,31 @@
                 <w:sz w:val="20"/>
                 <w:szCs w:val="20"/>
               </w:rPr>
-              <w:t xml:space="preserve">Gửi bản đồ lên máy tính</w:t>
+              <w:t>Gửi bản đồ lên máy tính</w:t>
             </w:r>
           </w:p>
         </w:tc>
       </w:tr>
       <w:tr>
+        <w:tblPrEx>
+          <w:tblBorders>
+            <w:top w:val="single" w:color="A6A6A6" w:sz="4" w:space="0"/>
+            <w:left w:val="single" w:color="A6A6A6" w:sz="4" w:space="0"/>
+            <w:bottom w:val="single" w:color="A6A6A6" w:sz="4" w:space="0"/>
+            <w:right w:val="single" w:color="A6A6A6" w:sz="4" w:space="0"/>
+            <w:insideH w:val="single" w:color="A6A6A6" w:sz="4" w:space="0"/>
+            <w:insideV w:val="single" w:color="A6A6A6" w:sz="4" w:space="0"/>
+          </w:tblBorders>
+          <w:tblCellMar>
+            <w:top w:w="60" w:type="dxa"/>
+            <w:left w:w="100" w:type="dxa"/>
+            <w:bottom w:w="60" w:type="dxa"/>
+            <w:right w:w="100" w:type="dxa"/>
+          </w:tblCellMar>
+        </w:tblPrEx>
         <w:trPr>
           <w:cantSplit/>
+          <w:jc w:val="center"/>
         </w:trPr>
         <w:tc>
           <w:tcPr>
@@ -481,7 +608,7 @@
                 <w:sz w:val="20"/>
                 <w:szCs w:val="20"/>
               </w:rPr>
-              <w:t xml:space="preserve">USB</w:t>
+              <w:t>USB</w:t>
             </w:r>
           </w:p>
         </w:tc>
@@ -499,7 +626,7 @@
                 <w:sz w:val="20"/>
                 <w:szCs w:val="20"/>
               </w:rPr>
-              <w:t xml:space="preserve">USB OTG FS (cổng COM ảo)</w:t>
+              <w:t>USB OTG FS (cổng COM ảo)</w:t>
             </w:r>
           </w:p>
         </w:tc>
@@ -517,14 +644,31 @@
                 <w:sz w:val="20"/>
                 <w:szCs w:val="20"/>
               </w:rPr>
-              <w:t xml:space="preserve">In báo cáo các bài test</w:t>
+              <w:t>In báo cáo các bài test</w:t>
             </w:r>
           </w:p>
         </w:tc>
       </w:tr>
       <w:tr>
+        <w:tblPrEx>
+          <w:tblBorders>
+            <w:top w:val="single" w:color="A6A6A6" w:sz="4" w:space="0"/>
+            <w:left w:val="single" w:color="A6A6A6" w:sz="4" w:space="0"/>
+            <w:bottom w:val="single" w:color="A6A6A6" w:sz="4" w:space="0"/>
+            <w:right w:val="single" w:color="A6A6A6" w:sz="4" w:space="0"/>
+            <w:insideH w:val="single" w:color="A6A6A6" w:sz="4" w:space="0"/>
+            <w:insideV w:val="single" w:color="A6A6A6" w:sz="4" w:space="0"/>
+          </w:tblBorders>
+          <w:tblCellMar>
+            <w:top w:w="60" w:type="dxa"/>
+            <w:left w:w="100" w:type="dxa"/>
+            <w:bottom w:w="60" w:type="dxa"/>
+            <w:right w:w="100" w:type="dxa"/>
+          </w:tblCellMar>
+        </w:tblPrEx>
         <w:trPr>
           <w:cantSplit/>
+          <w:jc w:val="center"/>
         </w:trPr>
         <w:tc>
           <w:tcPr>
@@ -540,7 +684,7 @@
                 <w:sz w:val="20"/>
                 <w:szCs w:val="20"/>
               </w:rPr>
-              <w:t xml:space="preserve">LED trạng thái</w:t>
+              <w:t>LED trạng thái</w:t>
             </w:r>
           </w:p>
         </w:tc>
@@ -558,7 +702,7 @@
                 <w:sz w:val="20"/>
                 <w:szCs w:val="20"/>
               </w:rPr>
-              <w:t xml:space="preserve">PB14, PB15</w:t>
+              <w:t>PB14, PB15</w:t>
             </w:r>
           </w:p>
         </w:tc>
@@ -576,7 +720,7 @@
                 <w:sz w:val="20"/>
                 <w:szCs w:val="20"/>
               </w:rPr>
-              <w:t xml:space="preserve">PB14: IMU khởi động tốt · PB15: xe đang nằm trên sàn</w:t>
+              <w:t>PB14: IMU khởi động tốt · PB15: xe đang nằm trên sàn</w:t>
             </w:r>
           </w:p>
         </w:tc>
@@ -589,17 +733,25 @@
     </w:p>
     <w:p>
       <w:pPr>
-        <w:pStyle w:val="Heading2"/>
-      </w:pPr>
-      <w:r>
-        <w:t xml:space="preserve">1.2 Sơ đồ tổng thể</w:t>
+        <w:pStyle w:val="3"/>
+      </w:pPr>
+      <w:r>
+        <w:t>1.2 Sơ đồ tổng thể</w:t>
       </w:r>
     </w:p>
     <w:tbl>
       <w:tblPr>
-        <w:tblStyle w:val="TableGrid"/>
+        <w:tblStyle w:val="7"/>
         <w:tblW w:w="9638" w:type="dxa"/>
         <w:jc w:val="center"/>
+        <w:tblBorders>
+          <w:top w:val="single" w:color="A6A6A6" w:sz="4" w:space="0"/>
+          <w:left w:val="single" w:color="A6A6A6" w:sz="4" w:space="0"/>
+          <w:bottom w:val="single" w:color="A6A6A6" w:sz="4" w:space="0"/>
+          <w:right w:val="single" w:color="A6A6A6" w:sz="4" w:space="0"/>
+          <w:insideH w:val="single" w:color="A6A6A6" w:sz="4" w:space="0"/>
+          <w:insideV w:val="single" w:color="A6A6A6" w:sz="4" w:space="0"/>
+        </w:tblBorders>
         <w:tblLayout w:type="fixed"/>
         <w:tblCellMar>
           <w:top w:w="60" w:type="dxa"/>
@@ -612,53 +764,72 @@
         <w:gridCol w:w="9638"/>
       </w:tblGrid>
       <w:tr>
+        <w:tblPrEx>
+          <w:tblBorders>
+            <w:top w:val="single" w:color="A6A6A6" w:sz="4" w:space="0"/>
+            <w:left w:val="single" w:color="A6A6A6" w:sz="4" w:space="0"/>
+            <w:bottom w:val="single" w:color="A6A6A6" w:sz="4" w:space="0"/>
+            <w:right w:val="single" w:color="A6A6A6" w:sz="4" w:space="0"/>
+            <w:insideH w:val="single" w:color="A6A6A6" w:sz="4" w:space="0"/>
+            <w:insideV w:val="single" w:color="A6A6A6" w:sz="4" w:space="0"/>
+          </w:tblBorders>
+          <w:tblCellMar>
+            <w:top w:w="60" w:type="dxa"/>
+            <w:left w:w="100" w:type="dxa"/>
+            <w:bottom w:w="60" w:type="dxa"/>
+            <w:right w:w="100" w:type="dxa"/>
+          </w:tblCellMar>
+        </w:tblPrEx>
+        <w:trPr>
+          <w:jc w:val="center"/>
+        </w:trPr>
         <w:tc>
           <w:tcPr>
             <w:tcW w:w="9638" w:type="dxa"/>
             <w:tcBorders>
-              <w:top w:val="single" w:sz="4" w:space="0" w:color="BFBFBF"/>
-              <w:left w:val="single" w:sz="4" w:space="0" w:color="BFBFBF"/>
-              <w:bottom w:val="single" w:sz="4" w:space="0" w:color="BFBFBF"/>
-              <w:right w:val="single" w:sz="4" w:space="0" w:color="BFBFBF"/>
+              <w:top w:val="single" w:color="BFBFBF" w:sz="4" w:space="0"/>
+              <w:left w:val="single" w:color="BFBFBF" w:sz="4" w:space="0"/>
+              <w:bottom w:val="single" w:color="BFBFBF" w:sz="4" w:space="0"/>
+              <w:right w:val="single" w:color="BFBFBF" w:sz="4" w:space="0"/>
             </w:tcBorders>
             <w:shd w:val="clear" w:color="auto" w:fill="F2F2F2"/>
             <w:vAlign w:val="top"/>
           </w:tcPr>
           <w:p>
             <w:pPr>
-              <w:pStyle w:val="Code"/>
-            </w:pPr>
-            <w:r>
-              <w:t xml:space="preserve">CẢM BIẾN                TẦNG NGẮT (2 ms, TIM9)              TẦNG THUẬT TOÁN</w:t>
-            </w:r>
-          </w:p>
-          <w:p>
-            <w:pPr>
-              <w:pStyle w:val="Code"/>
-            </w:pPr>
-            <w:r>
-              <w:t xml:space="preserve">4 LED IR ─ADC+DMA─► IR_Tick (lọc, quy đổi) ──────────────┐</w:t>
-            </w:r>
-          </w:p>
-          <w:p>
-            <w:pPr>
-              <w:pStyle w:val="Code"/>
-            </w:pPr>
-            <w:r>
-              <w:t xml:space="preserve">2 encoder ─TIM3/TIM2─► Motor_Speed_Tick (tốc độ, quãng) ─┼─► Motion_Update ─► PID ─► PWM ─► động cơ</w:t>
-            </w:r>
-          </w:p>
-          <w:p>
-            <w:pPr>
-              <w:pStyle w:val="Code"/>
-            </w:pPr>
-            <w:r>
-              <w:t xml:space="preserve">MPU6500 ─I2C+DMA─► MPU6500_Process_Data (yaw, nhấc xe) ──┘</w:t>
-            </w:r>
-          </w:p>
-          <w:p>
-            <w:pPr>
-              <w:pStyle w:val="Code"/>
+              <w:pStyle w:val="11"/>
+            </w:pPr>
+            <w:r>
+              <w:t>CẢM BIẾN                TẦNG NGẮT (2 ms, TIM9)              TẦNG THUẬT TOÁN</w:t>
+            </w:r>
+          </w:p>
+          <w:p>
+            <w:pPr>
+              <w:pStyle w:val="11"/>
+            </w:pPr>
+            <w:r>
+              <w:t>4 LED IR ─ADC+DMA─► IR_Tick (lọc, quy đổi) ──────────────┐</w:t>
+            </w:r>
+          </w:p>
+          <w:p>
+            <w:pPr>
+              <w:pStyle w:val="11"/>
+            </w:pPr>
+            <w:r>
+              <w:t>2 encoder ─TIM3/TIM2─► Motor_Speed_Tick (tốc độ, quãng) ─┼─► Motion_Update ─► PID ─► PWM ─► động cơ</w:t>
+            </w:r>
+          </w:p>
+          <w:p>
+            <w:pPr>
+              <w:pStyle w:val="11"/>
+            </w:pPr>
+            <w:r>
+              <w:t>MPU6500 ─I2C+DMA─► MPU6500_Process_Data (yaw, nhấc xe) ──┘</w:t>
+            </w:r>
+          </w:p>
+          <w:p>
+            <w:pPr>
+              <w:pStyle w:val="11"/>
             </w:pPr>
             <w:r>
               <w:t xml:space="preserve">                                                                           ▲</w:t>
@@ -666,7 +837,7 @@
           </w:p>
           <w:p>
             <w:pPr>
-              <w:pStyle w:val="Code"/>
+              <w:pStyle w:val="11"/>
             </w:pPr>
             <w:r>
               <w:t xml:space="preserve">                                                                           │ đích, tốc độ, góc</w:t>
@@ -674,7 +845,7 @@
           </w:p>
           <w:p>
             <w:pPr>
-              <w:pStyle w:val="Code"/>
+              <w:pStyle w:val="11"/>
             </w:pPr>
             <w:r>
               <w:t xml:space="preserve">                                  IR đã lọc, quãng đã đi, trạng thái ───► solving_maze.c (Maze_Step)</w:t>
@@ -682,7 +853,7 @@
           </w:p>
           <w:p>
             <w:pPr>
-              <w:pStyle w:val="Code"/>
+              <w:pStyle w:val="11"/>
             </w:pPr>
             <w:r>
               <w:t xml:space="preserve">                                                                           │ bản đồ</w:t>
@@ -690,7 +861,7 @@
           </w:p>
           <w:p>
             <w:pPr>
-              <w:pStyle w:val="Code"/>
+              <w:pStyle w:val="11"/>
             </w:pPr>
             <w:r>
               <w:t xml:space="preserve">                                                                           ▼</w:t>
@@ -698,7 +869,7 @@
           </w:p>
           <w:p>
             <w:pPr>
-              <w:pStyle w:val="Code"/>
+              <w:pStyle w:val="11"/>
             </w:pPr>
             <w:r>
               <w:t xml:space="preserve">                                                   UART HC-05 (9600) ─► maze_viewer.py (máy tính)</w:t>
@@ -714,17 +885,25 @@
     </w:p>
     <w:p>
       <w:pPr>
-        <w:pStyle w:val="Heading2"/>
-      </w:pPr>
-      <w:r>
-        <w:t xml:space="preserve">1.3 Các module</w:t>
+        <w:pStyle w:val="3"/>
+      </w:pPr>
+      <w:r>
+        <w:t>1.3 Các module</w:t>
       </w:r>
     </w:p>
     <w:tbl>
       <w:tblPr>
-        <w:tblStyle w:val="TableGrid"/>
+        <w:tblStyle w:val="7"/>
         <w:tblW w:w="9638" w:type="dxa"/>
         <w:jc w:val="center"/>
+        <w:tblBorders>
+          <w:top w:val="single" w:color="A6A6A6" w:sz="4" w:space="0"/>
+          <w:left w:val="single" w:color="A6A6A6" w:sz="4" w:space="0"/>
+          <w:bottom w:val="single" w:color="A6A6A6" w:sz="4" w:space="0"/>
+          <w:right w:val="single" w:color="A6A6A6" w:sz="4" w:space="0"/>
+          <w:insideH w:val="single" w:color="A6A6A6" w:sz="4" w:space="0"/>
+          <w:insideV w:val="single" w:color="A6A6A6" w:sz="4" w:space="0"/>
+        </w:tblBorders>
         <w:tblLayout w:type="fixed"/>
         <w:tblCellMar>
           <w:top w:w="60" w:type="dxa"/>
@@ -738,8 +917,25 @@
         <w:gridCol w:w="6747"/>
       </w:tblGrid>
       <w:tr>
+        <w:tblPrEx>
+          <w:tblBorders>
+            <w:top w:val="single" w:color="A6A6A6" w:sz="4" w:space="0"/>
+            <w:left w:val="single" w:color="A6A6A6" w:sz="4" w:space="0"/>
+            <w:bottom w:val="single" w:color="A6A6A6" w:sz="4" w:space="0"/>
+            <w:right w:val="single" w:color="A6A6A6" w:sz="4" w:space="0"/>
+            <w:insideH w:val="single" w:color="A6A6A6" w:sz="4" w:space="0"/>
+            <w:insideV w:val="single" w:color="A6A6A6" w:sz="4" w:space="0"/>
+          </w:tblBorders>
+          <w:tblCellMar>
+            <w:top w:w="60" w:type="dxa"/>
+            <w:left w:w="100" w:type="dxa"/>
+            <w:bottom w:w="60" w:type="dxa"/>
+            <w:right w:w="100" w:type="dxa"/>
+          </w:tblCellMar>
+        </w:tblPrEx>
         <w:trPr>
           <w:tblHeader/>
+          <w:jc w:val="center"/>
         </w:trPr>
         <w:tc>
           <w:tcPr>
@@ -758,7 +954,7 @@
                 <w:sz w:val="20"/>
                 <w:szCs w:val="20"/>
               </w:rPr>
-              <w:t xml:space="preserve">File</w:t>
+              <w:t>File</w:t>
             </w:r>
           </w:p>
         </w:tc>
@@ -779,14 +975,31 @@
                 <w:sz w:val="20"/>
                 <w:szCs w:val="20"/>
               </w:rPr>
-              <w:t xml:space="preserve">Nội dung</w:t>
+              <w:t>Nội dung</w:t>
             </w:r>
           </w:p>
         </w:tc>
       </w:tr>
       <w:tr>
+        <w:tblPrEx>
+          <w:tblBorders>
+            <w:top w:val="single" w:color="A6A6A6" w:sz="4" w:space="0"/>
+            <w:left w:val="single" w:color="A6A6A6" w:sz="4" w:space="0"/>
+            <w:bottom w:val="single" w:color="A6A6A6" w:sz="4" w:space="0"/>
+            <w:right w:val="single" w:color="A6A6A6" w:sz="4" w:space="0"/>
+            <w:insideH w:val="single" w:color="A6A6A6" w:sz="4" w:space="0"/>
+            <w:insideV w:val="single" w:color="A6A6A6" w:sz="4" w:space="0"/>
+          </w:tblBorders>
+          <w:tblCellMar>
+            <w:top w:w="60" w:type="dxa"/>
+            <w:left w:w="100" w:type="dxa"/>
+            <w:bottom w:w="60" w:type="dxa"/>
+            <w:right w:w="100" w:type="dxa"/>
+          </w:tblCellMar>
+        </w:tblPrEx>
         <w:trPr>
           <w:cantSplit/>
+          <w:jc w:val="center"/>
         </w:trPr>
         <w:tc>
           <w:tcPr>
@@ -804,7 +1017,7 @@
                 <w:szCs w:val="18"/>
                 <w:shd w:val="clear" w:color="auto" w:fill="F2F2F2"/>
               </w:rPr>
-              <w:t xml:space="preserve">main.c</w:t>
+              <w:t>main.c</w:t>
             </w:r>
           </w:p>
         </w:tc>
@@ -822,14 +1035,31 @@
                 <w:sz w:val="20"/>
                 <w:szCs w:val="20"/>
               </w:rPr>
-              <w:t xml:space="preserve">Khởi tạo, trình tự khởi động, ngắt TIM9, vòng lặp chính</w:t>
+              <w:t>Khởi tạo, trình tự khởi động, ngắt TIM9, vòng lặp chính</w:t>
             </w:r>
           </w:p>
         </w:tc>
       </w:tr>
       <w:tr>
+        <w:tblPrEx>
+          <w:tblBorders>
+            <w:top w:val="single" w:color="A6A6A6" w:sz="4" w:space="0"/>
+            <w:left w:val="single" w:color="A6A6A6" w:sz="4" w:space="0"/>
+            <w:bottom w:val="single" w:color="A6A6A6" w:sz="4" w:space="0"/>
+            <w:right w:val="single" w:color="A6A6A6" w:sz="4" w:space="0"/>
+            <w:insideH w:val="single" w:color="A6A6A6" w:sz="4" w:space="0"/>
+            <w:insideV w:val="single" w:color="A6A6A6" w:sz="4" w:space="0"/>
+          </w:tblBorders>
+          <w:tblCellMar>
+            <w:top w:w="60" w:type="dxa"/>
+            <w:left w:w="100" w:type="dxa"/>
+            <w:bottom w:w="60" w:type="dxa"/>
+            <w:right w:w="100" w:type="dxa"/>
+          </w:tblCellMar>
+        </w:tblPrEx>
         <w:trPr>
           <w:cantSplit/>
+          <w:jc w:val="center"/>
         </w:trPr>
         <w:tc>
           <w:tcPr>
@@ -847,7 +1077,7 @@
                 <w:szCs w:val="18"/>
                 <w:shd w:val="clear" w:color="auto" w:fill="F2F2F2"/>
               </w:rPr>
-              <w:t xml:space="preserve">pid.c</w:t>
+              <w:t>pid.c</w:t>
             </w:r>
             <w:r>
               <w:rPr>
@@ -863,7 +1093,7 @@
                 <w:szCs w:val="18"/>
                 <w:shd w:val="clear" w:color="auto" w:fill="F2F2F2"/>
               </w:rPr>
-              <w:t xml:space="preserve">pid.h</w:t>
+              <w:t>pid.h</w:t>
             </w:r>
           </w:p>
         </w:tc>
@@ -881,14 +1111,31 @@
                 <w:sz w:val="20"/>
                 <w:szCs w:val="20"/>
               </w:rPr>
-              <w:t xml:space="preserve">Động cơ, encoder, PID vận tốc, vòng ngoài: đi thẳng, quay, đứng giữ hướng, căn tường, cân giữa ô</w:t>
+              <w:t>Động cơ, encoder, PID vận tốc, vòng ngoài: đi thẳng, quay, đứng giữ hướng, căn tường, cân giữa ô</w:t>
             </w:r>
           </w:p>
         </w:tc>
       </w:tr>
       <w:tr>
+        <w:tblPrEx>
+          <w:tblBorders>
+            <w:top w:val="single" w:color="A6A6A6" w:sz="4" w:space="0"/>
+            <w:left w:val="single" w:color="A6A6A6" w:sz="4" w:space="0"/>
+            <w:bottom w:val="single" w:color="A6A6A6" w:sz="4" w:space="0"/>
+            <w:right w:val="single" w:color="A6A6A6" w:sz="4" w:space="0"/>
+            <w:insideH w:val="single" w:color="A6A6A6" w:sz="4" w:space="0"/>
+            <w:insideV w:val="single" w:color="A6A6A6" w:sz="4" w:space="0"/>
+          </w:tblBorders>
+          <w:tblCellMar>
+            <w:top w:w="60" w:type="dxa"/>
+            <w:left w:w="100" w:type="dxa"/>
+            <w:bottom w:w="60" w:type="dxa"/>
+            <w:right w:w="100" w:type="dxa"/>
+          </w:tblCellMar>
+        </w:tblPrEx>
         <w:trPr>
           <w:cantSplit/>
+          <w:jc w:val="center"/>
         </w:trPr>
         <w:tc>
           <w:tcPr>
@@ -906,7 +1153,7 @@
                 <w:szCs w:val="18"/>
                 <w:shd w:val="clear" w:color="auto" w:fill="F2F2F2"/>
               </w:rPr>
-              <w:t xml:space="preserve">mpu6500.c</w:t>
+              <w:t>mpu6500.c</w:t>
             </w:r>
             <w:r>
               <w:rPr>
@@ -922,7 +1169,7 @@
                 <w:szCs w:val="18"/>
                 <w:shd w:val="clear" w:color="auto" w:fill="F2F2F2"/>
               </w:rPr>
-              <w:t xml:space="preserve">.h</w:t>
+              <w:t>.h</w:t>
             </w:r>
           </w:p>
         </w:tc>
@@ -940,14 +1187,31 @@
                 <w:sz w:val="20"/>
                 <w:szCs w:val="20"/>
               </w:rPr>
-              <w:t xml:space="preserve">IMU: khởi tạo, hiệu chỉnh, đọc DMA, tính yaw, phát hiện đứng yên và nhấc xe</w:t>
+              <w:t>IMU: khởi tạo, hiệu chỉnh, đọc DMA, tính yaw, phát hiện đứng yên và nhấc xe</w:t>
             </w:r>
           </w:p>
         </w:tc>
       </w:tr>
       <w:tr>
+        <w:tblPrEx>
+          <w:tblBorders>
+            <w:top w:val="single" w:color="A6A6A6" w:sz="4" w:space="0"/>
+            <w:left w:val="single" w:color="A6A6A6" w:sz="4" w:space="0"/>
+            <w:bottom w:val="single" w:color="A6A6A6" w:sz="4" w:space="0"/>
+            <w:right w:val="single" w:color="A6A6A6" w:sz="4" w:space="0"/>
+            <w:insideH w:val="single" w:color="A6A6A6" w:sz="4" w:space="0"/>
+            <w:insideV w:val="single" w:color="A6A6A6" w:sz="4" w:space="0"/>
+          </w:tblBorders>
+          <w:tblCellMar>
+            <w:top w:w="60" w:type="dxa"/>
+            <w:left w:w="100" w:type="dxa"/>
+            <w:bottom w:w="60" w:type="dxa"/>
+            <w:right w:w="100" w:type="dxa"/>
+          </w:tblCellMar>
+        </w:tblPrEx>
         <w:trPr>
           <w:cantSplit/>
+          <w:jc w:val="center"/>
         </w:trPr>
         <w:tc>
           <w:tcPr>
@@ -965,7 +1229,7 @@
                 <w:szCs w:val="18"/>
                 <w:shd w:val="clear" w:color="auto" w:fill="F2F2F2"/>
               </w:rPr>
-              <w:t xml:space="preserve">adc.c</w:t>
+              <w:t>adc.c</w:t>
             </w:r>
             <w:r>
               <w:rPr>
@@ -981,7 +1245,7 @@
                 <w:szCs w:val="18"/>
                 <w:shd w:val="clear" w:color="auto" w:fill="F2F2F2"/>
               </w:rPr>
-              <w:t xml:space="preserve">.h</w:t>
+              <w:t>.h</w:t>
             </w:r>
           </w:p>
         </w:tc>
@@ -999,14 +1263,31 @@
                 <w:sz w:val="20"/>
                 <w:szCs w:val="20"/>
               </w:rPr>
-              <w:t xml:space="preserve">IR: ADC + DMA, lọc nhiễu, quy đổi các mắt về cùng thang đo</w:t>
+              <w:t>IR: ADC + DMA, lọc nhiễu, quy đổi các mắt về cùng thang đo</w:t>
             </w:r>
           </w:p>
         </w:tc>
       </w:tr>
       <w:tr>
+        <w:tblPrEx>
+          <w:tblBorders>
+            <w:top w:val="single" w:color="A6A6A6" w:sz="4" w:space="0"/>
+            <w:left w:val="single" w:color="A6A6A6" w:sz="4" w:space="0"/>
+            <w:bottom w:val="single" w:color="A6A6A6" w:sz="4" w:space="0"/>
+            <w:right w:val="single" w:color="A6A6A6" w:sz="4" w:space="0"/>
+            <w:insideH w:val="single" w:color="A6A6A6" w:sz="4" w:space="0"/>
+            <w:insideV w:val="single" w:color="A6A6A6" w:sz="4" w:space="0"/>
+          </w:tblBorders>
+          <w:tblCellMar>
+            <w:top w:w="60" w:type="dxa"/>
+            <w:left w:w="100" w:type="dxa"/>
+            <w:bottom w:w="60" w:type="dxa"/>
+            <w:right w:w="100" w:type="dxa"/>
+          </w:tblCellMar>
+        </w:tblPrEx>
         <w:trPr>
           <w:cantSplit/>
+          <w:jc w:val="center"/>
         </w:trPr>
         <w:tc>
           <w:tcPr>
@@ -1024,7 +1305,7 @@
                 <w:szCs w:val="18"/>
                 <w:shd w:val="clear" w:color="auto" w:fill="F2F2F2"/>
               </w:rPr>
-              <w:t xml:space="preserve">solving_maze.c</w:t>
+              <w:t>solving_maze.c</w:t>
             </w:r>
             <w:r>
               <w:rPr>
@@ -1040,7 +1321,7 @@
                 <w:szCs w:val="18"/>
                 <w:shd w:val="clear" w:color="auto" w:fill="F2F2F2"/>
               </w:rPr>
-              <w:t xml:space="preserve">.h</w:t>
+              <w:t>.h</w:t>
             </w:r>
           </w:p>
         </w:tc>
@@ -1058,14 +1339,31 @@
                 <w:sz w:val="20"/>
                 <w:szCs w:val="20"/>
               </w:rPr>
-              <w:t xml:space="preserve">Giải mê cung: bản đồ, flood fill, máy trạng thái, gửi bản đồ</w:t>
+              <w:t>Giải mê cung: bản đồ, flood fill, máy trạng thái, gửi bản đồ</w:t>
             </w:r>
           </w:p>
         </w:tc>
       </w:tr>
       <w:tr>
+        <w:tblPrEx>
+          <w:tblBorders>
+            <w:top w:val="single" w:color="A6A6A6" w:sz="4" w:space="0"/>
+            <w:left w:val="single" w:color="A6A6A6" w:sz="4" w:space="0"/>
+            <w:bottom w:val="single" w:color="A6A6A6" w:sz="4" w:space="0"/>
+            <w:right w:val="single" w:color="A6A6A6" w:sz="4" w:space="0"/>
+            <w:insideH w:val="single" w:color="A6A6A6" w:sz="4" w:space="0"/>
+            <w:insideV w:val="single" w:color="A6A6A6" w:sz="4" w:space="0"/>
+          </w:tblBorders>
+          <w:tblCellMar>
+            <w:top w:w="60" w:type="dxa"/>
+            <w:left w:w="100" w:type="dxa"/>
+            <w:bottom w:w="60" w:type="dxa"/>
+            <w:right w:w="100" w:type="dxa"/>
+          </w:tblCellMar>
+        </w:tblPrEx>
         <w:trPr>
           <w:cantSplit/>
+          <w:jc w:val="center"/>
         </w:trPr>
         <w:tc>
           <w:tcPr>
@@ -1083,7 +1381,7 @@
                 <w:szCs w:val="18"/>
                 <w:shd w:val="clear" w:color="auto" w:fill="F2F2F2"/>
               </w:rPr>
-              <w:t xml:space="preserve">maze/maze_viewer.py</w:t>
+              <w:t>maze/maze_viewer.py</w:t>
             </w:r>
           </w:p>
         </w:tc>
@@ -1101,7 +1399,7 @@
                 <w:sz w:val="20"/>
                 <w:szCs w:val="20"/>
               </w:rPr>
-              <w:t xml:space="preserve">Chương trình máy tính (Python, tkinter) nhận và vẽ bản đồ</w:t>
+              <w:t>Chương trình máy tính (Python, tkinter) nhận và vẽ bản đồ</w:t>
             </w:r>
           </w:p>
         </w:tc>
@@ -1114,17 +1412,25 @@
     </w:p>
     <w:p>
       <w:pPr>
-        <w:pStyle w:val="Heading1"/>
-      </w:pPr>
-      <w:r>
-        <w:t xml:space="preserve">2. Trình tự khởi động</w:t>
+        <w:pStyle w:val="2"/>
+      </w:pPr>
+      <w:r>
+        <w:t>2. Trình tự khởi động</w:t>
       </w:r>
     </w:p>
     <w:tbl>
       <w:tblPr>
-        <w:tblStyle w:val="TableGrid"/>
+        <w:tblStyle w:val="7"/>
         <w:tblW w:w="7600" w:type="dxa"/>
         <w:jc w:val="center"/>
+        <w:tblBorders>
+          <w:top w:val="single" w:color="A6A6A6" w:sz="4" w:space="0"/>
+          <w:left w:val="single" w:color="A6A6A6" w:sz="4" w:space="0"/>
+          <w:bottom w:val="single" w:color="A6A6A6" w:sz="4" w:space="0"/>
+          <w:right w:val="single" w:color="A6A6A6" w:sz="4" w:space="0"/>
+          <w:insideH w:val="single" w:color="A6A6A6" w:sz="4" w:space="0"/>
+          <w:insideV w:val="single" w:color="A6A6A6" w:sz="4" w:space="0"/>
+        </w:tblBorders>
         <w:tblLayout w:type="fixed"/>
         <w:tblCellMar>
           <w:top w:w="60" w:type="dxa"/>
@@ -1137,17 +1443,34 @@
         <w:gridCol w:w="7600"/>
       </w:tblGrid>
       <w:tr>
+        <w:tblPrEx>
+          <w:tblBorders>
+            <w:top w:val="single" w:color="A6A6A6" w:sz="4" w:space="0"/>
+            <w:left w:val="single" w:color="A6A6A6" w:sz="4" w:space="0"/>
+            <w:bottom w:val="single" w:color="A6A6A6" w:sz="4" w:space="0"/>
+            <w:right w:val="single" w:color="A6A6A6" w:sz="4" w:space="0"/>
+            <w:insideH w:val="single" w:color="A6A6A6" w:sz="4" w:space="0"/>
+            <w:insideV w:val="single" w:color="A6A6A6" w:sz="4" w:space="0"/>
+          </w:tblBorders>
+          <w:tblCellMar>
+            <w:top w:w="60" w:type="dxa"/>
+            <w:left w:w="100" w:type="dxa"/>
+            <w:bottom w:w="60" w:type="dxa"/>
+            <w:right w:w="100" w:type="dxa"/>
+          </w:tblCellMar>
+        </w:tblPrEx>
         <w:trPr>
           <w:cantSplit/>
+          <w:jc w:val="center"/>
         </w:trPr>
         <w:tc>
           <w:tcPr>
             <w:tcW w:w="7600" w:type="dxa"/>
             <w:tcBorders>
-              <w:top w:val="single" w:sz="8" w:space="0" w:color="4472C4"/>
-              <w:left w:val="single" w:sz="8" w:space="0" w:color="4472C4"/>
-              <w:bottom w:val="single" w:sz="8" w:space="0" w:color="4472C4"/>
-              <w:right w:val="single" w:sz="8" w:space="0" w:color="4472C4"/>
+              <w:top w:val="single" w:color="4472C4" w:sz="8" w:space="0"/>
+              <w:left w:val="single" w:color="4472C4" w:sz="8" w:space="0"/>
+              <w:bottom w:val="single" w:color="4472C4" w:sz="8" w:space="0"/>
+              <w:right w:val="single" w:color="4472C4" w:sz="8" w:space="0"/>
             </w:tcBorders>
             <w:shd w:val="clear" w:color="auto" w:fill="EAF1FB"/>
             <w:vAlign w:val="center"/>
@@ -1165,7 +1488,7 @@
                 <w:sz w:val="21"/>
                 <w:szCs w:val="21"/>
               </w:rPr>
-              <w:t xml:space="preserve">Khởi tạo CubeMX</w:t>
+              <w:t>Khởi tạo CubeMX</w:t>
             </w:r>
           </w:p>
           <w:p>
@@ -1177,7 +1500,7 @@
                 <w:sz w:val="19"/>
                 <w:szCs w:val="19"/>
               </w:rPr>
-              <w:t xml:space="preserve">Xung nhịp 60 MHz, ADC, các timer, I2C, UART, USB</w:t>
+              <w:t>Xung nhịp 60 MHz, ADC, các timer, I2C, UART, USB</w:t>
             </w:r>
           </w:p>
         </w:tc>
@@ -1195,14 +1518,22 @@
           <w:sz w:val="20"/>
           <w:szCs w:val="20"/>
         </w:rPr>
-        <w:t xml:space="preserve">▼</w:t>
+        <w:t>▼</w:t>
       </w:r>
     </w:p>
     <w:tbl>
       <w:tblPr>
-        <w:tblStyle w:val="TableGrid"/>
+        <w:tblStyle w:val="7"/>
         <w:tblW w:w="7600" w:type="dxa"/>
         <w:jc w:val="center"/>
+        <w:tblBorders>
+          <w:top w:val="single" w:color="A6A6A6" w:sz="4" w:space="0"/>
+          <w:left w:val="single" w:color="A6A6A6" w:sz="4" w:space="0"/>
+          <w:bottom w:val="single" w:color="A6A6A6" w:sz="4" w:space="0"/>
+          <w:right w:val="single" w:color="A6A6A6" w:sz="4" w:space="0"/>
+          <w:insideH w:val="single" w:color="A6A6A6" w:sz="4" w:space="0"/>
+          <w:insideV w:val="single" w:color="A6A6A6" w:sz="4" w:space="0"/>
+        </w:tblBorders>
         <w:tblLayout w:type="fixed"/>
         <w:tblCellMar>
           <w:top w:w="60" w:type="dxa"/>
@@ -1215,17 +1546,34 @@
         <w:gridCol w:w="7600"/>
       </w:tblGrid>
       <w:tr>
+        <w:tblPrEx>
+          <w:tblBorders>
+            <w:top w:val="single" w:color="A6A6A6" w:sz="4" w:space="0"/>
+            <w:left w:val="single" w:color="A6A6A6" w:sz="4" w:space="0"/>
+            <w:bottom w:val="single" w:color="A6A6A6" w:sz="4" w:space="0"/>
+            <w:right w:val="single" w:color="A6A6A6" w:sz="4" w:space="0"/>
+            <w:insideH w:val="single" w:color="A6A6A6" w:sz="4" w:space="0"/>
+            <w:insideV w:val="single" w:color="A6A6A6" w:sz="4" w:space="0"/>
+          </w:tblBorders>
+          <w:tblCellMar>
+            <w:top w:w="60" w:type="dxa"/>
+            <w:left w:w="100" w:type="dxa"/>
+            <w:bottom w:w="60" w:type="dxa"/>
+            <w:right w:w="100" w:type="dxa"/>
+          </w:tblCellMar>
+        </w:tblPrEx>
         <w:trPr>
           <w:cantSplit/>
+          <w:jc w:val="center"/>
         </w:trPr>
         <w:tc>
           <w:tcPr>
             <w:tcW w:w="7600" w:type="dxa"/>
             <w:tcBorders>
-              <w:top w:val="single" w:sz="8" w:space="0" w:color="4472C4"/>
-              <w:left w:val="single" w:sz="8" w:space="0" w:color="4472C4"/>
-              <w:bottom w:val="single" w:sz="8" w:space="0" w:color="4472C4"/>
-              <w:right w:val="single" w:sz="8" w:space="0" w:color="4472C4"/>
+              <w:top w:val="single" w:color="4472C4" w:sz="8" w:space="0"/>
+              <w:left w:val="single" w:color="4472C4" w:sz="8" w:space="0"/>
+              <w:bottom w:val="single" w:color="4472C4" w:sz="8" w:space="0"/>
+              <w:right w:val="single" w:color="4472C4" w:sz="8" w:space="0"/>
             </w:tcBorders>
             <w:shd w:val="clear" w:color="auto" w:fill="EAF1FB"/>
             <w:vAlign w:val="center"/>
@@ -1243,7 +1591,7 @@
                 <w:sz w:val="21"/>
                 <w:szCs w:val="21"/>
               </w:rPr>
-              <w:t xml:space="preserve">ADC_IR_Start → Motor_Init → bật ngắt TIM9</w:t>
+              <w:t>ADC_IR_Start → Motor_Init → bật ngắt TIM9</w:t>
             </w:r>
           </w:p>
           <w:p>
@@ -1255,7 +1603,7 @@
                 <w:sz w:val="19"/>
                 <w:szCs w:val="19"/>
               </w:rPr>
-              <w:t xml:space="preserve">Từ đây vòng điều khiển 2 ms chạy nền</w:t>
+              <w:t>Từ đây vòng điều khiển 2 ms chạy nền</w:t>
             </w:r>
           </w:p>
         </w:tc>
@@ -1273,14 +1621,22 @@
           <w:sz w:val="20"/>
           <w:szCs w:val="20"/>
         </w:rPr>
-        <w:t xml:space="preserve">▼</w:t>
+        <w:t>▼</w:t>
       </w:r>
     </w:p>
     <w:tbl>
       <w:tblPr>
-        <w:tblStyle w:val="TableGrid"/>
+        <w:tblStyle w:val="7"/>
         <w:tblW w:w="7600" w:type="dxa"/>
         <w:jc w:val="center"/>
+        <w:tblBorders>
+          <w:top w:val="single" w:color="A6A6A6" w:sz="4" w:space="0"/>
+          <w:left w:val="single" w:color="A6A6A6" w:sz="4" w:space="0"/>
+          <w:bottom w:val="single" w:color="A6A6A6" w:sz="4" w:space="0"/>
+          <w:right w:val="single" w:color="A6A6A6" w:sz="4" w:space="0"/>
+          <w:insideH w:val="single" w:color="A6A6A6" w:sz="4" w:space="0"/>
+          <w:insideV w:val="single" w:color="A6A6A6" w:sz="4" w:space="0"/>
+        </w:tblBorders>
         <w:tblLayout w:type="fixed"/>
         <w:tblCellMar>
           <w:top w:w="60" w:type="dxa"/>
@@ -1293,17 +1649,34 @@
         <w:gridCol w:w="7600"/>
       </w:tblGrid>
       <w:tr>
+        <w:tblPrEx>
+          <w:tblBorders>
+            <w:top w:val="single" w:color="A6A6A6" w:sz="4" w:space="0"/>
+            <w:left w:val="single" w:color="A6A6A6" w:sz="4" w:space="0"/>
+            <w:bottom w:val="single" w:color="A6A6A6" w:sz="4" w:space="0"/>
+            <w:right w:val="single" w:color="A6A6A6" w:sz="4" w:space="0"/>
+            <w:insideH w:val="single" w:color="A6A6A6" w:sz="4" w:space="0"/>
+            <w:insideV w:val="single" w:color="A6A6A6" w:sz="4" w:space="0"/>
+          </w:tblBorders>
+          <w:tblCellMar>
+            <w:top w:w="60" w:type="dxa"/>
+            <w:left w:w="100" w:type="dxa"/>
+            <w:bottom w:w="60" w:type="dxa"/>
+            <w:right w:w="100" w:type="dxa"/>
+          </w:tblCellMar>
+        </w:tblPrEx>
         <w:trPr>
           <w:cantSplit/>
+          <w:jc w:val="center"/>
         </w:trPr>
         <w:tc>
           <w:tcPr>
             <w:tcW w:w="7600" w:type="dxa"/>
             <w:tcBorders>
-              <w:top w:val="single" w:sz="8" w:space="0" w:color="4472C4"/>
-              <w:left w:val="single" w:sz="8" w:space="0" w:color="4472C4"/>
-              <w:bottom w:val="single" w:sz="8" w:space="0" w:color="4472C4"/>
-              <w:right w:val="single" w:sz="8" w:space="0" w:color="4472C4"/>
+              <w:top w:val="single" w:color="4472C4" w:sz="8" w:space="0"/>
+              <w:left w:val="single" w:color="4472C4" w:sz="8" w:space="0"/>
+              <w:bottom w:val="single" w:color="4472C4" w:sz="8" w:space="0"/>
+              <w:right w:val="single" w:color="4472C4" w:sz="8" w:space="0"/>
             </w:tcBorders>
             <w:shd w:val="clear" w:color="auto" w:fill="EAF1FB"/>
             <w:vAlign w:val="center"/>
@@ -1320,7 +1693,7 @@
                 <w:sz w:val="21"/>
                 <w:szCs w:val="21"/>
               </w:rPr>
-              <w:t xml:space="preserve">Bật LED phát IR, chờ 300 ms</w:t>
+              <w:t>Bật LED phát IR, chờ 300 ms</w:t>
             </w:r>
           </w:p>
         </w:tc>
@@ -1338,14 +1711,22 @@
           <w:sz w:val="20"/>
           <w:szCs w:val="20"/>
         </w:rPr>
-        <w:t xml:space="preserve">▼</w:t>
+        <w:t>▼</w:t>
       </w:r>
     </w:p>
     <w:tbl>
       <w:tblPr>
-        <w:tblStyle w:val="TableGrid"/>
+        <w:tblStyle w:val="7"/>
         <w:tblW w:w="7600" w:type="dxa"/>
         <w:jc w:val="center"/>
+        <w:tblBorders>
+          <w:top w:val="single" w:color="A6A6A6" w:sz="4" w:space="0"/>
+          <w:left w:val="single" w:color="A6A6A6" w:sz="4" w:space="0"/>
+          <w:bottom w:val="single" w:color="A6A6A6" w:sz="4" w:space="0"/>
+          <w:right w:val="single" w:color="A6A6A6" w:sz="4" w:space="0"/>
+          <w:insideH w:val="single" w:color="A6A6A6" w:sz="4" w:space="0"/>
+          <w:insideV w:val="single" w:color="A6A6A6" w:sz="4" w:space="0"/>
+        </w:tblBorders>
         <w:tblLayout w:type="fixed"/>
         <w:tblCellMar>
           <w:top w:w="60" w:type="dxa"/>
@@ -1358,17 +1739,34 @@
         <w:gridCol w:w="7600"/>
       </w:tblGrid>
       <w:tr>
+        <w:tblPrEx>
+          <w:tblBorders>
+            <w:top w:val="single" w:color="A6A6A6" w:sz="4" w:space="0"/>
+            <w:left w:val="single" w:color="A6A6A6" w:sz="4" w:space="0"/>
+            <w:bottom w:val="single" w:color="A6A6A6" w:sz="4" w:space="0"/>
+            <w:right w:val="single" w:color="A6A6A6" w:sz="4" w:space="0"/>
+            <w:insideH w:val="single" w:color="A6A6A6" w:sz="4" w:space="0"/>
+            <w:insideV w:val="single" w:color="A6A6A6" w:sz="4" w:space="0"/>
+          </w:tblBorders>
+          <w:tblCellMar>
+            <w:top w:w="60" w:type="dxa"/>
+            <w:left w:w="100" w:type="dxa"/>
+            <w:bottom w:w="60" w:type="dxa"/>
+            <w:right w:w="100" w:type="dxa"/>
+          </w:tblCellMar>
+        </w:tblPrEx>
         <w:trPr>
           <w:cantSplit/>
+          <w:jc w:val="center"/>
         </w:trPr>
         <w:tc>
           <w:tcPr>
             <w:tcW w:w="7600" w:type="dxa"/>
             <w:tcBorders>
-              <w:top w:val="single" w:sz="8" w:space="0" w:color="4472C4"/>
-              <w:left w:val="single" w:sz="8" w:space="0" w:color="4472C4"/>
-              <w:bottom w:val="single" w:sz="8" w:space="0" w:color="4472C4"/>
-              <w:right w:val="single" w:sz="8" w:space="0" w:color="4472C4"/>
+              <w:top w:val="single" w:color="4472C4" w:sz="8" w:space="0"/>
+              <w:left w:val="single" w:color="4472C4" w:sz="8" w:space="0"/>
+              <w:bottom w:val="single" w:color="4472C4" w:sz="8" w:space="0"/>
+              <w:right w:val="single" w:color="4472C4" w:sz="8" w:space="0"/>
             </w:tcBorders>
             <w:shd w:val="clear" w:color="auto" w:fill="EAF1FB"/>
             <w:vAlign w:val="center"/>
@@ -1386,7 +1784,7 @@
                 <w:sz w:val="21"/>
                 <w:szCs w:val="21"/>
               </w:rPr>
-              <w:t xml:space="preserve">MPU6500_Setup()</w:t>
+              <w:t>MPU6500_Setup()</w:t>
             </w:r>
           </w:p>
           <w:p>
@@ -1399,7 +1797,7 @@
                 <w:sz w:val="19"/>
                 <w:szCs w:val="19"/>
               </w:rPr>
-              <w:t xml:space="preserve">Khởi tạo IMU + hiệu chỉnh gyro (tối đa 3 s)</w:t>
+              <w:t>Khởi tạo IMU + hiệu chỉnh gyro (tối đa 3 s)</w:t>
             </w:r>
           </w:p>
           <w:p>
@@ -1411,7 +1809,7 @@
                 <w:sz w:val="19"/>
                 <w:szCs w:val="19"/>
               </w:rPr>
-              <w:t xml:space="preserve">Tốt: PB14 sáng · Không tốt / xe không nằm yên: coi như bị nhấc, khóa động cơ tới khi đặt nằm yên</w:t>
+              <w:t>Tốt: PB14 sáng · Không tốt / xe không nằm yên: coi như bị nhấc, khóa động cơ tới khi đặt nằm yên</w:t>
             </w:r>
           </w:p>
         </w:tc>
@@ -1429,14 +1827,22 @@
           <w:sz w:val="20"/>
           <w:szCs w:val="20"/>
         </w:rPr>
-        <w:t xml:space="preserve">▼</w:t>
+        <w:t>▼</w:t>
       </w:r>
     </w:p>
     <w:tbl>
       <w:tblPr>
-        <w:tblStyle w:val="TableGrid"/>
+        <w:tblStyle w:val="7"/>
         <w:tblW w:w="7600" w:type="dxa"/>
         <w:jc w:val="center"/>
+        <w:tblBorders>
+          <w:top w:val="single" w:color="A6A6A6" w:sz="4" w:space="0"/>
+          <w:left w:val="single" w:color="A6A6A6" w:sz="4" w:space="0"/>
+          <w:bottom w:val="single" w:color="A6A6A6" w:sz="4" w:space="0"/>
+          <w:right w:val="single" w:color="A6A6A6" w:sz="4" w:space="0"/>
+          <w:insideH w:val="single" w:color="A6A6A6" w:sz="4" w:space="0"/>
+          <w:insideV w:val="single" w:color="A6A6A6" w:sz="4" w:space="0"/>
+        </w:tblBorders>
         <w:tblLayout w:type="fixed"/>
         <w:tblCellMar>
           <w:top w:w="60" w:type="dxa"/>
@@ -1449,17 +1855,34 @@
         <w:gridCol w:w="7600"/>
       </w:tblGrid>
       <w:tr>
+        <w:tblPrEx>
+          <w:tblBorders>
+            <w:top w:val="single" w:color="A6A6A6" w:sz="4" w:space="0"/>
+            <w:left w:val="single" w:color="A6A6A6" w:sz="4" w:space="0"/>
+            <w:bottom w:val="single" w:color="A6A6A6" w:sz="4" w:space="0"/>
+            <w:right w:val="single" w:color="A6A6A6" w:sz="4" w:space="0"/>
+            <w:insideH w:val="single" w:color="A6A6A6" w:sz="4" w:space="0"/>
+            <w:insideV w:val="single" w:color="A6A6A6" w:sz="4" w:space="0"/>
+          </w:tblBorders>
+          <w:tblCellMar>
+            <w:top w:w="60" w:type="dxa"/>
+            <w:left w:w="100" w:type="dxa"/>
+            <w:bottom w:w="60" w:type="dxa"/>
+            <w:right w:w="100" w:type="dxa"/>
+          </w:tblCellMar>
+        </w:tblPrEx>
         <w:trPr>
           <w:cantSplit/>
+          <w:jc w:val="center"/>
         </w:trPr>
         <w:tc>
           <w:tcPr>
             <w:tcW w:w="7600" w:type="dxa"/>
             <w:tcBorders>
-              <w:top w:val="single" w:sz="8" w:space="0" w:color="4472C4"/>
-              <w:left w:val="single" w:sz="8" w:space="0" w:color="4472C4"/>
-              <w:bottom w:val="single" w:sz="8" w:space="0" w:color="4472C4"/>
-              <w:right w:val="single" w:sz="8" w:space="0" w:color="4472C4"/>
+              <w:top w:val="single" w:color="4472C4" w:sz="8" w:space="0"/>
+              <w:left w:val="single" w:color="4472C4" w:sz="8" w:space="0"/>
+              <w:bottom w:val="single" w:color="4472C4" w:sz="8" w:space="0"/>
+              <w:right w:val="single" w:color="4472C4" w:sz="8" w:space="0"/>
             </w:tcBorders>
             <w:shd w:val="clear" w:color="auto" w:fill="EAF1FB"/>
             <w:vAlign w:val="center"/>
@@ -1477,7 +1900,7 @@
                 <w:sz w:val="21"/>
                 <w:szCs w:val="21"/>
               </w:rPr>
-              <w:t xml:space="preserve">Maze_Init()</w:t>
+              <w:t>Maze_Init()</w:t>
             </w:r>
           </w:p>
           <w:p>
@@ -1490,7 +1913,7 @@
                 <w:sz w:val="19"/>
                 <w:szCs w:val="19"/>
               </w:rPr>
-              <w:t xml:space="preserve">Bản đồ trống (biên ngoài là tường, ô (0,0) có tường phía Đông)</w:t>
+              <w:t>Bản đồ trống (biên ngoài là tường, ô (0,0) có tường phía Đông)</w:t>
             </w:r>
           </w:p>
           <w:p>
@@ -1502,7 +1925,7 @@
                 <w:sz w:val="19"/>
                 <w:szCs w:val="19"/>
               </w:rPr>
-              <w:t xml:space="preserve">Xe ở ô (0,0) nhìn hướng Bắc; đo lại offset gyro, lấy hướng hiện tại làm gốc</w:t>
+              <w:t>Xe ở ô (0,0) nhìn hướng Bắc; đo lại offset gyro, lấy hướng hiện tại làm gốc</w:t>
             </w:r>
           </w:p>
         </w:tc>
@@ -1520,14 +1943,22 @@
           <w:sz w:val="20"/>
           <w:szCs w:val="20"/>
         </w:rPr>
-        <w:t xml:space="preserve">▼</w:t>
+        <w:t>▼</w:t>
       </w:r>
     </w:p>
     <w:tbl>
       <w:tblPr>
-        <w:tblStyle w:val="TableGrid"/>
+        <w:tblStyle w:val="7"/>
         <w:tblW w:w="7600" w:type="dxa"/>
         <w:jc w:val="center"/>
+        <w:tblBorders>
+          <w:top w:val="single" w:color="A6A6A6" w:sz="4" w:space="0"/>
+          <w:left w:val="single" w:color="A6A6A6" w:sz="4" w:space="0"/>
+          <w:bottom w:val="single" w:color="A6A6A6" w:sz="4" w:space="0"/>
+          <w:right w:val="single" w:color="A6A6A6" w:sz="4" w:space="0"/>
+          <w:insideH w:val="single" w:color="A6A6A6" w:sz="4" w:space="0"/>
+          <w:insideV w:val="single" w:color="A6A6A6" w:sz="4" w:space="0"/>
+        </w:tblBorders>
         <w:tblLayout w:type="fixed"/>
         <w:tblCellMar>
           <w:top w:w="60" w:type="dxa"/>
@@ -1540,17 +1971,34 @@
         <w:gridCol w:w="7600"/>
       </w:tblGrid>
       <w:tr>
+        <w:tblPrEx>
+          <w:tblBorders>
+            <w:top w:val="single" w:color="A6A6A6" w:sz="4" w:space="0"/>
+            <w:left w:val="single" w:color="A6A6A6" w:sz="4" w:space="0"/>
+            <w:bottom w:val="single" w:color="A6A6A6" w:sz="4" w:space="0"/>
+            <w:right w:val="single" w:color="A6A6A6" w:sz="4" w:space="0"/>
+            <w:insideH w:val="single" w:color="A6A6A6" w:sz="4" w:space="0"/>
+            <w:insideV w:val="single" w:color="A6A6A6" w:sz="4" w:space="0"/>
+          </w:tblBorders>
+          <w:tblCellMar>
+            <w:top w:w="60" w:type="dxa"/>
+            <w:left w:w="100" w:type="dxa"/>
+            <w:bottom w:w="60" w:type="dxa"/>
+            <w:right w:w="100" w:type="dxa"/>
+          </w:tblCellMar>
+        </w:tblPrEx>
         <w:trPr>
           <w:cantSplit/>
+          <w:jc w:val="center"/>
         </w:trPr>
         <w:tc>
           <w:tcPr>
             <w:tcW w:w="7600" w:type="dxa"/>
             <w:tcBorders>
-              <w:top w:val="single" w:sz="8" w:space="0" w:color="4472C4"/>
-              <w:left w:val="single" w:sz="8" w:space="0" w:color="4472C4"/>
-              <w:bottom w:val="single" w:sz="8" w:space="0" w:color="4472C4"/>
-              <w:right w:val="single" w:sz="8" w:space="0" w:color="4472C4"/>
+              <w:top w:val="single" w:color="4472C4" w:sz="8" w:space="0"/>
+              <w:left w:val="single" w:color="4472C4" w:sz="8" w:space="0"/>
+              <w:bottom w:val="single" w:color="4472C4" w:sz="8" w:space="0"/>
+              <w:right w:val="single" w:color="4472C4" w:sz="8" w:space="0"/>
             </w:tcBorders>
             <w:shd w:val="clear" w:color="auto" w:fill="EAF1FB"/>
             <w:vAlign w:val="center"/>
@@ -1568,7 +2016,7 @@
                 <w:sz w:val="21"/>
                 <w:szCs w:val="21"/>
               </w:rPr>
-              <w:t xml:space="preserve">Gọi Maze_Step() liên tục</w:t>
+              <w:t>Gọi Maze_Step() liên tục</w:t>
             </w:r>
           </w:p>
           <w:p>
@@ -1580,7 +2028,7 @@
                 <w:sz w:val="19"/>
                 <w:szCs w:val="19"/>
               </w:rPr>
-              <w:t xml:space="preserve">Tới khi FINISHED (xong) hoặc ERROR (lỗi)</w:t>
+              <w:t>Tới khi FINISHED (xong) hoặc ERROR (lỗi)</w:t>
             </w:r>
           </w:p>
         </w:tc>
@@ -1598,14 +2046,22 @@
           <w:sz w:val="20"/>
           <w:szCs w:val="20"/>
         </w:rPr>
-        <w:t xml:space="preserve">▼</w:t>
+        <w:t>▼</w:t>
       </w:r>
     </w:p>
     <w:tbl>
       <w:tblPr>
-        <w:tblStyle w:val="TableGrid"/>
+        <w:tblStyle w:val="7"/>
         <w:tblW w:w="7600" w:type="dxa"/>
         <w:jc w:val="center"/>
+        <w:tblBorders>
+          <w:top w:val="single" w:color="A6A6A6" w:sz="4" w:space="0"/>
+          <w:left w:val="single" w:color="A6A6A6" w:sz="4" w:space="0"/>
+          <w:bottom w:val="single" w:color="A6A6A6" w:sz="4" w:space="0"/>
+          <w:right w:val="single" w:color="A6A6A6" w:sz="4" w:space="0"/>
+          <w:insideH w:val="single" w:color="A6A6A6" w:sz="4" w:space="0"/>
+          <w:insideV w:val="single" w:color="A6A6A6" w:sz="4" w:space="0"/>
+        </w:tblBorders>
         <w:tblLayout w:type="fixed"/>
         <w:tblCellMar>
           <w:top w:w="60" w:type="dxa"/>
@@ -1618,17 +2074,34 @@
         <w:gridCol w:w="7600"/>
       </w:tblGrid>
       <w:tr>
+        <w:tblPrEx>
+          <w:tblBorders>
+            <w:top w:val="single" w:color="A6A6A6" w:sz="4" w:space="0"/>
+            <w:left w:val="single" w:color="A6A6A6" w:sz="4" w:space="0"/>
+            <w:bottom w:val="single" w:color="A6A6A6" w:sz="4" w:space="0"/>
+            <w:right w:val="single" w:color="A6A6A6" w:sz="4" w:space="0"/>
+            <w:insideH w:val="single" w:color="A6A6A6" w:sz="4" w:space="0"/>
+            <w:insideV w:val="single" w:color="A6A6A6" w:sz="4" w:space="0"/>
+          </w:tblBorders>
+          <w:tblCellMar>
+            <w:top w:w="60" w:type="dxa"/>
+            <w:left w:w="100" w:type="dxa"/>
+            <w:bottom w:w="60" w:type="dxa"/>
+            <w:right w:w="100" w:type="dxa"/>
+          </w:tblCellMar>
+        </w:tblPrEx>
         <w:trPr>
           <w:cantSplit/>
+          <w:jc w:val="center"/>
         </w:trPr>
         <w:tc>
           <w:tcPr>
             <w:tcW w:w="7600" w:type="dxa"/>
             <w:tcBorders>
-              <w:top w:val="single" w:sz="8" w:space="0" w:color="4472C4"/>
-              <w:left w:val="single" w:sz="8" w:space="0" w:color="4472C4"/>
-              <w:bottom w:val="single" w:sz="8" w:space="0" w:color="4472C4"/>
-              <w:right w:val="single" w:sz="8" w:space="0" w:color="4472C4"/>
+              <w:top w:val="single" w:color="4472C4" w:sz="8" w:space="0"/>
+              <w:left w:val="single" w:color="4472C4" w:sz="8" w:space="0"/>
+              <w:bottom w:val="single" w:color="4472C4" w:sz="8" w:space="0"/>
+              <w:right w:val="single" w:color="4472C4" w:sz="8" w:space="0"/>
             </w:tcBorders>
             <w:shd w:val="clear" w:color="auto" w:fill="EAF1FB"/>
             <w:vAlign w:val="center"/>
@@ -1646,7 +2119,7 @@
                 <w:sz w:val="21"/>
                 <w:szCs w:val="21"/>
               </w:rPr>
-              <w:t xml:space="preserve">Maze_SendMap()</w:t>
+              <w:t>Maze_SendMap()</w:t>
             </w:r>
           </w:p>
           <w:p>
@@ -1658,7 +2131,7 @@
                 <w:sz w:val="19"/>
                 <w:szCs w:val="19"/>
               </w:rPr>
-              <w:t xml:space="preserve">Gửi bản đồ; sau đó cứ nhận 1 ký tự từ máy tính là gửi lại</w:t>
+              <w:t>Gửi bản đồ; sau đó cứ nhận 1 ký tự từ máy tính là gửi lại</w:t>
             </w:r>
           </w:p>
         </w:tc>
@@ -1671,22 +2144,30 @@
     </w:p>
     <w:p>
       <w:pPr>
-        <w:pStyle w:val="Heading1"/>
-      </w:pPr>
-      <w:r>
-        <w:t xml:space="preserve">3. Vòng điều khiển 2 ms (tầng ngắt)</w:t>
-      </w:r>
-    </w:p>
-    <w:p>
-      <w:r>
-        <w:t xml:space="preserve">Mỗi 2 ms ngắt TIM9 chạy các bước dưới đây theo đúng thứ tự. Kết quả đọc IMU về sau (qua DMA) và được dùng ở chu kỳ kế tiếp.</w:t>
+        <w:pStyle w:val="2"/>
+      </w:pPr>
+      <w:r>
+        <w:t>3. Vòng điều khiển 2 ms (tầng ngắt)</w:t>
+      </w:r>
+    </w:p>
+    <w:p>
+      <w:r>
+        <w:t>Mỗi 2 ms ngắt TIM9 chạy các bước dưới đây theo đúng thứ tự. Kết quả đọc IMU về sau (qua DMA) và được dùng ở chu kỳ kế tiếp.</w:t>
       </w:r>
     </w:p>
     <w:tbl>
       <w:tblPr>
-        <w:tblStyle w:val="TableGrid"/>
+        <w:tblStyle w:val="7"/>
         <w:tblW w:w="7600" w:type="dxa"/>
         <w:jc w:val="center"/>
+        <w:tblBorders>
+          <w:top w:val="single" w:color="A6A6A6" w:sz="4" w:space="0"/>
+          <w:left w:val="single" w:color="A6A6A6" w:sz="4" w:space="0"/>
+          <w:bottom w:val="single" w:color="A6A6A6" w:sz="4" w:space="0"/>
+          <w:right w:val="single" w:color="A6A6A6" w:sz="4" w:space="0"/>
+          <w:insideH w:val="single" w:color="A6A6A6" w:sz="4" w:space="0"/>
+          <w:insideV w:val="single" w:color="A6A6A6" w:sz="4" w:space="0"/>
+        </w:tblBorders>
         <w:tblLayout w:type="fixed"/>
         <w:tblCellMar>
           <w:top w:w="60" w:type="dxa"/>
@@ -1699,17 +2180,34 @@
         <w:gridCol w:w="7600"/>
       </w:tblGrid>
       <w:tr>
+        <w:tblPrEx>
+          <w:tblBorders>
+            <w:top w:val="single" w:color="A6A6A6" w:sz="4" w:space="0"/>
+            <w:left w:val="single" w:color="A6A6A6" w:sz="4" w:space="0"/>
+            <w:bottom w:val="single" w:color="A6A6A6" w:sz="4" w:space="0"/>
+            <w:right w:val="single" w:color="A6A6A6" w:sz="4" w:space="0"/>
+            <w:insideH w:val="single" w:color="A6A6A6" w:sz="4" w:space="0"/>
+            <w:insideV w:val="single" w:color="A6A6A6" w:sz="4" w:space="0"/>
+          </w:tblBorders>
+          <w:tblCellMar>
+            <w:top w:w="60" w:type="dxa"/>
+            <w:left w:w="100" w:type="dxa"/>
+            <w:bottom w:w="60" w:type="dxa"/>
+            <w:right w:w="100" w:type="dxa"/>
+          </w:tblCellMar>
+        </w:tblPrEx>
         <w:trPr>
           <w:cantSplit/>
+          <w:jc w:val="center"/>
         </w:trPr>
         <w:tc>
           <w:tcPr>
             <w:tcW w:w="7600" w:type="dxa"/>
             <w:tcBorders>
-              <w:top w:val="single" w:sz="8" w:space="0" w:color="4472C4"/>
-              <w:left w:val="single" w:sz="8" w:space="0" w:color="4472C4"/>
-              <w:bottom w:val="single" w:sz="8" w:space="0" w:color="4472C4"/>
-              <w:right w:val="single" w:sz="8" w:space="0" w:color="4472C4"/>
+              <w:top w:val="single" w:color="4472C4" w:sz="8" w:space="0"/>
+              <w:left w:val="single" w:color="4472C4" w:sz="8" w:space="0"/>
+              <w:bottom w:val="single" w:color="4472C4" w:sz="8" w:space="0"/>
+              <w:right w:val="single" w:color="4472C4" w:sz="8" w:space="0"/>
             </w:tcBorders>
             <w:shd w:val="clear" w:color="auto" w:fill="EAF1FB"/>
             <w:vAlign w:val="center"/>
@@ -1726,7 +2224,7 @@
                 <w:sz w:val="21"/>
                 <w:szCs w:val="21"/>
               </w:rPr>
-              <w:t xml:space="preserve">Ngắt TIM9 (mỗi 2 ms)</w:t>
+              <w:t>Ngắt TIM9 (mỗi 2 ms)</w:t>
             </w:r>
           </w:p>
         </w:tc>
@@ -1744,14 +2242,22 @@
           <w:sz w:val="20"/>
           <w:szCs w:val="20"/>
         </w:rPr>
-        <w:t xml:space="preserve">▼</w:t>
+        <w:t>▼</w:t>
       </w:r>
     </w:p>
     <w:tbl>
       <w:tblPr>
-        <w:tblStyle w:val="TableGrid"/>
+        <w:tblStyle w:val="7"/>
         <w:tblW w:w="7600" w:type="dxa"/>
         <w:jc w:val="center"/>
+        <w:tblBorders>
+          <w:top w:val="single" w:color="A6A6A6" w:sz="4" w:space="0"/>
+          <w:left w:val="single" w:color="A6A6A6" w:sz="4" w:space="0"/>
+          <w:bottom w:val="single" w:color="A6A6A6" w:sz="4" w:space="0"/>
+          <w:right w:val="single" w:color="A6A6A6" w:sz="4" w:space="0"/>
+          <w:insideH w:val="single" w:color="A6A6A6" w:sz="4" w:space="0"/>
+          <w:insideV w:val="single" w:color="A6A6A6" w:sz="4" w:space="0"/>
+        </w:tblBorders>
         <w:tblLayout w:type="fixed"/>
         <w:tblCellMar>
           <w:top w:w="60" w:type="dxa"/>
@@ -1764,17 +2270,34 @@
         <w:gridCol w:w="7600"/>
       </w:tblGrid>
       <w:tr>
+        <w:tblPrEx>
+          <w:tblBorders>
+            <w:top w:val="single" w:color="A6A6A6" w:sz="4" w:space="0"/>
+            <w:left w:val="single" w:color="A6A6A6" w:sz="4" w:space="0"/>
+            <w:bottom w:val="single" w:color="A6A6A6" w:sz="4" w:space="0"/>
+            <w:right w:val="single" w:color="A6A6A6" w:sz="4" w:space="0"/>
+            <w:insideH w:val="single" w:color="A6A6A6" w:sz="4" w:space="0"/>
+            <w:insideV w:val="single" w:color="A6A6A6" w:sz="4" w:space="0"/>
+          </w:tblBorders>
+          <w:tblCellMar>
+            <w:top w:w="60" w:type="dxa"/>
+            <w:left w:w="100" w:type="dxa"/>
+            <w:bottom w:w="60" w:type="dxa"/>
+            <w:right w:w="100" w:type="dxa"/>
+          </w:tblCellMar>
+        </w:tblPrEx>
         <w:trPr>
           <w:cantSplit/>
+          <w:jc w:val="center"/>
         </w:trPr>
         <w:tc>
           <w:tcPr>
             <w:tcW w:w="7600" w:type="dxa"/>
             <w:tcBorders>
-              <w:top w:val="single" w:sz="8" w:space="0" w:color="4472C4"/>
-              <w:left w:val="single" w:sz="8" w:space="0" w:color="4472C4"/>
-              <w:bottom w:val="single" w:sz="8" w:space="0" w:color="4472C4"/>
-              <w:right w:val="single" w:sz="8" w:space="0" w:color="4472C4"/>
+              <w:top w:val="single" w:color="4472C4" w:sz="8" w:space="0"/>
+              <w:left w:val="single" w:color="4472C4" w:sz="8" w:space="0"/>
+              <w:bottom w:val="single" w:color="4472C4" w:sz="8" w:space="0"/>
+              <w:right w:val="single" w:color="4472C4" w:sz="8" w:space="0"/>
             </w:tcBorders>
             <w:shd w:val="clear" w:color="auto" w:fill="EAF1FB"/>
             <w:vAlign w:val="center"/>
@@ -1792,7 +2315,7 @@
                 <w:sz w:val="21"/>
                 <w:szCs w:val="21"/>
               </w:rPr>
-              <w:t xml:space="preserve">① Đọc encoder</w:t>
+              <w:t>① Đọc encoder</w:t>
             </w:r>
           </w:p>
           <w:p>
@@ -1804,7 +2327,7 @@
                 <w:sz w:val="19"/>
                 <w:szCs w:val="19"/>
               </w:rPr>
-              <w:t xml:space="preserve">Δxung TIM3 / TIM2 → tốc độ từng bánh (mm/s, đã lọc), quãng đường từng bánh, toạ độ ước lượng</w:t>
+              <w:t>Δxung TIM3 / TIM2 → tốc độ từng bánh (mm/s, đã lọc), quãng đường từng bánh, toạ độ ước lượng</w:t>
             </w:r>
           </w:p>
         </w:tc>
@@ -1822,14 +2345,22 @@
           <w:sz w:val="20"/>
           <w:szCs w:val="20"/>
         </w:rPr>
-        <w:t xml:space="preserve">▼</w:t>
+        <w:t>▼</w:t>
       </w:r>
     </w:p>
     <w:tbl>
       <w:tblPr>
-        <w:tblStyle w:val="TableGrid"/>
+        <w:tblStyle w:val="7"/>
         <w:tblW w:w="7600" w:type="dxa"/>
         <w:jc w:val="center"/>
+        <w:tblBorders>
+          <w:top w:val="single" w:color="A6A6A6" w:sz="4" w:space="0"/>
+          <w:left w:val="single" w:color="A6A6A6" w:sz="4" w:space="0"/>
+          <w:bottom w:val="single" w:color="A6A6A6" w:sz="4" w:space="0"/>
+          <w:right w:val="single" w:color="A6A6A6" w:sz="4" w:space="0"/>
+          <w:insideH w:val="single" w:color="A6A6A6" w:sz="4" w:space="0"/>
+          <w:insideV w:val="single" w:color="A6A6A6" w:sz="4" w:space="0"/>
+        </w:tblBorders>
         <w:tblLayout w:type="fixed"/>
         <w:tblCellMar>
           <w:top w:w="60" w:type="dxa"/>
@@ -1842,17 +2373,34 @@
         <w:gridCol w:w="7600"/>
       </w:tblGrid>
       <w:tr>
+        <w:tblPrEx>
+          <w:tblBorders>
+            <w:top w:val="single" w:color="A6A6A6" w:sz="4" w:space="0"/>
+            <w:left w:val="single" w:color="A6A6A6" w:sz="4" w:space="0"/>
+            <w:bottom w:val="single" w:color="A6A6A6" w:sz="4" w:space="0"/>
+            <w:right w:val="single" w:color="A6A6A6" w:sz="4" w:space="0"/>
+            <w:insideH w:val="single" w:color="A6A6A6" w:sz="4" w:space="0"/>
+            <w:insideV w:val="single" w:color="A6A6A6" w:sz="4" w:space="0"/>
+          </w:tblBorders>
+          <w:tblCellMar>
+            <w:top w:w="60" w:type="dxa"/>
+            <w:left w:w="100" w:type="dxa"/>
+            <w:bottom w:w="60" w:type="dxa"/>
+            <w:right w:w="100" w:type="dxa"/>
+          </w:tblCellMar>
+        </w:tblPrEx>
         <w:trPr>
           <w:cantSplit/>
+          <w:jc w:val="center"/>
         </w:trPr>
         <w:tc>
           <w:tcPr>
             <w:tcW w:w="7600" w:type="dxa"/>
             <w:tcBorders>
-              <w:top w:val="single" w:sz="8" w:space="0" w:color="4472C4"/>
-              <w:left w:val="single" w:sz="8" w:space="0" w:color="4472C4"/>
-              <w:bottom w:val="single" w:sz="8" w:space="0" w:color="4472C4"/>
-              <w:right w:val="single" w:sz="8" w:space="0" w:color="4472C4"/>
+              <w:top w:val="single" w:color="4472C4" w:sz="8" w:space="0"/>
+              <w:left w:val="single" w:color="4472C4" w:sz="8" w:space="0"/>
+              <w:bottom w:val="single" w:color="4472C4" w:sz="8" w:space="0"/>
+              <w:right w:val="single" w:color="4472C4" w:sz="8" w:space="0"/>
             </w:tcBorders>
             <w:shd w:val="clear" w:color="auto" w:fill="EAF1FB"/>
             <w:vAlign w:val="center"/>
@@ -1870,7 +2418,7 @@
                 <w:sz w:val="21"/>
                 <w:szCs w:val="21"/>
               </w:rPr>
-              <w:t xml:space="preserve">② IR_Tick – lọc IR</w:t>
+              <w:t>② IR_Tick – lọc IR</w:t>
             </w:r>
           </w:p>
           <w:p>
@@ -1883,7 +2431,7 @@
                 <w:sz w:val="19"/>
                 <w:szCs w:val="19"/>
               </w:rPr>
-              <w:t xml:space="preserve">Trung vị 3 mẫu + lọc thông thấp → IR_FL / FR / L / R_Filt</w:t>
+              <w:t>Trung vị 3 mẫu + lọc thông thấp → IR_FL / FR / L / R_Filt</w:t>
             </w:r>
           </w:p>
           <w:p>
@@ -1895,7 +2443,7 @@
                 <w:sz w:val="19"/>
                 <w:szCs w:val="19"/>
               </w:rPr>
-              <w:t xml:space="preserve">IRFL quy đổi về thang IRFR, IRL quy đổi về thang IRR (bảng nội suy)</w:t>
+              <w:t>IRFL quy đổi về thang IRFR, IRL quy đổi về thang IRR (bảng nội suy)</w:t>
             </w:r>
           </w:p>
         </w:tc>
@@ -1913,14 +2461,22 @@
           <w:sz w:val="20"/>
           <w:szCs w:val="20"/>
         </w:rPr>
-        <w:t xml:space="preserve">▼</w:t>
+        <w:t>▼</w:t>
       </w:r>
     </w:p>
     <w:tbl>
       <w:tblPr>
-        <w:tblStyle w:val="TableGrid"/>
+        <w:tblStyle w:val="7"/>
         <w:tblW w:w="7600" w:type="dxa"/>
         <w:jc w:val="center"/>
+        <w:tblBorders>
+          <w:top w:val="single" w:color="A6A6A6" w:sz="4" w:space="0"/>
+          <w:left w:val="single" w:color="A6A6A6" w:sz="4" w:space="0"/>
+          <w:bottom w:val="single" w:color="A6A6A6" w:sz="4" w:space="0"/>
+          <w:right w:val="single" w:color="A6A6A6" w:sz="4" w:space="0"/>
+          <w:insideH w:val="single" w:color="A6A6A6" w:sz="4" w:space="0"/>
+          <w:insideV w:val="single" w:color="A6A6A6" w:sz="4" w:space="0"/>
+        </w:tblBorders>
         <w:tblLayout w:type="fixed"/>
         <w:tblCellMar>
           <w:top w:w="60" w:type="dxa"/>
@@ -1933,17 +2489,34 @@
         <w:gridCol w:w="7600"/>
       </w:tblGrid>
       <w:tr>
+        <w:tblPrEx>
+          <w:tblBorders>
+            <w:top w:val="single" w:color="A6A6A6" w:sz="4" w:space="0"/>
+            <w:left w:val="single" w:color="A6A6A6" w:sz="4" w:space="0"/>
+            <w:bottom w:val="single" w:color="A6A6A6" w:sz="4" w:space="0"/>
+            <w:right w:val="single" w:color="A6A6A6" w:sz="4" w:space="0"/>
+            <w:insideH w:val="single" w:color="A6A6A6" w:sz="4" w:space="0"/>
+            <w:insideV w:val="single" w:color="A6A6A6" w:sz="4" w:space="0"/>
+          </w:tblBorders>
+          <w:tblCellMar>
+            <w:top w:w="60" w:type="dxa"/>
+            <w:left w:w="100" w:type="dxa"/>
+            <w:bottom w:w="60" w:type="dxa"/>
+            <w:right w:w="100" w:type="dxa"/>
+          </w:tblCellMar>
+        </w:tblPrEx>
         <w:trPr>
           <w:cantSplit/>
+          <w:jc w:val="center"/>
         </w:trPr>
         <w:tc>
           <w:tcPr>
             <w:tcW w:w="7600" w:type="dxa"/>
             <w:tcBorders>
-              <w:top w:val="single" w:sz="8" w:space="0" w:color="4472C4"/>
-              <w:left w:val="single" w:sz="8" w:space="0" w:color="4472C4"/>
-              <w:bottom w:val="single" w:sz="8" w:space="0" w:color="4472C4"/>
-              <w:right w:val="single" w:sz="8" w:space="0" w:color="4472C4"/>
+              <w:top w:val="single" w:color="4472C4" w:sz="8" w:space="0"/>
+              <w:left w:val="single" w:color="4472C4" w:sz="8" w:space="0"/>
+              <w:bottom w:val="single" w:color="4472C4" w:sz="8" w:space="0"/>
+              <w:right w:val="single" w:color="4472C4" w:sz="8" w:space="0"/>
             </w:tcBorders>
             <w:shd w:val="clear" w:color="auto" w:fill="EAF1FB"/>
             <w:vAlign w:val="center"/>
@@ -1961,7 +2534,7 @@
                 <w:sz w:val="21"/>
                 <w:szCs w:val="21"/>
               </w:rPr>
-              <w:t xml:space="preserve">③ Motion_Update – vòng ngoài</w:t>
+              <w:t>③ Motion_Update – vòng ngoài</w:t>
             </w:r>
           </w:p>
           <w:p>
@@ -1974,7 +2547,7 @@
                 <w:sz w:val="19"/>
                 <w:szCs w:val="19"/>
               </w:rPr>
-              <w:t xml:space="preserve">Theo chế độ STRAIGHT / TURN / HOLD → vận tốc tiến v, tốc độ quay ω</w:t>
+              <w:t>Theo chế độ STRAIGHT / TURN / HOLD → vận tốc tiến v, tốc độ quay ω</w:t>
             </w:r>
           </w:p>
           <w:p>
@@ -1986,7 +2559,7 @@
                 <w:sz w:val="19"/>
                 <w:szCs w:val="19"/>
               </w:rPr>
-              <w:t xml:space="preserve">Bánh trái = v − ω·W/2, bánh phải = v + ω·W/2 (W = 76 mm)</w:t>
+              <w:t>Bánh trái = v − ω·W/2, bánh phải = v + ω·W/2 (W = 76 mm)</w:t>
             </w:r>
           </w:p>
         </w:tc>
@@ -2004,14 +2577,22 @@
           <w:sz w:val="20"/>
           <w:szCs w:val="20"/>
         </w:rPr>
-        <w:t xml:space="preserve">▼</w:t>
+        <w:t>▼</w:t>
       </w:r>
     </w:p>
     <w:tbl>
       <w:tblPr>
-        <w:tblStyle w:val="TableGrid"/>
+        <w:tblStyle w:val="7"/>
         <w:tblW w:w="7600" w:type="dxa"/>
         <w:jc w:val="center"/>
+        <w:tblBorders>
+          <w:top w:val="single" w:color="A6A6A6" w:sz="4" w:space="0"/>
+          <w:left w:val="single" w:color="A6A6A6" w:sz="4" w:space="0"/>
+          <w:bottom w:val="single" w:color="A6A6A6" w:sz="4" w:space="0"/>
+          <w:right w:val="single" w:color="A6A6A6" w:sz="4" w:space="0"/>
+          <w:insideH w:val="single" w:color="A6A6A6" w:sz="4" w:space="0"/>
+          <w:insideV w:val="single" w:color="A6A6A6" w:sz="4" w:space="0"/>
+        </w:tblBorders>
         <w:tblLayout w:type="fixed"/>
         <w:tblCellMar>
           <w:top w:w="60" w:type="dxa"/>
@@ -2024,17 +2605,34 @@
         <w:gridCol w:w="7600"/>
       </w:tblGrid>
       <w:tr>
+        <w:tblPrEx>
+          <w:tblBorders>
+            <w:top w:val="single" w:color="A6A6A6" w:sz="4" w:space="0"/>
+            <w:left w:val="single" w:color="A6A6A6" w:sz="4" w:space="0"/>
+            <w:bottom w:val="single" w:color="A6A6A6" w:sz="4" w:space="0"/>
+            <w:right w:val="single" w:color="A6A6A6" w:sz="4" w:space="0"/>
+            <w:insideH w:val="single" w:color="A6A6A6" w:sz="4" w:space="0"/>
+            <w:insideV w:val="single" w:color="A6A6A6" w:sz="4" w:space="0"/>
+          </w:tblBorders>
+          <w:tblCellMar>
+            <w:top w:w="60" w:type="dxa"/>
+            <w:left w:w="100" w:type="dxa"/>
+            <w:bottom w:w="60" w:type="dxa"/>
+            <w:right w:w="100" w:type="dxa"/>
+          </w:tblCellMar>
+        </w:tblPrEx>
         <w:trPr>
           <w:cantSplit/>
+          <w:jc w:val="center"/>
         </w:trPr>
         <w:tc>
           <w:tcPr>
             <w:tcW w:w="7600" w:type="dxa"/>
             <w:tcBorders>
-              <w:top w:val="single" w:sz="8" w:space="0" w:color="4472C4"/>
-              <w:left w:val="single" w:sz="8" w:space="0" w:color="4472C4"/>
-              <w:bottom w:val="single" w:sz="8" w:space="0" w:color="4472C4"/>
-              <w:right w:val="single" w:sz="8" w:space="0" w:color="4472C4"/>
+              <w:top w:val="single" w:color="4472C4" w:sz="8" w:space="0"/>
+              <w:left w:val="single" w:color="4472C4" w:sz="8" w:space="0"/>
+              <w:bottom w:val="single" w:color="4472C4" w:sz="8" w:space="0"/>
+              <w:right w:val="single" w:color="4472C4" w:sz="8" w:space="0"/>
             </w:tcBorders>
             <w:shd w:val="clear" w:color="auto" w:fill="EAF1FB"/>
             <w:vAlign w:val="center"/>
@@ -2052,7 +2650,7 @@
                 <w:sz w:val="21"/>
                 <w:szCs w:val="21"/>
               </w:rPr>
-              <w:t xml:space="preserve">④ PID vận tốc từng bánh</w:t>
+              <w:t>④ PID vận tốc từng bánh</w:t>
             </w:r>
           </w:p>
           <w:p>
@@ -2065,7 +2663,7 @@
                 <w:sz w:val="19"/>
                 <w:szCs w:val="19"/>
               </w:rPr>
-              <w:t xml:space="preserve">Giới hạn gia tốc 2000 mm/s² → feedforward (Ks, Kf, Ka) + PI (Kp 5, Ki 150)</w:t>
+              <w:t>Giới hạn gia tốc 2000 mm/s² → feedforward (Ks, Kf, Ka) + PI (Kp 5, Ki 150)</w:t>
             </w:r>
           </w:p>
           <w:p>
@@ -2077,7 +2675,7 @@
                 <w:sz w:val="19"/>
                 <w:szCs w:val="19"/>
               </w:rPr>
-              <w:t xml:space="preserve">→ PWM ±2999 cho 2 động cơ</w:t>
+              <w:t>→ PWM ±2999 cho 2 động cơ</w:t>
             </w:r>
           </w:p>
         </w:tc>
@@ -2095,14 +2693,22 @@
           <w:sz w:val="20"/>
           <w:szCs w:val="20"/>
         </w:rPr>
-        <w:t xml:space="preserve">▼</w:t>
+        <w:t>▼</w:t>
       </w:r>
     </w:p>
     <w:tbl>
       <w:tblPr>
-        <w:tblStyle w:val="TableGrid"/>
+        <w:tblStyle w:val="7"/>
         <w:tblW w:w="7600" w:type="dxa"/>
         <w:jc w:val="center"/>
+        <w:tblBorders>
+          <w:top w:val="single" w:color="A6A6A6" w:sz="4" w:space="0"/>
+          <w:left w:val="single" w:color="A6A6A6" w:sz="4" w:space="0"/>
+          <w:bottom w:val="single" w:color="A6A6A6" w:sz="4" w:space="0"/>
+          <w:right w:val="single" w:color="A6A6A6" w:sz="4" w:space="0"/>
+          <w:insideH w:val="single" w:color="A6A6A6" w:sz="4" w:space="0"/>
+          <w:insideV w:val="single" w:color="A6A6A6" w:sz="4" w:space="0"/>
+        </w:tblBorders>
         <w:tblLayout w:type="fixed"/>
         <w:tblCellMar>
           <w:top w:w="60" w:type="dxa"/>
@@ -2115,17 +2721,34 @@
         <w:gridCol w:w="7600"/>
       </w:tblGrid>
       <w:tr>
+        <w:tblPrEx>
+          <w:tblBorders>
+            <w:top w:val="single" w:color="A6A6A6" w:sz="4" w:space="0"/>
+            <w:left w:val="single" w:color="A6A6A6" w:sz="4" w:space="0"/>
+            <w:bottom w:val="single" w:color="A6A6A6" w:sz="4" w:space="0"/>
+            <w:right w:val="single" w:color="A6A6A6" w:sz="4" w:space="0"/>
+            <w:insideH w:val="single" w:color="A6A6A6" w:sz="4" w:space="0"/>
+            <w:insideV w:val="single" w:color="A6A6A6" w:sz="4" w:space="0"/>
+          </w:tblBorders>
+          <w:tblCellMar>
+            <w:top w:w="60" w:type="dxa"/>
+            <w:left w:w="100" w:type="dxa"/>
+            <w:bottom w:w="60" w:type="dxa"/>
+            <w:right w:w="100" w:type="dxa"/>
+          </w:tblCellMar>
+        </w:tblPrEx>
         <w:trPr>
           <w:cantSplit/>
+          <w:jc w:val="center"/>
         </w:trPr>
         <w:tc>
           <w:tcPr>
             <w:tcW w:w="7600" w:type="dxa"/>
             <w:tcBorders>
-              <w:top w:val="single" w:sz="8" w:space="0" w:color="4472C4"/>
-              <w:left w:val="single" w:sz="8" w:space="0" w:color="4472C4"/>
-              <w:bottom w:val="single" w:sz="8" w:space="0" w:color="4472C4"/>
-              <w:right w:val="single" w:sz="8" w:space="0" w:color="4472C4"/>
+              <w:top w:val="single" w:color="4472C4" w:sz="8" w:space="0"/>
+              <w:left w:val="single" w:color="4472C4" w:sz="8" w:space="0"/>
+              <w:bottom w:val="single" w:color="4472C4" w:sz="8" w:space="0"/>
+              <w:right w:val="single" w:color="4472C4" w:sz="8" w:space="0"/>
             </w:tcBorders>
             <w:shd w:val="clear" w:color="auto" w:fill="EAF1FB"/>
             <w:vAlign w:val="center"/>
@@ -2143,7 +2766,7 @@
                 <w:sz w:val="21"/>
                 <w:szCs w:val="21"/>
               </w:rPr>
-              <w:t xml:space="preserve">⑤ MPU6500_Tick</w:t>
+              <w:t>⑤ MPU6500_Tick</w:t>
             </w:r>
           </w:p>
           <w:p>
@@ -2155,7 +2778,7 @@
                 <w:sz w:val="19"/>
                 <w:szCs w:val="19"/>
               </w:rPr>
-              <w:t xml:space="preserve">Ra lệnh đọc 14 byte IMU bằng DMA</w:t>
+              <w:t>Ra lệnh đọc 14 byte IMU bằng DMA</w:t>
             </w:r>
           </w:p>
         </w:tc>
@@ -2173,14 +2796,22 @@
           <w:sz w:val="20"/>
           <w:szCs w:val="20"/>
         </w:rPr>
-        <w:t xml:space="preserve">▼   DMA đọc xong (ngắt I2C)</w:t>
+        <w:t>▼   DMA đọc xong (ngắt I2C)</w:t>
       </w:r>
     </w:p>
     <w:tbl>
       <w:tblPr>
-        <w:tblStyle w:val="TableGrid"/>
+        <w:tblStyle w:val="7"/>
         <w:tblW w:w="7600" w:type="dxa"/>
         <w:jc w:val="center"/>
+        <w:tblBorders>
+          <w:top w:val="single" w:color="A6A6A6" w:sz="4" w:space="0"/>
+          <w:left w:val="single" w:color="A6A6A6" w:sz="4" w:space="0"/>
+          <w:bottom w:val="single" w:color="A6A6A6" w:sz="4" w:space="0"/>
+          <w:right w:val="single" w:color="A6A6A6" w:sz="4" w:space="0"/>
+          <w:insideH w:val="single" w:color="A6A6A6" w:sz="4" w:space="0"/>
+          <w:insideV w:val="single" w:color="A6A6A6" w:sz="4" w:space="0"/>
+        </w:tblBorders>
         <w:tblLayout w:type="fixed"/>
         <w:tblCellMar>
           <w:top w:w="60" w:type="dxa"/>
@@ -2193,17 +2824,34 @@
         <w:gridCol w:w="7600"/>
       </w:tblGrid>
       <w:tr>
+        <w:tblPrEx>
+          <w:tblBorders>
+            <w:top w:val="single" w:color="A6A6A6" w:sz="4" w:space="0"/>
+            <w:left w:val="single" w:color="A6A6A6" w:sz="4" w:space="0"/>
+            <w:bottom w:val="single" w:color="A6A6A6" w:sz="4" w:space="0"/>
+            <w:right w:val="single" w:color="A6A6A6" w:sz="4" w:space="0"/>
+            <w:insideH w:val="single" w:color="A6A6A6" w:sz="4" w:space="0"/>
+            <w:insideV w:val="single" w:color="A6A6A6" w:sz="4" w:space="0"/>
+          </w:tblBorders>
+          <w:tblCellMar>
+            <w:top w:w="60" w:type="dxa"/>
+            <w:left w:w="100" w:type="dxa"/>
+            <w:bottom w:w="60" w:type="dxa"/>
+            <w:right w:w="100" w:type="dxa"/>
+          </w:tblCellMar>
+        </w:tblPrEx>
         <w:trPr>
           <w:cantSplit/>
+          <w:jc w:val="center"/>
         </w:trPr>
         <w:tc>
           <w:tcPr>
             <w:tcW w:w="7600" w:type="dxa"/>
             <w:tcBorders>
-              <w:top w:val="single" w:sz="8" w:space="0" w:color="4472C4"/>
-              <w:left w:val="single" w:sz="8" w:space="0" w:color="4472C4"/>
-              <w:bottom w:val="single" w:sz="8" w:space="0" w:color="4472C4"/>
-              <w:right w:val="single" w:sz="8" w:space="0" w:color="4472C4"/>
+              <w:top w:val="single" w:color="4472C4" w:sz="8" w:space="0"/>
+              <w:left w:val="single" w:color="4472C4" w:sz="8" w:space="0"/>
+              <w:bottom w:val="single" w:color="4472C4" w:sz="8" w:space="0"/>
+              <w:right w:val="single" w:color="4472C4" w:sz="8" w:space="0"/>
             </w:tcBorders>
             <w:shd w:val="clear" w:color="auto" w:fill="EAF1FB"/>
             <w:vAlign w:val="center"/>
@@ -2221,7 +2869,7 @@
                 <w:sz w:val="21"/>
                 <w:szCs w:val="21"/>
               </w:rPr>
-              <w:t xml:space="preserve">MPU6500_Process_Data(dt)</w:t>
+              <w:t>MPU6500_Process_Data(dt)</w:t>
             </w:r>
           </w:p>
           <w:p>
@@ -2234,7 +2882,7 @@
                 <w:sz w:val="19"/>
                 <w:szCs w:val="19"/>
               </w:rPr>
-              <w:t xml:space="preserve">pitch / roll (lọc bù) · phát hiện đứng yên · yaw = tích phân Gz</w:t>
+              <w:t>pitch / roll (lọc bù) · phát hiện đứng yên · yaw = tích phân Gz</w:t>
             </w:r>
           </w:p>
           <w:p>
@@ -2246,7 +2894,7 @@
                 <w:sz w:val="19"/>
                 <w:szCs w:val="19"/>
               </w:rPr>
-              <w:t xml:space="preserve">Lift_Update: phát hiện nhấc xe / đặt xuống</w:t>
+              <w:t>Lift_Update: phát hiện nhấc xe / đặt xuống</w:t>
             </w:r>
           </w:p>
         </w:tc>
@@ -2259,17 +2907,25 @@
     </w:p>
     <w:p>
       <w:pPr>
-        <w:pStyle w:val="Heading2"/>
-      </w:pPr>
-      <w:r>
-        <w:t xml:space="preserve">3.1 Vòng ngoài – các chế độ chuyển động</w:t>
+        <w:pStyle w:val="3"/>
+      </w:pPr>
+      <w:r>
+        <w:t>3.1 Vòng ngoài – các chế độ chuyển động</w:t>
       </w:r>
     </w:p>
     <w:tbl>
       <w:tblPr>
-        <w:tblStyle w:val="TableGrid"/>
+        <w:tblStyle w:val="7"/>
         <w:tblW w:w="9637" w:type="dxa"/>
         <w:jc w:val="center"/>
+        <w:tblBorders>
+          <w:top w:val="single" w:color="A6A6A6" w:sz="4" w:space="0"/>
+          <w:left w:val="single" w:color="A6A6A6" w:sz="4" w:space="0"/>
+          <w:bottom w:val="single" w:color="A6A6A6" w:sz="4" w:space="0"/>
+          <w:right w:val="single" w:color="A6A6A6" w:sz="4" w:space="0"/>
+          <w:insideH w:val="single" w:color="A6A6A6" w:sz="4" w:space="0"/>
+          <w:insideV w:val="single" w:color="A6A6A6" w:sz="4" w:space="0"/>
+        </w:tblBorders>
         <w:tblLayout w:type="fixed"/>
         <w:tblCellMar>
           <w:top w:w="60" w:type="dxa"/>
@@ -2285,8 +2941,25 @@
         <w:gridCol w:w="2891"/>
       </w:tblGrid>
       <w:tr>
+        <w:tblPrEx>
+          <w:tblBorders>
+            <w:top w:val="single" w:color="A6A6A6" w:sz="4" w:space="0"/>
+            <w:left w:val="single" w:color="A6A6A6" w:sz="4" w:space="0"/>
+            <w:bottom w:val="single" w:color="A6A6A6" w:sz="4" w:space="0"/>
+            <w:right w:val="single" w:color="A6A6A6" w:sz="4" w:space="0"/>
+            <w:insideH w:val="single" w:color="A6A6A6" w:sz="4" w:space="0"/>
+            <w:insideV w:val="single" w:color="A6A6A6" w:sz="4" w:space="0"/>
+          </w:tblBorders>
+          <w:tblCellMar>
+            <w:top w:w="60" w:type="dxa"/>
+            <w:left w:w="100" w:type="dxa"/>
+            <w:bottom w:w="60" w:type="dxa"/>
+            <w:right w:w="100" w:type="dxa"/>
+          </w:tblCellMar>
+        </w:tblPrEx>
         <w:trPr>
           <w:tblHeader/>
+          <w:jc w:val="center"/>
         </w:trPr>
         <w:tc>
           <w:tcPr>
@@ -2305,7 +2978,7 @@
                 <w:sz w:val="20"/>
                 <w:szCs w:val="20"/>
               </w:rPr>
-              <w:t xml:space="preserve">Chế độ</w:t>
+              <w:t>Chế độ</w:t>
             </w:r>
           </w:p>
         </w:tc>
@@ -2326,7 +2999,7 @@
                 <w:sz w:val="20"/>
                 <w:szCs w:val="20"/>
               </w:rPr>
-              <w:t xml:space="preserve">Lệnh tạo ra</w:t>
+              <w:t>Lệnh tạo ra</w:t>
             </w:r>
           </w:p>
         </w:tc>
@@ -2347,7 +3020,7 @@
                 <w:sz w:val="20"/>
                 <w:szCs w:val="20"/>
               </w:rPr>
-              <w:t xml:space="preserve">Vận tốc tiến v</w:t>
+              <w:t>Vận tốc tiến v</w:t>
             </w:r>
           </w:p>
         </w:tc>
@@ -2368,14 +3041,31 @@
                 <w:sz w:val="20"/>
                 <w:szCs w:val="20"/>
               </w:rPr>
-              <w:t xml:space="preserve">Tốc độ quay ω</w:t>
+              <w:t>Tốc độ quay ω</w:t>
             </w:r>
           </w:p>
         </w:tc>
       </w:tr>
       <w:tr>
+        <w:tblPrEx>
+          <w:tblBorders>
+            <w:top w:val="single" w:color="A6A6A6" w:sz="4" w:space="0"/>
+            <w:left w:val="single" w:color="A6A6A6" w:sz="4" w:space="0"/>
+            <w:bottom w:val="single" w:color="A6A6A6" w:sz="4" w:space="0"/>
+            <w:right w:val="single" w:color="A6A6A6" w:sz="4" w:space="0"/>
+            <w:insideH w:val="single" w:color="A6A6A6" w:sz="4" w:space="0"/>
+            <w:insideV w:val="single" w:color="A6A6A6" w:sz="4" w:space="0"/>
+          </w:tblBorders>
+          <w:tblCellMar>
+            <w:top w:w="60" w:type="dxa"/>
+            <w:left w:w="100" w:type="dxa"/>
+            <w:bottom w:w="60" w:type="dxa"/>
+            <w:right w:w="100" w:type="dxa"/>
+          </w:tblCellMar>
+        </w:tblPrEx>
         <w:trPr>
           <w:cantSplit/>
+          <w:jc w:val="center"/>
         </w:trPr>
         <w:tc>
           <w:tcPr>
@@ -2391,7 +3081,7 @@
                 <w:sz w:val="20"/>
                 <w:szCs w:val="20"/>
               </w:rPr>
-              <w:t xml:space="preserve">STRAIGHT</w:t>
+              <w:t>STRAIGHT</w:t>
             </w:r>
           </w:p>
         </w:tc>
@@ -2411,7 +3101,7 @@
                 <w:szCs w:val="18"/>
                 <w:shd w:val="clear" w:color="auto" w:fill="F2F2F2"/>
               </w:rPr>
-              <w:t xml:space="preserve">Move_Straight</w:t>
+              <w:t>Move_Straight</w:t>
             </w:r>
             <w:r>
               <w:rPr>
@@ -2432,7 +3122,7 @@
                 <w:szCs w:val="18"/>
                 <w:shd w:val="clear" w:color="auto" w:fill="F2F2F2"/>
               </w:rPr>
-              <w:t xml:space="preserve">Move_Straight_Begin</w:t>
+              <w:t>Move_Straight_Begin</w:t>
             </w:r>
             <w:r>
               <w:rPr>
@@ -2457,31 +3147,31 @@
                 <w:sz w:val="20"/>
                 <w:szCs w:val="20"/>
               </w:rPr>
-              <w:t xml:space="preserve">min(tốc độ đặt, √(2 × 1000 × quãng còn lại))</w:t>
-            </w:r>
-          </w:p>
-          <w:p>
-            <w:pPr>
-              <w:spacing w:before="0" w:after="0"/>
-            </w:pPr>
-            <w:r>
-              <w:rPr>
-                <w:sz w:val="20"/>
-                <w:szCs w:val="20"/>
-              </w:rPr>
-              <w:t xml:space="preserve">IR trước &gt; 300: giảm dần tới 80 mm/s</w:t>
-            </w:r>
-          </w:p>
-          <w:p>
-            <w:pPr>
-              <w:spacing w:before="0" w:after="0"/>
-            </w:pPr>
-            <w:r>
-              <w:rPr>
-                <w:sz w:val="20"/>
-                <w:szCs w:val="20"/>
-              </w:rPr>
-              <w:t xml:space="preserve">Dừng khi IR trước (tính cả đà) ≥ 1700</w:t>
+              <w:t>min(tốc độ đặt, √(2 × 1000 × quãng còn lại))</w:t>
+            </w:r>
+          </w:p>
+          <w:p>
+            <w:pPr>
+              <w:spacing w:before="0" w:after="0"/>
+            </w:pPr>
+            <w:r>
+              <w:rPr>
+                <w:sz w:val="20"/>
+                <w:szCs w:val="20"/>
+              </w:rPr>
+              <w:t>IR trước &gt; 300: giảm dần tới 80 mm/s</w:t>
+            </w:r>
+          </w:p>
+          <w:p>
+            <w:pPr>
+              <w:spacing w:before="0" w:after="0"/>
+            </w:pPr>
+            <w:r>
+              <w:rPr>
+                <w:sz w:val="20"/>
+                <w:szCs w:val="20"/>
+              </w:rPr>
+              <w:t>Dừng khi IR trước (tính cả đà) ≥ 1700</w:t>
             </w:r>
           </w:p>
         </w:tc>
@@ -2499,14 +3189,31 @@
                 <w:sz w:val="20"/>
                 <w:szCs w:val="20"/>
               </w:rPr>
-              <w:t xml:space="preserve">PD giữ hướng + tránh tường bên + cân giữa ô</w:t>
+              <w:t>PD giữ hướng + tránh tường bên + cân giữa ô</w:t>
             </w:r>
           </w:p>
         </w:tc>
       </w:tr>
       <w:tr>
+        <w:tblPrEx>
+          <w:tblBorders>
+            <w:top w:val="single" w:color="A6A6A6" w:sz="4" w:space="0"/>
+            <w:left w:val="single" w:color="A6A6A6" w:sz="4" w:space="0"/>
+            <w:bottom w:val="single" w:color="A6A6A6" w:sz="4" w:space="0"/>
+            <w:right w:val="single" w:color="A6A6A6" w:sz="4" w:space="0"/>
+            <w:insideH w:val="single" w:color="A6A6A6" w:sz="4" w:space="0"/>
+            <w:insideV w:val="single" w:color="A6A6A6" w:sz="4" w:space="0"/>
+          </w:tblBorders>
+          <w:tblCellMar>
+            <w:top w:w="60" w:type="dxa"/>
+            <w:left w:w="100" w:type="dxa"/>
+            <w:bottom w:w="60" w:type="dxa"/>
+            <w:right w:w="100" w:type="dxa"/>
+          </w:tblCellMar>
+        </w:tblPrEx>
         <w:trPr>
           <w:cantSplit/>
+          <w:jc w:val="center"/>
         </w:trPr>
         <w:tc>
           <w:tcPr>
@@ -2522,7 +3229,7 @@
                 <w:sz w:val="20"/>
                 <w:szCs w:val="20"/>
               </w:rPr>
-              <w:t xml:space="preserve">TURN</w:t>
+              <w:t>TURN</w:t>
             </w:r>
           </w:p>
         </w:tc>
@@ -2542,7 +3249,7 @@
                 <w:szCs w:val="18"/>
                 <w:shd w:val="clear" w:color="auto" w:fill="F2F2F2"/>
               </w:rPr>
-              <w:t xml:space="preserve">Turn_Angle</w:t>
+              <w:t>Turn_Angle</w:t>
             </w:r>
             <w:r>
               <w:rPr>
@@ -2558,7 +3265,7 @@
                 <w:szCs w:val="18"/>
                 <w:shd w:val="clear" w:color="auto" w:fill="F2F2F2"/>
               </w:rPr>
-              <w:t xml:space="preserve">Turn_Left</w:t>
+              <w:t>Turn_Left</w:t>
             </w:r>
             <w:r>
               <w:rPr>
@@ -2574,7 +3281,7 @@
                 <w:szCs w:val="18"/>
                 <w:shd w:val="clear" w:color="auto" w:fill="F2F2F2"/>
               </w:rPr>
-              <w:t xml:space="preserve">Turn_Right</w:t>
+              <w:t>Turn_Right</w:t>
             </w:r>
           </w:p>
         </w:tc>
@@ -2592,7 +3299,7 @@
                 <w:sz w:val="20"/>
                 <w:szCs w:val="20"/>
               </w:rPr>
-              <w:t xml:space="preserve">0</w:t>
+              <w:t>0</w:t>
             </w:r>
           </w:p>
         </w:tc>
@@ -2610,14 +3317,31 @@
                 <w:sz w:val="20"/>
                 <w:szCs w:val="20"/>
               </w:rPr>
-              <w:t xml:space="preserve">Đường cong √, tối đa 300 °/s, hãm 1500 °/s²</w:t>
+              <w:t>Đường cong √, tối đa 300 °/s, hãm 1500 °/s²</w:t>
             </w:r>
           </w:p>
         </w:tc>
       </w:tr>
       <w:tr>
+        <w:tblPrEx>
+          <w:tblBorders>
+            <w:top w:val="single" w:color="A6A6A6" w:sz="4" w:space="0"/>
+            <w:left w:val="single" w:color="A6A6A6" w:sz="4" w:space="0"/>
+            <w:bottom w:val="single" w:color="A6A6A6" w:sz="4" w:space="0"/>
+            <w:right w:val="single" w:color="A6A6A6" w:sz="4" w:space="0"/>
+            <w:insideH w:val="single" w:color="A6A6A6" w:sz="4" w:space="0"/>
+            <w:insideV w:val="single" w:color="A6A6A6" w:sz="4" w:space="0"/>
+          </w:tblBorders>
+          <w:tblCellMar>
+            <w:top w:w="60" w:type="dxa"/>
+            <w:left w:w="100" w:type="dxa"/>
+            <w:bottom w:w="60" w:type="dxa"/>
+            <w:right w:w="100" w:type="dxa"/>
+          </w:tblCellMar>
+        </w:tblPrEx>
         <w:trPr>
           <w:cantSplit/>
+          <w:jc w:val="center"/>
         </w:trPr>
         <w:tc>
           <w:tcPr>
@@ -2633,7 +3357,7 @@
                 <w:sz w:val="20"/>
                 <w:szCs w:val="20"/>
               </w:rPr>
-              <w:t xml:space="preserve">HOLD</w:t>
+              <w:t>HOLD</w:t>
             </w:r>
           </w:p>
         </w:tc>
@@ -2653,7 +3377,7 @@
                 <w:szCs w:val="18"/>
                 <w:shd w:val="clear" w:color="auto" w:fill="F2F2F2"/>
               </w:rPr>
-              <w:t xml:space="preserve">Move_Straight(0, …)</w:t>
+              <w:t>Move_Straight(0, …)</w:t>
             </w:r>
             <w:r>
               <w:rPr>
@@ -2669,7 +3393,7 @@
                 <w:szCs w:val="18"/>
                 <w:shd w:val="clear" w:color="auto" w:fill="F2F2F2"/>
               </w:rPr>
-              <w:t xml:space="preserve">Wall_Align</w:t>
+              <w:t>Wall_Align</w:t>
             </w:r>
           </w:p>
         </w:tc>
@@ -2687,7 +3411,7 @@
                 <w:sz w:val="20"/>
                 <w:szCs w:val="20"/>
               </w:rPr>
-              <w:t xml:space="preserve">0 (trừ lúc tiến / lùi chỉnh khoảng cách tới tường: 30 mm/s)</w:t>
+              <w:t>0 (trừ lúc tiến / lùi chỉnh khoảng cách tới tường: 30 mm/s)</w:t>
             </w:r>
           </w:p>
         </w:tc>
@@ -2705,7 +3429,7 @@
                 <w:sz w:val="20"/>
                 <w:szCs w:val="20"/>
               </w:rPr>
-              <w:t xml:space="preserve">Giữ hướng có trễ (bắt đầu sửa khi lệch &gt; 2°, dừng khi &lt; 0.7°) + căn tường trước</w:t>
+              <w:t>Giữ hướng có trễ (bắt đầu sửa khi lệch &gt; 2°, dừng khi &lt; 0.7°) + căn tường trước</w:t>
             </w:r>
           </w:p>
         </w:tc>
@@ -2718,15 +3442,15 @@
     </w:p>
     <w:p>
       <w:pPr>
-        <w:pStyle w:val="Heading2"/>
-      </w:pPr>
-      <w:r>
-        <w:t xml:space="preserve">3.2 Giữ hướng khi đi thẳng</w:t>
-      </w:r>
-    </w:p>
-    <w:p>
-      <w:pPr>
-        <w:pStyle w:val="ListParagraph"/>
+        <w:pStyle w:val="3"/>
+      </w:pPr>
+      <w:r>
+        <w:t>3.2 Giữ hướng khi đi thẳng</w:t>
+      </w:r>
+    </w:p>
+    <w:p>
+      <w:pPr>
+        <w:pStyle w:val="9"/>
         <w:numPr>
           <w:ilvl w:val="0"/>
           <w:numId w:val="1"/>
@@ -2737,7 +3461,7 @@
           <w:b/>
           <w:bCs/>
         </w:rPr>
-        <w:t xml:space="preserve">PD theo gyro:</w:t>
+        <w:t>PD theo gyro:</w:t>
       </w:r>
       <w:r>
         <w:t xml:space="preserve"> ω = 20 × (hướng đích − hướng hiện tại) − 0.5 × tốc độ quay đã lọc (20 ms), giới hạn 90 °/s.</w:t>
@@ -2745,7 +3469,7 @@
     </w:p>
     <w:p>
       <w:pPr>
-        <w:pStyle w:val="ListParagraph"/>
+        <w:pStyle w:val="9"/>
         <w:numPr>
           <w:ilvl w:val="1"/>
           <w:numId w:val="1"/>
@@ -2761,7 +3485,7 @@
           <w:szCs w:val="20"/>
           <w:shd w:val="clear" w:color="auto" w:fill="F2F2F2"/>
         </w:rPr>
-        <w:t xml:space="preserve">Motion_Begin()</w:t>
+        <w:t>Motion_Begin()</w:t>
       </w:r>
       <w:r>
         <w:t xml:space="preserve"> đặt gốc, mỗi lệnh quay cộng thêm góc. Sai số của một lần quay được đoạn thẳng sau sửa lại, nên không cộng dồn.</w:t>
@@ -2769,7 +3493,7 @@
     </w:p>
     <w:p>
       <w:pPr>
-        <w:pStyle w:val="ListParagraph"/>
+        <w:pStyle w:val="9"/>
         <w:numPr>
           <w:ilvl w:val="0"/>
           <w:numId w:val="1"/>
@@ -2780,7 +3504,7 @@
           <w:b/>
           <w:bCs/>
         </w:rPr>
-        <w:t xml:space="preserve">Tránh tường bên:</w:t>
+        <w:t>Tránh tường bên:</w:t>
       </w:r>
       <w:r>
         <w:t xml:space="preserve"> mắt bên &gt; 1200 thì lái ra xa 0.1° cho mỗi đơn vị vượt, tối đa 10°.</w:t>
@@ -2788,7 +3512,7 @@
     </w:p>
     <w:p>
       <w:pPr>
-        <w:pStyle w:val="ListParagraph"/>
+        <w:pStyle w:val="9"/>
         <w:numPr>
           <w:ilvl w:val="0"/>
           <w:numId w:val="1"/>
@@ -2799,7 +3523,7 @@
           <w:b/>
           <w:bCs/>
         </w:rPr>
-        <w:t xml:space="preserve">Cân giữa ô:</w:t>
+        <w:t>Cân giữa ô:</w:t>
       </w:r>
       <w:r>
         <w:t xml:space="preserve"> mốc khi xe ở giữa ô là IRL 240, IRR 280; một bên có tường khi đọc ≥ 170.</w:t>
@@ -2807,51 +3531,51 @@
     </w:p>
     <w:p>
       <w:pPr>
-        <w:pStyle w:val="ListParagraph"/>
+        <w:pStyle w:val="9"/>
         <w:numPr>
           <w:ilvl w:val="1"/>
           <w:numId w:val="1"/>
         </w:numPr>
       </w:pPr>
       <w:r>
-        <w:t xml:space="preserve">Lệch ngang (theo IR ~ 1/d²): tường trái e = 1 − √(240/L), tường phải e = √(280/R) − 1; hai bên đều có tường thì lấy trung bình, không có tường thì chỉ giữ hướng gyro.</w:t>
-      </w:r>
-    </w:p>
-    <w:p>
-      <w:pPr>
-        <w:pStyle w:val="ListParagraph"/>
+        <w:t>Lệch ngang (theo IR ~ 1/d²): tường trái e = 1 − √(240/L), tường phải e = √(280/R) − 1; hai bên đều có tường thì lấy trung bình, không có tường thì chỉ giữ hướng gyro.</w:t>
+      </w:r>
+    </w:p>
+    <w:p>
+      <w:pPr>
+        <w:pStyle w:val="9"/>
         <w:numPr>
           <w:ilvl w:val="1"/>
           <w:numId w:val="1"/>
         </w:numPr>
       </w:pPr>
       <w:r>
-        <w:t xml:space="preserve">Góc lái thêm = −60 × e (độ), tối đa ±5°, giảm theo tốc độ khi dưới 150 mm/s, tắt khi IR trước &gt; 600.</w:t>
-      </w:r>
-    </w:p>
-    <w:p>
-      <w:pPr>
-        <w:pStyle w:val="ListParagraph"/>
+        <w:t>Góc lái thêm = −60 × e (độ), tối đa ±5°, giảm theo tốc độ khi dưới 150 mm/s, tắt khi IR trước &gt; 600.</w:t>
+      </w:r>
+    </w:p>
+    <w:p>
+      <w:pPr>
+        <w:pStyle w:val="9"/>
         <w:numPr>
           <w:ilvl w:val="1"/>
           <w:numId w:val="1"/>
         </w:numPr>
       </w:pPr>
       <w:r>
-        <w:t xml:space="preserve">Chỉ cộng vào lệnh lái: hướng đích của gyro không đổi.</w:t>
-      </w:r>
-    </w:p>
-    <w:p>
-      <w:pPr>
-        <w:pStyle w:val="Heading2"/>
-      </w:pPr>
-      <w:r>
-        <w:t xml:space="preserve">3.3 Xử lý IMU</w:t>
-      </w:r>
-    </w:p>
-    <w:p>
-      <w:pPr>
-        <w:pStyle w:val="ListParagraph"/>
+        <w:t>Chỉ cộng vào lệnh lái: hướng đích của gyro không đổi.</w:t>
+      </w:r>
+    </w:p>
+    <w:p>
+      <w:pPr>
+        <w:pStyle w:val="3"/>
+      </w:pPr>
+      <w:r>
+        <w:t>3.3 Xử lý IMU</w:t>
+      </w:r>
+    </w:p>
+    <w:p>
+      <w:pPr>
+        <w:pStyle w:val="9"/>
         <w:numPr>
           <w:ilvl w:val="0"/>
           <w:numId w:val="1"/>
@@ -2862,7 +3586,7 @@
           <w:b/>
           <w:bCs/>
         </w:rPr>
-        <w:t xml:space="preserve">Yaw</w:t>
+        <w:t>Yaw</w:t>
       </w:r>
       <w:r>
         <w:t xml:space="preserve"> = tích phân Gz (không có vùng chết). Khi xe đứng yên, yaw được giữ nguyên và offset Gz tự bám theo (hằng số thời gian 2 s).</w:t>
@@ -2870,7 +3594,7 @@
     </w:p>
     <w:p>
       <w:pPr>
-        <w:pStyle w:val="ListParagraph"/>
+        <w:pStyle w:val="9"/>
         <w:numPr>
           <w:ilvl w:val="0"/>
           <w:numId w:val="1"/>
@@ -2881,7 +3605,7 @@
           <w:b/>
           <w:bCs/>
         </w:rPr>
-        <w:t xml:space="preserve">Đứng yên</w:t>
+        <w:t>Đứng yên</w:t>
       </w:r>
       <w:r>
         <w:t xml:space="preserve"> khi cả 2 bánh gần như không quay và Gz ổn định (dao động &lt; 0.2 °/s).</w:t>
@@ -2889,7 +3613,7 @@
     </w:p>
     <w:p>
       <w:pPr>
-        <w:pStyle w:val="ListParagraph"/>
+        <w:pStyle w:val="9"/>
         <w:numPr>
           <w:ilvl w:val="0"/>
           <w:numId w:val="1"/>
@@ -2900,7 +3624,7 @@
           <w:b/>
           <w:bCs/>
         </w:rPr>
-        <w:t xml:space="preserve">Nhấc xe</w:t>
+        <w:t>Nhấc xe</w:t>
       </w:r>
       <w:r>
         <w:t xml:space="preserve"> (chỉ dùng gia tốc kế): nghiêng &gt; 20° hoặc vận tốc theo phương đứng &gt; 0.12 m/s trong 20 ms.</w:t>
@@ -2908,34 +3632,34 @@
     </w:p>
     <w:p>
       <w:pPr>
-        <w:pStyle w:val="ListParagraph"/>
+        <w:pStyle w:val="9"/>
         <w:numPr>
           <w:ilvl w:val="1"/>
           <w:numId w:val="1"/>
         </w:numPr>
       </w:pPr>
       <w:r>
-        <w:t xml:space="preserve">Khi bị nhấc: khóa động cơ, tắt PB15, hủy chuyển động đang chạy.</w:t>
-      </w:r>
-    </w:p>
-    <w:p>
-      <w:pPr>
-        <w:pStyle w:val="ListParagraph"/>
+        <w:t>Khi bị nhấc: khóa động cơ, tắt PB15, hủy chuyển động đang chạy.</w:t>
+      </w:r>
+    </w:p>
+    <w:p>
+      <w:pPr>
+        <w:pStyle w:val="9"/>
         <w:numPr>
           <w:ilvl w:val="1"/>
           <w:numId w:val="1"/>
         </w:numPr>
       </w:pPr>
       <w:r>
-        <w:t xml:space="preserve">Đặt xuống nằm yên 1 s: hiệu chỉnh lại gyro, yaw = 0, PB15 sáng.</w:t>
-      </w:r>
-    </w:p>
-    <w:p>
-      <w:pPr>
-        <w:pStyle w:val="Heading1"/>
-      </w:pPr>
-      <w:r>
-        <w:t xml:space="preserve">4. Căn tường trước và đặt lại hướng MPU</w:t>
+        <w:t>Đặt xuống nằm yên 1 s: hiệu chỉnh lại gyro, yaw = 0, PB15 sáng.</w:t>
+      </w:r>
+    </w:p>
+    <w:p>
+      <w:pPr>
+        <w:pStyle w:val="2"/>
+      </w:pPr>
+      <w:r>
+        <w:t>4. Căn tường trước và đặt lại hướng MPU</w:t>
       </w:r>
     </w:p>
     <w:p>
@@ -2949,7 +3673,7 @@
           <w:szCs w:val="20"/>
           <w:shd w:val="clear" w:color="auto" w:fill="F2F2F2"/>
         </w:rPr>
-        <w:t xml:space="preserve">Wall_Align()</w:t>
+        <w:t>Wall_Align()</w:t>
       </w:r>
       <w:r>
         <w:t xml:space="preserve"> bật chế độ này rồi chờ kết quả. Nó được gọi khi đi thẳng gặp tường, và trong giải mê cung trước khi rẽ ở ô có tường phía trước.</w:t>
@@ -2957,9 +3681,17 @@
     </w:p>
     <w:tbl>
       <w:tblPr>
-        <w:tblStyle w:val="TableGrid"/>
+        <w:tblStyle w:val="7"/>
         <w:tblW w:w="7600" w:type="dxa"/>
         <w:jc w:val="center"/>
+        <w:tblBorders>
+          <w:top w:val="single" w:color="A6A6A6" w:sz="4" w:space="0"/>
+          <w:left w:val="single" w:color="A6A6A6" w:sz="4" w:space="0"/>
+          <w:bottom w:val="single" w:color="A6A6A6" w:sz="4" w:space="0"/>
+          <w:right w:val="single" w:color="A6A6A6" w:sz="4" w:space="0"/>
+          <w:insideH w:val="single" w:color="A6A6A6" w:sz="4" w:space="0"/>
+          <w:insideV w:val="single" w:color="A6A6A6" w:sz="4" w:space="0"/>
+        </w:tblBorders>
         <w:tblLayout w:type="fixed"/>
         <w:tblCellMar>
           <w:top w:w="60" w:type="dxa"/>
@@ -2972,17 +3704,34 @@
         <w:gridCol w:w="7600"/>
       </w:tblGrid>
       <w:tr>
+        <w:tblPrEx>
+          <w:tblBorders>
+            <w:top w:val="single" w:color="A6A6A6" w:sz="4" w:space="0"/>
+            <w:left w:val="single" w:color="A6A6A6" w:sz="4" w:space="0"/>
+            <w:bottom w:val="single" w:color="A6A6A6" w:sz="4" w:space="0"/>
+            <w:right w:val="single" w:color="A6A6A6" w:sz="4" w:space="0"/>
+            <w:insideH w:val="single" w:color="A6A6A6" w:sz="4" w:space="0"/>
+            <w:insideV w:val="single" w:color="A6A6A6" w:sz="4" w:space="0"/>
+          </w:tblBorders>
+          <w:tblCellMar>
+            <w:top w:w="60" w:type="dxa"/>
+            <w:left w:w="100" w:type="dxa"/>
+            <w:bottom w:w="60" w:type="dxa"/>
+            <w:right w:w="100" w:type="dxa"/>
+          </w:tblCellMar>
+        </w:tblPrEx>
         <w:trPr>
           <w:cantSplit/>
+          <w:jc w:val="center"/>
         </w:trPr>
         <w:tc>
           <w:tcPr>
             <w:tcW w:w="7600" w:type="dxa"/>
             <w:tcBorders>
-              <w:top w:val="single" w:sz="8" w:space="0" w:color="4472C4"/>
-              <w:left w:val="single" w:sz="8" w:space="0" w:color="4472C4"/>
-              <w:bottom w:val="single" w:sz="8" w:space="0" w:color="4472C4"/>
-              <w:right w:val="single" w:sz="8" w:space="0" w:color="4472C4"/>
+              <w:top w:val="single" w:color="4472C4" w:sz="8" w:space="0"/>
+              <w:left w:val="single" w:color="4472C4" w:sz="8" w:space="0"/>
+              <w:bottom w:val="single" w:color="4472C4" w:sz="8" w:space="0"/>
+              <w:right w:val="single" w:color="4472C4" w:sz="8" w:space="0"/>
             </w:tcBorders>
             <w:shd w:val="clear" w:color="auto" w:fill="EAF1FB"/>
             <w:vAlign w:val="center"/>
@@ -3000,7 +3749,7 @@
                 <w:sz w:val="21"/>
                 <w:szCs w:val="21"/>
               </w:rPr>
-              <w:t xml:space="preserve">Xác nhận có tường</w:t>
+              <w:t>Xác nhận có tường</w:t>
             </w:r>
           </w:p>
           <w:p>
@@ -3012,7 +3761,7 @@
                 <w:sz w:val="19"/>
                 <w:szCs w:val="19"/>
               </w:rPr>
-              <w:t xml:space="preserve">Cả 2 mắt trước ≥ 600, xe đứng yên 100 ms</w:t>
+              <w:t>Cả 2 mắt trước ≥ 600, xe đứng yên 100 ms</w:t>
             </w:r>
           </w:p>
         </w:tc>
@@ -3030,14 +3779,22 @@
           <w:sz w:val="20"/>
           <w:szCs w:val="20"/>
         </w:rPr>
-        <w:t xml:space="preserve">▼</w:t>
+        <w:t>▼</w:t>
       </w:r>
     </w:p>
     <w:tbl>
       <w:tblPr>
-        <w:tblStyle w:val="TableGrid"/>
+        <w:tblStyle w:val="7"/>
         <w:tblW w:w="7600" w:type="dxa"/>
         <w:jc w:val="center"/>
+        <w:tblBorders>
+          <w:top w:val="single" w:color="A6A6A6" w:sz="4" w:space="0"/>
+          <w:left w:val="single" w:color="A6A6A6" w:sz="4" w:space="0"/>
+          <w:bottom w:val="single" w:color="A6A6A6" w:sz="4" w:space="0"/>
+          <w:right w:val="single" w:color="A6A6A6" w:sz="4" w:space="0"/>
+          <w:insideH w:val="single" w:color="A6A6A6" w:sz="4" w:space="0"/>
+          <w:insideV w:val="single" w:color="A6A6A6" w:sz="4" w:space="0"/>
+        </w:tblBorders>
         <w:tblLayout w:type="fixed"/>
         <w:tblCellMar>
           <w:top w:w="60" w:type="dxa"/>
@@ -3050,17 +3807,34 @@
         <w:gridCol w:w="7600"/>
       </w:tblGrid>
       <w:tr>
+        <w:tblPrEx>
+          <w:tblBorders>
+            <w:top w:val="single" w:color="A6A6A6" w:sz="4" w:space="0"/>
+            <w:left w:val="single" w:color="A6A6A6" w:sz="4" w:space="0"/>
+            <w:bottom w:val="single" w:color="A6A6A6" w:sz="4" w:space="0"/>
+            <w:right w:val="single" w:color="A6A6A6" w:sz="4" w:space="0"/>
+            <w:insideH w:val="single" w:color="A6A6A6" w:sz="4" w:space="0"/>
+            <w:insideV w:val="single" w:color="A6A6A6" w:sz="4" w:space="0"/>
+          </w:tblBorders>
+          <w:tblCellMar>
+            <w:top w:w="60" w:type="dxa"/>
+            <w:left w:w="100" w:type="dxa"/>
+            <w:bottom w:w="60" w:type="dxa"/>
+            <w:right w:w="100" w:type="dxa"/>
+          </w:tblCellMar>
+        </w:tblPrEx>
         <w:trPr>
           <w:cantSplit/>
+          <w:jc w:val="center"/>
         </w:trPr>
         <w:tc>
           <w:tcPr>
             <w:tcW w:w="7600" w:type="dxa"/>
             <w:tcBorders>
-              <w:top w:val="single" w:sz="8" w:space="0" w:color="4472C4"/>
-              <w:left w:val="single" w:sz="8" w:space="0" w:color="4472C4"/>
-              <w:bottom w:val="single" w:sz="8" w:space="0" w:color="4472C4"/>
-              <w:right w:val="single" w:sz="8" w:space="0" w:color="4472C4"/>
+              <w:top w:val="single" w:color="4472C4" w:sz="8" w:space="0"/>
+              <w:left w:val="single" w:color="4472C4" w:sz="8" w:space="0"/>
+              <w:bottom w:val="single" w:color="4472C4" w:sz="8" w:space="0"/>
+              <w:right w:val="single" w:color="4472C4" w:sz="8" w:space="0"/>
             </w:tcBorders>
             <w:shd w:val="clear" w:color="auto" w:fill="EAF1FB"/>
             <w:vAlign w:val="center"/>
@@ -3078,7 +3852,7 @@
                 <w:sz w:val="21"/>
                 <w:szCs w:val="21"/>
               </w:rPr>
-              <w:t xml:space="preserve">Chỉnh khoảng cách</w:t>
+              <w:t>Chỉnh khoảng cách</w:t>
             </w:r>
           </w:p>
           <w:p>
@@ -3091,7 +3865,7 @@
                 <w:sz w:val="19"/>
                 <w:szCs w:val="19"/>
               </w:rPr>
-              <w:t xml:space="preserve">Mắt gần hơn &gt; 1725: lùi · &lt; 1640: tiến chậm 30 mm/s tới 1700</w:t>
+              <w:t>Mắt gần hơn &gt; 1725: lùi · &lt; 1640: tiến chậm 30 mm/s tới 1700</w:t>
             </w:r>
           </w:p>
           <w:p>
@@ -3103,7 +3877,7 @@
                 <w:sz w:val="19"/>
                 <w:szCs w:val="19"/>
               </w:rPr>
-              <w:t xml:space="preserve">(Bất cứ lúc nào IR &gt; 2000 thì lùi ra)</w:t>
+              <w:t>(Bất cứ lúc nào IR &gt; 2000 thì lùi ra)</w:t>
             </w:r>
           </w:p>
         </w:tc>
@@ -3121,14 +3895,22 @@
           <w:sz w:val="20"/>
           <w:szCs w:val="20"/>
         </w:rPr>
-        <w:t xml:space="preserve">▼</w:t>
+        <w:t>▼</w:t>
       </w:r>
     </w:p>
     <w:tbl>
       <w:tblPr>
-        <w:tblStyle w:val="TableGrid"/>
+        <w:tblStyle w:val="7"/>
         <w:tblW w:w="7600" w:type="dxa"/>
         <w:jc w:val="center"/>
+        <w:tblBorders>
+          <w:top w:val="single" w:color="A6A6A6" w:sz="4" w:space="0"/>
+          <w:left w:val="single" w:color="A6A6A6" w:sz="4" w:space="0"/>
+          <w:bottom w:val="single" w:color="A6A6A6" w:sz="4" w:space="0"/>
+          <w:right w:val="single" w:color="A6A6A6" w:sz="4" w:space="0"/>
+          <w:insideH w:val="single" w:color="A6A6A6" w:sz="4" w:space="0"/>
+          <w:insideV w:val="single" w:color="A6A6A6" w:sz="4" w:space="0"/>
+        </w:tblBorders>
         <w:tblLayout w:type="fixed"/>
         <w:tblCellMar>
           <w:top w:w="60" w:type="dxa"/>
@@ -3141,17 +3923,34 @@
         <w:gridCol w:w="7600"/>
       </w:tblGrid>
       <w:tr>
+        <w:tblPrEx>
+          <w:tblBorders>
+            <w:top w:val="single" w:color="A6A6A6" w:sz="4" w:space="0"/>
+            <w:left w:val="single" w:color="A6A6A6" w:sz="4" w:space="0"/>
+            <w:bottom w:val="single" w:color="A6A6A6" w:sz="4" w:space="0"/>
+            <w:right w:val="single" w:color="A6A6A6" w:sz="4" w:space="0"/>
+            <w:insideH w:val="single" w:color="A6A6A6" w:sz="4" w:space="0"/>
+            <w:insideV w:val="single" w:color="A6A6A6" w:sz="4" w:space="0"/>
+          </w:tblBorders>
+          <w:tblCellMar>
+            <w:top w:w="60" w:type="dxa"/>
+            <w:left w:w="100" w:type="dxa"/>
+            <w:bottom w:w="60" w:type="dxa"/>
+            <w:right w:w="100" w:type="dxa"/>
+          </w:tblCellMar>
+        </w:tblPrEx>
         <w:trPr>
           <w:cantSplit/>
+          <w:jc w:val="center"/>
         </w:trPr>
         <w:tc>
           <w:tcPr>
             <w:tcW w:w="7600" w:type="dxa"/>
             <w:tcBorders>
-              <w:top w:val="single" w:sz="8" w:space="0" w:color="4472C4"/>
-              <w:left w:val="single" w:sz="8" w:space="0" w:color="4472C4"/>
-              <w:bottom w:val="single" w:sz="8" w:space="0" w:color="4472C4"/>
-              <w:right w:val="single" w:sz="8" w:space="0" w:color="4472C4"/>
+              <w:top w:val="single" w:color="4472C4" w:sz="8" w:space="0"/>
+              <w:left w:val="single" w:color="4472C4" w:sz="8" w:space="0"/>
+              <w:bottom w:val="single" w:color="4472C4" w:sz="8" w:space="0"/>
+              <w:right w:val="single" w:color="4472C4" w:sz="8" w:space="0"/>
             </w:tcBorders>
             <w:shd w:val="clear" w:color="auto" w:fill="EAF1FB"/>
             <w:vAlign w:val="center"/>
@@ -3169,7 +3968,7 @@
                 <w:sz w:val="21"/>
                 <w:szCs w:val="21"/>
               </w:rPr>
-              <w:t xml:space="preserve">Đo độ lệch r = (FL − FR) / (FL + FR)</w:t>
+              <w:t>Đo độ lệch r = (FL − FR) / (FL + FR)</w:t>
             </w:r>
           </w:p>
           <w:p>
@@ -3181,7 +3980,7 @@
                 <w:sz w:val="19"/>
                 <w:szCs w:val="19"/>
               </w:rPr>
-              <w:t xml:space="preserve">Trung bình 25 mẫu (50 ms)</w:t>
+              <w:t>Trung bình 25 mẫu (50 ms)</w:t>
             </w:r>
           </w:p>
         </w:tc>
@@ -3199,14 +3998,22 @@
           <w:sz w:val="20"/>
           <w:szCs w:val="20"/>
         </w:rPr>
-        <w:t xml:space="preserve">▼</w:t>
+        <w:t>▼</w:t>
       </w:r>
     </w:p>
     <w:tbl>
       <w:tblPr>
-        <w:tblStyle w:val="TableGrid"/>
+        <w:tblStyle w:val="7"/>
         <w:tblW w:w="7600" w:type="dxa"/>
         <w:jc w:val="center"/>
+        <w:tblBorders>
+          <w:top w:val="single" w:color="A6A6A6" w:sz="4" w:space="0"/>
+          <w:left w:val="single" w:color="A6A6A6" w:sz="4" w:space="0"/>
+          <w:bottom w:val="single" w:color="A6A6A6" w:sz="4" w:space="0"/>
+          <w:right w:val="single" w:color="A6A6A6" w:sz="4" w:space="0"/>
+          <w:insideH w:val="single" w:color="A6A6A6" w:sz="4" w:space="0"/>
+          <w:insideV w:val="single" w:color="A6A6A6" w:sz="4" w:space="0"/>
+        </w:tblBorders>
         <w:tblLayout w:type="fixed"/>
         <w:tblCellMar>
           <w:top w:w="60" w:type="dxa"/>
@@ -3219,17 +4026,34 @@
         <w:gridCol w:w="7600"/>
       </w:tblGrid>
       <w:tr>
+        <w:tblPrEx>
+          <w:tblBorders>
+            <w:top w:val="single" w:color="A6A6A6" w:sz="4" w:space="0"/>
+            <w:left w:val="single" w:color="A6A6A6" w:sz="4" w:space="0"/>
+            <w:bottom w:val="single" w:color="A6A6A6" w:sz="4" w:space="0"/>
+            <w:right w:val="single" w:color="A6A6A6" w:sz="4" w:space="0"/>
+            <w:insideH w:val="single" w:color="A6A6A6" w:sz="4" w:space="0"/>
+            <w:insideV w:val="single" w:color="A6A6A6" w:sz="4" w:space="0"/>
+          </w:tblBorders>
+          <w:tblCellMar>
+            <w:top w:w="60" w:type="dxa"/>
+            <w:left w:w="100" w:type="dxa"/>
+            <w:bottom w:w="60" w:type="dxa"/>
+            <w:right w:w="100" w:type="dxa"/>
+          </w:tblCellMar>
+        </w:tblPrEx>
         <w:trPr>
           <w:cantSplit/>
+          <w:jc w:val="center"/>
         </w:trPr>
         <w:tc>
           <w:tcPr>
             <w:tcW w:w="7600" w:type="dxa"/>
             <w:tcBorders>
-              <w:top w:val="single" w:sz="8" w:space="0" w:color="4472C4"/>
-              <w:left w:val="single" w:sz="8" w:space="0" w:color="4472C4"/>
-              <w:bottom w:val="single" w:sz="8" w:space="0" w:color="4472C4"/>
-              <w:right w:val="single" w:sz="8" w:space="0" w:color="4472C4"/>
+              <w:top w:val="single" w:color="4472C4" w:sz="8" w:space="0"/>
+              <w:left w:val="single" w:color="4472C4" w:sz="8" w:space="0"/>
+              <w:bottom w:val="single" w:color="4472C4" w:sz="8" w:space="0"/>
+              <w:right w:val="single" w:color="4472C4" w:sz="8" w:space="0"/>
             </w:tcBorders>
             <w:shd w:val="clear" w:color="auto" w:fill="EAF1FB"/>
             <w:vAlign w:val="center"/>
@@ -3247,7 +4071,7 @@
                 <w:sz w:val="21"/>
                 <w:szCs w:val="21"/>
               </w:rPr>
-              <w:t xml:space="preserve">Đo độ nhạy g (lần đầu)</w:t>
+              <w:t>Đo độ nhạy g (lần đầu)</w:t>
             </w:r>
           </w:p>
           <w:p>
@@ -3259,7 +4083,7 @@
                 <w:sz w:val="19"/>
                 <w:szCs w:val="19"/>
               </w:rPr>
-              <w:t xml:space="preserve">Quay thử 4°, g = Δr / Δgóc (góc đo bằng gyro)</w:t>
+              <w:t>Quay thử 4°, g = Δr / Δgóc (góc đo bằng gyro)</w:t>
             </w:r>
           </w:p>
         </w:tc>
@@ -3277,14 +4101,22 @@
           <w:sz w:val="20"/>
           <w:szCs w:val="20"/>
         </w:rPr>
-        <w:t xml:space="preserve">▼</w:t>
+        <w:t>▼</w:t>
       </w:r>
     </w:p>
     <w:tbl>
       <w:tblPr>
-        <w:tblStyle w:val="TableGrid"/>
+        <w:tblStyle w:val="7"/>
         <w:tblW w:w="7600" w:type="dxa"/>
         <w:jc w:val="center"/>
+        <w:tblBorders>
+          <w:top w:val="single" w:color="A6A6A6" w:sz="4" w:space="0"/>
+          <w:left w:val="single" w:color="A6A6A6" w:sz="4" w:space="0"/>
+          <w:bottom w:val="single" w:color="A6A6A6" w:sz="4" w:space="0"/>
+          <w:right w:val="single" w:color="A6A6A6" w:sz="4" w:space="0"/>
+          <w:insideH w:val="single" w:color="A6A6A6" w:sz="4" w:space="0"/>
+          <w:insideV w:val="single" w:color="A6A6A6" w:sz="4" w:space="0"/>
+        </w:tblBorders>
         <w:tblLayout w:type="fixed"/>
         <w:tblCellMar>
           <w:top w:w="60" w:type="dxa"/>
@@ -3297,17 +4129,34 @@
         <w:gridCol w:w="7600"/>
       </w:tblGrid>
       <w:tr>
+        <w:tblPrEx>
+          <w:tblBorders>
+            <w:top w:val="single" w:color="A6A6A6" w:sz="4" w:space="0"/>
+            <w:left w:val="single" w:color="A6A6A6" w:sz="4" w:space="0"/>
+            <w:bottom w:val="single" w:color="A6A6A6" w:sz="4" w:space="0"/>
+            <w:right w:val="single" w:color="A6A6A6" w:sz="4" w:space="0"/>
+            <w:insideH w:val="single" w:color="A6A6A6" w:sz="4" w:space="0"/>
+            <w:insideV w:val="single" w:color="A6A6A6" w:sz="4" w:space="0"/>
+          </w:tblBorders>
+          <w:tblCellMar>
+            <w:top w:w="60" w:type="dxa"/>
+            <w:left w:w="100" w:type="dxa"/>
+            <w:bottom w:w="60" w:type="dxa"/>
+            <w:right w:w="100" w:type="dxa"/>
+          </w:tblCellMar>
+        </w:tblPrEx>
         <w:trPr>
           <w:cantSplit/>
+          <w:jc w:val="center"/>
         </w:trPr>
         <w:tc>
           <w:tcPr>
             <w:tcW w:w="7600" w:type="dxa"/>
             <w:tcBorders>
-              <w:top w:val="single" w:sz="8" w:space="0" w:color="4472C4"/>
-              <w:left w:val="single" w:sz="8" w:space="0" w:color="4472C4"/>
-              <w:bottom w:val="single" w:sz="8" w:space="0" w:color="4472C4"/>
-              <w:right w:val="single" w:sz="8" w:space="0" w:color="4472C4"/>
+              <w:top w:val="single" w:color="4472C4" w:sz="8" w:space="0"/>
+              <w:left w:val="single" w:color="4472C4" w:sz="8" w:space="0"/>
+              <w:bottom w:val="single" w:color="4472C4" w:sz="8" w:space="0"/>
+              <w:right w:val="single" w:color="4472C4" w:sz="8" w:space="0"/>
             </w:tcBorders>
             <w:shd w:val="clear" w:color="auto" w:fill="EAF1FB"/>
             <w:vAlign w:val="center"/>
@@ -3325,7 +4174,7 @@
                 <w:sz w:val="21"/>
                 <w:szCs w:val="21"/>
               </w:rPr>
-              <w:t xml:space="preserve">Quay chỉnh −r / g</w:t>
+              <w:t>Quay chỉnh −r / g</w:t>
             </w:r>
           </w:p>
           <w:p>
@@ -3337,7 +4186,7 @@
                 <w:sz w:val="19"/>
                 <w:szCs w:val="19"/>
               </w:rPr>
-              <w:t xml:space="preserve">Lặp tới khi còn lệch &lt; 0.5° (tối đa 5 lần, không quá 20°)</w:t>
+              <w:t>Lặp tới khi còn lệch &lt; 0.5° (tối đa 5 lần, không quá 20°)</w:t>
             </w:r>
           </w:p>
         </w:tc>
@@ -3355,14 +4204,22 @@
           <w:sz w:val="20"/>
           <w:szCs w:val="20"/>
         </w:rPr>
-        <w:t xml:space="preserve">▼</w:t>
+        <w:t>▼</w:t>
       </w:r>
     </w:p>
     <w:tbl>
       <w:tblPr>
-        <w:tblStyle w:val="TableGrid"/>
+        <w:tblStyle w:val="7"/>
         <w:tblW w:w="7600" w:type="dxa"/>
         <w:jc w:val="center"/>
+        <w:tblBorders>
+          <w:top w:val="single" w:color="A6A6A6" w:sz="4" w:space="0"/>
+          <w:left w:val="single" w:color="A6A6A6" w:sz="4" w:space="0"/>
+          <w:bottom w:val="single" w:color="A6A6A6" w:sz="4" w:space="0"/>
+          <w:right w:val="single" w:color="A6A6A6" w:sz="4" w:space="0"/>
+          <w:insideH w:val="single" w:color="A6A6A6" w:sz="4" w:space="0"/>
+          <w:insideV w:val="single" w:color="A6A6A6" w:sz="4" w:space="0"/>
+        </w:tblBorders>
         <w:tblLayout w:type="fixed"/>
         <w:tblCellMar>
           <w:top w:w="60" w:type="dxa"/>
@@ -3375,17 +4232,34 @@
         <w:gridCol w:w="7600"/>
       </w:tblGrid>
       <w:tr>
+        <w:tblPrEx>
+          <w:tblBorders>
+            <w:top w:val="single" w:color="A6A6A6" w:sz="4" w:space="0"/>
+            <w:left w:val="single" w:color="A6A6A6" w:sz="4" w:space="0"/>
+            <w:bottom w:val="single" w:color="A6A6A6" w:sz="4" w:space="0"/>
+            <w:right w:val="single" w:color="A6A6A6" w:sz="4" w:space="0"/>
+            <w:insideH w:val="single" w:color="A6A6A6" w:sz="4" w:space="0"/>
+            <w:insideV w:val="single" w:color="A6A6A6" w:sz="4" w:space="0"/>
+          </w:tblBorders>
+          <w:tblCellMar>
+            <w:top w:w="60" w:type="dxa"/>
+            <w:left w:w="100" w:type="dxa"/>
+            <w:bottom w:w="60" w:type="dxa"/>
+            <w:right w:w="100" w:type="dxa"/>
+          </w:tblCellMar>
+        </w:tblPrEx>
         <w:trPr>
           <w:cantSplit/>
+          <w:jc w:val="center"/>
         </w:trPr>
         <w:tc>
           <w:tcPr>
             <w:tcW w:w="7600" w:type="dxa"/>
             <w:tcBorders>
-              <w:top w:val="single" w:sz="8" w:space="0" w:color="4472C4"/>
-              <w:left w:val="single" w:sz="8" w:space="0" w:color="4472C4"/>
-              <w:bottom w:val="single" w:sz="8" w:space="0" w:color="4472C4"/>
-              <w:right w:val="single" w:sz="8" w:space="0" w:color="4472C4"/>
+              <w:top w:val="single" w:color="4472C4" w:sz="8" w:space="0"/>
+              <w:left w:val="single" w:color="4472C4" w:sz="8" w:space="0"/>
+              <w:bottom w:val="single" w:color="4472C4" w:sz="8" w:space="0"/>
+              <w:right w:val="single" w:color="4472C4" w:sz="8" w:space="0"/>
             </w:tcBorders>
             <w:shd w:val="clear" w:color="auto" w:fill="EAF1FB"/>
             <w:vAlign w:val="center"/>
@@ -3403,7 +4277,7 @@
                 <w:sz w:val="21"/>
                 <w:szCs w:val="21"/>
               </w:rPr>
-              <w:t xml:space="preserve">Đo lại offset gyro (0.5 s) → đặt lại hướng MPU</w:t>
+              <w:t>Đo lại offset gyro (0.5 s) → đặt lại hướng MPU</w:t>
             </w:r>
           </w:p>
           <w:p>
@@ -3415,7 +4289,7 @@
                 <w:sz w:val="19"/>
                 <w:szCs w:val="19"/>
               </w:rPr>
-              <w:t xml:space="preserve">Hướng vuông góc với tường = hướng đang giữ</w:t>
+              <w:t>Hướng vuông góc với tường = hướng đang giữ</w:t>
             </w:r>
           </w:p>
         </w:tc>
@@ -3428,26 +4302,26 @@
     </w:p>
     <w:p>
       <w:pPr>
-        <w:pStyle w:val="Note"/>
-      </w:pPr>
-      <w:r>
-        <w:t xml:space="preserve">Giới hạn thời gian: tối đa 4 s cho một lần căn. Quá thời gian thì bỏ qua (giữ hướng cũ, không đổi MPU) và Wall_Align trả về 0. Ở chế độ đứng giữ hướng, xe chỉ thử lại khi tường biến mất rồi xuất hiện lại.</w:t>
-      </w:r>
-    </w:p>
-    <w:p>
-      <w:pPr>
-        <w:pStyle w:val="Heading1"/>
-      </w:pPr>
-      <w:r>
-        <w:t xml:space="preserve">5. Thuật toán giải mê cung</w:t>
-      </w:r>
-    </w:p>
-    <w:p>
-      <w:pPr>
-        <w:pStyle w:val="Heading2"/>
-      </w:pPr>
-      <w:r>
-        <w:t xml:space="preserve">5.1 Bản đồ</w:t>
+        <w:pStyle w:val="10"/>
+      </w:pPr>
+      <w:r>
+        <w:t>Giới hạn thời gian: tối đa 4 s cho một lần căn. Quá thời gian thì bỏ qua (giữ hướng cũ, không đổi MPU) và Wall_Align trả về 0. Ở chế độ đứng giữ hướng, xe chỉ thử lại khi tường biến mất rồi xuất hiện lại.</w:t>
+      </w:r>
+    </w:p>
+    <w:p>
+      <w:pPr>
+        <w:pStyle w:val="2"/>
+      </w:pPr>
+      <w:r>
+        <w:t>5. Thuật toán giải mê cung</w:t>
+      </w:r>
+    </w:p>
+    <w:p>
+      <w:pPr>
+        <w:pStyle w:val="3"/>
+      </w:pPr>
+      <w:r>
+        <w:t>5.1 Bản đồ</w:t>
       </w:r>
     </w:p>
     <w:p>
@@ -3458,7 +4332,7 @@
           <w:szCs w:val="20"/>
           <w:shd w:val="clear" w:color="auto" w:fill="F2F2F2"/>
         </w:rPr>
-        <w:t xml:space="preserve">maze_map[16][16]</w:t>
+        <w:t>maze_map[16][16]</w:t>
       </w:r>
       <w:r>
         <w:t xml:space="preserve"> lưu mỗi ô bằng 1 byte:</w:t>
@@ -3466,9 +4340,17 @@
     </w:p>
     <w:tbl>
       <w:tblPr>
-        <w:tblStyle w:val="TableGrid"/>
+        <w:tblStyle w:val="7"/>
         <w:tblW w:w="9641" w:type="dxa"/>
         <w:jc w:val="center"/>
+        <w:tblBorders>
+          <w:top w:val="single" w:color="A6A6A6" w:sz="4" w:space="0"/>
+          <w:left w:val="single" w:color="A6A6A6" w:sz="4" w:space="0"/>
+          <w:bottom w:val="single" w:color="A6A6A6" w:sz="4" w:space="0"/>
+          <w:right w:val="single" w:color="A6A6A6" w:sz="4" w:space="0"/>
+          <w:insideH w:val="single" w:color="A6A6A6" w:sz="4" w:space="0"/>
+          <w:insideV w:val="single" w:color="A6A6A6" w:sz="4" w:space="0"/>
+        </w:tblBorders>
         <w:tblLayout w:type="fixed"/>
         <w:tblCellMar>
           <w:top w:w="60" w:type="dxa"/>
@@ -3489,8 +4371,25 @@
         <w:gridCol w:w="1048"/>
       </w:tblGrid>
       <w:tr>
+        <w:tblPrEx>
+          <w:tblBorders>
+            <w:top w:val="single" w:color="A6A6A6" w:sz="4" w:space="0"/>
+            <w:left w:val="single" w:color="A6A6A6" w:sz="4" w:space="0"/>
+            <w:bottom w:val="single" w:color="A6A6A6" w:sz="4" w:space="0"/>
+            <w:right w:val="single" w:color="A6A6A6" w:sz="4" w:space="0"/>
+            <w:insideH w:val="single" w:color="A6A6A6" w:sz="4" w:space="0"/>
+            <w:insideV w:val="single" w:color="A6A6A6" w:sz="4" w:space="0"/>
+          </w:tblBorders>
+          <w:tblCellMar>
+            <w:top w:w="60" w:type="dxa"/>
+            <w:left w:w="100" w:type="dxa"/>
+            <w:bottom w:w="60" w:type="dxa"/>
+            <w:right w:w="100" w:type="dxa"/>
+          </w:tblCellMar>
+        </w:tblPrEx>
         <w:trPr>
           <w:tblHeader/>
+          <w:jc w:val="center"/>
         </w:trPr>
         <w:tc>
           <w:tcPr>
@@ -3509,7 +4408,7 @@
                 <w:sz w:val="20"/>
                 <w:szCs w:val="20"/>
               </w:rPr>
-              <w:t xml:space="preserve">Bit</w:t>
+              <w:t>Bit</w:t>
             </w:r>
           </w:p>
         </w:tc>
@@ -3530,7 +4429,7 @@
                 <w:sz w:val="20"/>
                 <w:szCs w:val="20"/>
               </w:rPr>
-              <w:t xml:space="preserve">7</w:t>
+              <w:t>7</w:t>
             </w:r>
           </w:p>
         </w:tc>
@@ -3551,7 +4450,7 @@
                 <w:sz w:val="20"/>
                 <w:szCs w:val="20"/>
               </w:rPr>
-              <w:t xml:space="preserve">6</w:t>
+              <w:t>6</w:t>
             </w:r>
           </w:p>
         </w:tc>
@@ -3572,7 +4471,7 @@
                 <w:sz w:val="20"/>
                 <w:szCs w:val="20"/>
               </w:rPr>
-              <w:t xml:space="preserve">5</w:t>
+              <w:t>5</w:t>
             </w:r>
           </w:p>
         </w:tc>
@@ -3593,7 +4492,7 @@
                 <w:sz w:val="20"/>
                 <w:szCs w:val="20"/>
               </w:rPr>
-              <w:t xml:space="preserve">4</w:t>
+              <w:t>4</w:t>
             </w:r>
           </w:p>
         </w:tc>
@@ -3614,7 +4513,7 @@
                 <w:sz w:val="20"/>
                 <w:szCs w:val="20"/>
               </w:rPr>
-              <w:t xml:space="preserve">3</w:t>
+              <w:t>3</w:t>
             </w:r>
           </w:p>
         </w:tc>
@@ -3635,7 +4534,7 @@
                 <w:sz w:val="20"/>
                 <w:szCs w:val="20"/>
               </w:rPr>
-              <w:t xml:space="preserve">2</w:t>
+              <w:t>2</w:t>
             </w:r>
           </w:p>
         </w:tc>
@@ -3656,7 +4555,7 @@
                 <w:sz w:val="20"/>
                 <w:szCs w:val="20"/>
               </w:rPr>
-              <w:t xml:space="preserve">1</w:t>
+              <w:t>1</w:t>
             </w:r>
           </w:p>
         </w:tc>
@@ -3677,14 +4576,31 @@
                 <w:sz w:val="20"/>
                 <w:szCs w:val="20"/>
               </w:rPr>
-              <w:t xml:space="preserve">0</w:t>
+              <w:t>0</w:t>
             </w:r>
           </w:p>
         </w:tc>
       </w:tr>
       <w:tr>
+        <w:tblPrEx>
+          <w:tblBorders>
+            <w:top w:val="single" w:color="A6A6A6" w:sz="4" w:space="0"/>
+            <w:left w:val="single" w:color="A6A6A6" w:sz="4" w:space="0"/>
+            <w:bottom w:val="single" w:color="A6A6A6" w:sz="4" w:space="0"/>
+            <w:right w:val="single" w:color="A6A6A6" w:sz="4" w:space="0"/>
+            <w:insideH w:val="single" w:color="A6A6A6" w:sz="4" w:space="0"/>
+            <w:insideV w:val="single" w:color="A6A6A6" w:sz="4" w:space="0"/>
+          </w:tblBorders>
+          <w:tblCellMar>
+            <w:top w:w="60" w:type="dxa"/>
+            <w:left w:w="100" w:type="dxa"/>
+            <w:bottom w:w="60" w:type="dxa"/>
+            <w:right w:w="100" w:type="dxa"/>
+          </w:tblCellMar>
+        </w:tblPrEx>
         <w:trPr>
           <w:cantSplit/>
+          <w:jc w:val="center"/>
         </w:trPr>
         <w:tc>
           <w:tcPr>
@@ -3700,7 +4616,7 @@
                 <w:sz w:val="20"/>
                 <w:szCs w:val="20"/>
               </w:rPr>
-              <w:t xml:space="preserve">Ý nghĩa</w:t>
+              <w:t>Ý nghĩa</w:t>
             </w:r>
           </w:p>
         </w:tc>
@@ -3718,7 +4634,7 @@
                 <w:sz w:val="20"/>
                 <w:szCs w:val="20"/>
               </w:rPr>
-              <w:t xml:space="preserve">Đã biết Tây</w:t>
+              <w:t>Đã biết Tây</w:t>
             </w:r>
           </w:p>
         </w:tc>
@@ -3736,7 +4652,7 @@
                 <w:sz w:val="20"/>
                 <w:szCs w:val="20"/>
               </w:rPr>
-              <w:t xml:space="preserve">Đã biết Nam</w:t>
+              <w:t>Đã biết Nam</w:t>
             </w:r>
           </w:p>
         </w:tc>
@@ -3754,7 +4670,7 @@
                 <w:sz w:val="20"/>
                 <w:szCs w:val="20"/>
               </w:rPr>
-              <w:t xml:space="preserve">Đã biết Đông</w:t>
+              <w:t>Đã biết Đông</w:t>
             </w:r>
           </w:p>
         </w:tc>
@@ -3772,7 +4688,7 @@
                 <w:sz w:val="20"/>
                 <w:szCs w:val="20"/>
               </w:rPr>
-              <w:t xml:space="preserve">Đã biết Bắc</w:t>
+              <w:t>Đã biết Bắc</w:t>
             </w:r>
           </w:p>
         </w:tc>
@@ -3790,7 +4706,7 @@
                 <w:sz w:val="20"/>
                 <w:szCs w:val="20"/>
               </w:rPr>
-              <w:t xml:space="preserve">Tường Tây</w:t>
+              <w:t>Tường Tây</w:t>
             </w:r>
           </w:p>
         </w:tc>
@@ -3808,7 +4724,7 @@
                 <w:sz w:val="20"/>
                 <w:szCs w:val="20"/>
               </w:rPr>
-              <w:t xml:space="preserve">Tường Nam</w:t>
+              <w:t>Tường Nam</w:t>
             </w:r>
           </w:p>
         </w:tc>
@@ -3826,7 +4742,7 @@
                 <w:sz w:val="20"/>
                 <w:szCs w:val="20"/>
               </w:rPr>
-              <w:t xml:space="preserve">Tường Đông</w:t>
+              <w:t>Tường Đông</w:t>
             </w:r>
           </w:p>
         </w:tc>
@@ -3844,7 +4760,7 @@
                 <w:sz w:val="20"/>
                 <w:szCs w:val="20"/>
               </w:rPr>
-              <w:t xml:space="preserve">Tường Bắc</w:t>
+              <w:t>Tường Bắc</w:t>
             </w:r>
           </w:p>
         </w:tc>
@@ -3857,19 +4773,19 @@
     </w:p>
     <w:p>
       <w:pPr>
-        <w:pStyle w:val="ListParagraph"/>
+        <w:pStyle w:val="9"/>
         <w:numPr>
           <w:ilvl w:val="0"/>
           <w:numId w:val="1"/>
         </w:numPr>
       </w:pPr>
       <w:r>
-        <w:t xml:space="preserve">Mỗi cạnh được ghi ở cả 2 ô kề nhau.</w:t>
-      </w:r>
-    </w:p>
-    <w:p>
-      <w:pPr>
-        <w:pStyle w:val="ListParagraph"/>
+        <w:t>Mỗi cạnh được ghi ở cả 2 ô kề nhau.</w:t>
+      </w:r>
+    </w:p>
+    <w:p>
+      <w:pPr>
+        <w:pStyle w:val="9"/>
         <w:numPr>
           <w:ilvl w:val="0"/>
           <w:numId w:val="1"/>
@@ -3883,7 +4799,7 @@
           <w:b/>
           <w:bCs/>
         </w:rPr>
-        <w:t xml:space="preserve">ghi đè</w:t>
+        <w:t>ghi đè</w:t>
       </w:r>
       <w:r>
         <w:t xml:space="preserve">; đọc khi đang chạy thì </w:t>
@@ -3893,27 +4809,27 @@
           <w:b/>
           <w:bCs/>
         </w:rPr>
-        <w:t xml:space="preserve">chỉ ghi cạnh chưa biết</w:t>
-      </w:r>
-      <w:r>
-        <w:t xml:space="preserve">.</w:t>
-      </w:r>
-    </w:p>
-    <w:p>
-      <w:pPr>
-        <w:pStyle w:val="ListParagraph"/>
+        <w:t>chỉ ghi cạnh chưa biết</w:t>
+      </w:r>
+      <w:r>
+        <w:t>.</w:t>
+      </w:r>
+    </w:p>
+    <w:p>
+      <w:pPr>
+        <w:pStyle w:val="9"/>
         <w:numPr>
           <w:ilvl w:val="0"/>
           <w:numId w:val="1"/>
         </w:numPr>
       </w:pPr>
       <w:r>
-        <w:t xml:space="preserve">Khởi tạo: biên ngoài là tường, ô (0,0) có tường phía Đông (luật thi).</w:t>
-      </w:r>
-    </w:p>
-    <w:p>
-      <w:pPr>
-        <w:pStyle w:val="ListParagraph"/>
+        <w:t>Khởi tạo: biên ngoài là tường, ô (0,0) có tường phía Đông (luật thi).</w:t>
+      </w:r>
+    </w:p>
+    <w:p>
+      <w:pPr>
+        <w:pStyle w:val="9"/>
         <w:numPr>
           <w:ilvl w:val="0"/>
           <w:numId w:val="1"/>
@@ -3926,35 +4842,35 @@
           <w:szCs w:val="20"/>
           <w:shd w:val="clear" w:color="auto" w:fill="F2F2F2"/>
         </w:rPr>
-        <w:t xml:space="preserve">maze_dist[16][16]</w:t>
-      </w:r>
-      <w:r>
-        <w:t xml:space="preserve">: số ô tới đích, tính bằng flood fill.</w:t>
-      </w:r>
-    </w:p>
-    <w:p>
-      <w:pPr>
-        <w:pStyle w:val="Heading2"/>
-      </w:pPr>
-      <w:r>
-        <w:t xml:space="preserve">5.2 Flood fill và chọn hướng</w:t>
-      </w:r>
-    </w:p>
-    <w:p>
-      <w:pPr>
-        <w:pStyle w:val="ListParagraph"/>
+        <w:t>maze_dist[16][16]</w:t>
+      </w:r>
+      <w:r>
+        <w:t>: số ô tới đích, tính bằng flood fill.</w:t>
+      </w:r>
+    </w:p>
+    <w:p>
+      <w:pPr>
+        <w:pStyle w:val="3"/>
+      </w:pPr>
+      <w:r>
+        <w:t>5.2 Flood fill và chọn hướng</w:t>
+      </w:r>
+    </w:p>
+    <w:p>
+      <w:pPr>
+        <w:pStyle w:val="9"/>
         <w:numPr>
           <w:ilvl w:val="0"/>
           <w:numId w:val="1"/>
         </w:numPr>
       </w:pPr>
       <w:r>
-        <w:t xml:space="preserve">BFS nhiều nguồn: mọi ô đích vào hàng đợi với khoảng cách 0 (4 ô tâm (7,7)–(8,8), hoặc ô (0,0) khi quay về). Hàng đợi tĩnh, không đệ quy, mỗi ô vào hàng đợi đúng 1 lần.</w:t>
-      </w:r>
-    </w:p>
-    <w:p>
-      <w:pPr>
-        <w:pStyle w:val="ListParagraph"/>
+        <w:t>BFS nhiều nguồn: mọi ô đích vào hàng đợi với khoảng cách 0 (4 ô tâm (7,7)–(8,8), hoặc ô (0,0) khi quay về). Hàng đợi tĩnh, không đệ quy, mỗi ô vào hàng đợi đúng 1 lần.</w:t>
+      </w:r>
+    </w:p>
+    <w:p>
+      <w:pPr>
+        <w:pStyle w:val="9"/>
         <w:numPr>
           <w:ilvl w:val="0"/>
           <w:numId w:val="1"/>
@@ -3968,7 +4884,7 @@
           <w:b/>
           <w:bCs/>
         </w:rPr>
-        <w:t xml:space="preserve">mở</w:t>
+        <w:t>mở</w:t>
       </w:r>
       <w:r>
         <w:t xml:space="preserve"> (lạc quan). Khi chạy nhanh: chỉ đi qua cạnh </w:t>
@@ -3978,15 +4894,15 @@
           <w:b/>
           <w:bCs/>
         </w:rPr>
-        <w:t xml:space="preserve">đã biết là mở</w:t>
-      </w:r>
-      <w:r>
-        <w:t xml:space="preserve">.</w:t>
-      </w:r>
-    </w:p>
-    <w:p>
-      <w:pPr>
-        <w:pStyle w:val="ListParagraph"/>
+        <w:t>đã biết là mở</w:t>
+      </w:r>
+      <w:r>
+        <w:t>.</w:t>
+      </w:r>
+    </w:p>
+    <w:p>
+      <w:pPr>
+        <w:pStyle w:val="9"/>
         <w:numPr>
           <w:ilvl w:val="0"/>
           <w:numId w:val="1"/>
@@ -4000,7 +4916,7 @@
           <w:b/>
           <w:bCs/>
         </w:rPr>
-        <w:t xml:space="preserve">thẳng → phải → trái → quay đầu</w:t>
+        <w:t>thẳng → phải → trái → quay đầu</w:t>
       </w:r>
       <w:r>
         <w:t xml:space="preserve"> (để đoạn thẳng dài, ít phải dừng rẽ).</w:t>
@@ -4008,17 +4924,25 @@
     </w:p>
     <w:p>
       <w:pPr>
-        <w:pStyle w:val="Heading2"/>
-      </w:pPr>
-      <w:r>
-        <w:t xml:space="preserve">5.3 Máy trạng thái</w:t>
+        <w:pStyle w:val="3"/>
+      </w:pPr>
+      <w:r>
+        <w:t>5.3 Máy trạng thái</w:t>
       </w:r>
     </w:p>
     <w:tbl>
       <w:tblPr>
-        <w:tblStyle w:val="TableGrid"/>
+        <w:tblStyle w:val="7"/>
         <w:tblW w:w="7600" w:type="dxa"/>
         <w:jc w:val="center"/>
+        <w:tblBorders>
+          <w:top w:val="single" w:color="A6A6A6" w:sz="4" w:space="0"/>
+          <w:left w:val="single" w:color="A6A6A6" w:sz="4" w:space="0"/>
+          <w:bottom w:val="single" w:color="A6A6A6" w:sz="4" w:space="0"/>
+          <w:right w:val="single" w:color="A6A6A6" w:sz="4" w:space="0"/>
+          <w:insideH w:val="single" w:color="A6A6A6" w:sz="4" w:space="0"/>
+          <w:insideV w:val="single" w:color="A6A6A6" w:sz="4" w:space="0"/>
+        </w:tblBorders>
         <w:tblLayout w:type="fixed"/>
         <w:tblCellMar>
           <w:top w:w="60" w:type="dxa"/>
@@ -4031,17 +4955,34 @@
         <w:gridCol w:w="7600"/>
       </w:tblGrid>
       <w:tr>
+        <w:tblPrEx>
+          <w:tblBorders>
+            <w:top w:val="single" w:color="A6A6A6" w:sz="4" w:space="0"/>
+            <w:left w:val="single" w:color="A6A6A6" w:sz="4" w:space="0"/>
+            <w:bottom w:val="single" w:color="A6A6A6" w:sz="4" w:space="0"/>
+            <w:right w:val="single" w:color="A6A6A6" w:sz="4" w:space="0"/>
+            <w:insideH w:val="single" w:color="A6A6A6" w:sz="4" w:space="0"/>
+            <w:insideV w:val="single" w:color="A6A6A6" w:sz="4" w:space="0"/>
+          </w:tblBorders>
+          <w:tblCellMar>
+            <w:top w:w="60" w:type="dxa"/>
+            <w:left w:w="100" w:type="dxa"/>
+            <w:bottom w:w="60" w:type="dxa"/>
+            <w:right w:w="100" w:type="dxa"/>
+          </w:tblCellMar>
+        </w:tblPrEx>
         <w:trPr>
           <w:cantSplit/>
+          <w:jc w:val="center"/>
         </w:trPr>
         <w:tc>
           <w:tcPr>
             <w:tcW w:w="7600" w:type="dxa"/>
             <w:tcBorders>
-              <w:top w:val="single" w:sz="8" w:space="0" w:color="4472C4"/>
-              <w:left w:val="single" w:sz="8" w:space="0" w:color="4472C4"/>
-              <w:bottom w:val="single" w:sz="8" w:space="0" w:color="4472C4"/>
-              <w:right w:val="single" w:sz="8" w:space="0" w:color="4472C4"/>
+              <w:top w:val="single" w:color="4472C4" w:sz="8" w:space="0"/>
+              <w:left w:val="single" w:color="4472C4" w:sz="8" w:space="0"/>
+              <w:bottom w:val="single" w:color="4472C4" w:sz="8" w:space="0"/>
+              <w:right w:val="single" w:color="4472C4" w:sz="8" w:space="0"/>
             </w:tcBorders>
             <w:shd w:val="clear" w:color="auto" w:fill="EAF1FB"/>
             <w:vAlign w:val="center"/>
@@ -4058,7 +4999,7 @@
                 <w:sz w:val="21"/>
                 <w:szCs w:val="21"/>
               </w:rPr>
-              <w:t xml:space="preserve">Maze_Init</w:t>
+              <w:t>Maze_Init</w:t>
             </w:r>
           </w:p>
         </w:tc>
@@ -4076,14 +5017,22 @@
           <w:sz w:val="20"/>
           <w:szCs w:val="20"/>
         </w:rPr>
-        <w:t xml:space="preserve">▼</w:t>
+        <w:t>▼</w:t>
       </w:r>
     </w:p>
     <w:tbl>
       <w:tblPr>
-        <w:tblStyle w:val="TableGrid"/>
+        <w:tblStyle w:val="7"/>
         <w:tblW w:w="7600" w:type="dxa"/>
         <w:jc w:val="center"/>
+        <w:tblBorders>
+          <w:top w:val="single" w:color="A6A6A6" w:sz="4" w:space="0"/>
+          <w:left w:val="single" w:color="A6A6A6" w:sz="4" w:space="0"/>
+          <w:bottom w:val="single" w:color="A6A6A6" w:sz="4" w:space="0"/>
+          <w:right w:val="single" w:color="A6A6A6" w:sz="4" w:space="0"/>
+          <w:insideH w:val="single" w:color="A6A6A6" w:sz="4" w:space="0"/>
+          <w:insideV w:val="single" w:color="A6A6A6" w:sz="4" w:space="0"/>
+        </w:tblBorders>
         <w:tblLayout w:type="fixed"/>
         <w:tblCellMar>
           <w:top w:w="60" w:type="dxa"/>
@@ -4096,17 +5045,34 @@
         <w:gridCol w:w="7600"/>
       </w:tblGrid>
       <w:tr>
+        <w:tblPrEx>
+          <w:tblBorders>
+            <w:top w:val="single" w:color="A6A6A6" w:sz="4" w:space="0"/>
+            <w:left w:val="single" w:color="A6A6A6" w:sz="4" w:space="0"/>
+            <w:bottom w:val="single" w:color="A6A6A6" w:sz="4" w:space="0"/>
+            <w:right w:val="single" w:color="A6A6A6" w:sz="4" w:space="0"/>
+            <w:insideH w:val="single" w:color="A6A6A6" w:sz="4" w:space="0"/>
+            <w:insideV w:val="single" w:color="A6A6A6" w:sz="4" w:space="0"/>
+          </w:tblBorders>
+          <w:tblCellMar>
+            <w:top w:w="60" w:type="dxa"/>
+            <w:left w:w="100" w:type="dxa"/>
+            <w:bottom w:w="60" w:type="dxa"/>
+            <w:right w:w="100" w:type="dxa"/>
+          </w:tblCellMar>
+        </w:tblPrEx>
         <w:trPr>
           <w:cantSplit/>
+          <w:jc w:val="center"/>
         </w:trPr>
         <w:tc>
           <w:tcPr>
             <w:tcW w:w="7600" w:type="dxa"/>
             <w:tcBorders>
-              <w:top w:val="single" w:sz="8" w:space="0" w:color="4472C4"/>
-              <w:left w:val="single" w:sz="8" w:space="0" w:color="4472C4"/>
-              <w:bottom w:val="single" w:sz="8" w:space="0" w:color="4472C4"/>
-              <w:right w:val="single" w:sz="8" w:space="0" w:color="4472C4"/>
+              <w:top w:val="single" w:color="4472C4" w:sz="8" w:space="0"/>
+              <w:left w:val="single" w:color="4472C4" w:sz="8" w:space="0"/>
+              <w:bottom w:val="single" w:color="4472C4" w:sz="8" w:space="0"/>
+              <w:right w:val="single" w:color="4472C4" w:sz="8" w:space="0"/>
             </w:tcBorders>
             <w:shd w:val="clear" w:color="auto" w:fill="EAF1FB"/>
             <w:vAlign w:val="center"/>
@@ -4124,7 +5090,7 @@
                 <w:sz w:val="21"/>
                 <w:szCs w:val="21"/>
               </w:rPr>
-              <w:t xml:space="preserve">DECIDE_PATH – xe đứng ở tâm ô</w:t>
+              <w:t>DECIDE_PATH – xe đứng ở tâm ô</w:t>
             </w:r>
           </w:p>
           <w:p>
@@ -4137,7 +5103,7 @@
                 <w:sz w:val="19"/>
                 <w:szCs w:val="19"/>
               </w:rPr>
-              <w:t xml:space="preserve">1. Đọc tường trước khi đứng yên: trung bình 2 mắt &gt; 400 → ghi đè bản đồ</w:t>
+              <w:t>1. Đọc tường trước khi đứng yên: trung bình 2 mắt &gt; 400 → ghi đè bản đồ</w:t>
             </w:r>
           </w:p>
           <w:p>
@@ -4150,7 +5116,7 @@
                 <w:sz w:val="19"/>
                 <w:szCs w:val="19"/>
               </w:rPr>
-              <w:t xml:space="preserve">2. Đang ở ô đích của giai đoạn → chuyển giai đoạn (mục 5.4)</w:t>
+              <w:t>2. Đang ở ô đích của giai đoạn → chuyển giai đoạn (mục 5.4)</w:t>
             </w:r>
           </w:p>
           <w:p>
@@ -4162,7 +5128,7 @@
                 <w:sz w:val="19"/>
                 <w:szCs w:val="19"/>
               </w:rPr>
-              <w:t xml:space="preserve">3. Flood fill → chọn hướng đi</w:t>
+              <w:t>3. Flood fill → chọn hướng đi</w:t>
             </w:r>
           </w:p>
         </w:tc>
@@ -4180,21 +5146,21 @@
           <w:sz w:val="20"/>
           <w:szCs w:val="20"/>
         </w:rPr>
-        <w:t xml:space="preserve">▼</w:t>
+        <w:t>▼</w:t>
       </w:r>
     </w:p>
     <w:tbl>
       <w:tblPr>
-        <w:tblStyle w:val="TableGrid"/>
+        <w:tblStyle w:val="7"/>
         <w:tblW w:w="9638" w:type="dxa"/>
         <w:jc w:val="center"/>
         <w:tblBorders>
-          <w:top w:val="nil"/>
-          <w:left w:val="nil"/>
-          <w:bottom w:val="nil"/>
-          <w:right w:val="nil"/>
-          <w:insideH w:val="nil"/>
-          <w:insideV w:val="nil"/>
+          <w:top w:val="none" w:color="auto" w:sz="0" w:space="0"/>
+          <w:left w:val="none" w:color="auto" w:sz="0" w:space="0"/>
+          <w:bottom w:val="none" w:color="auto" w:sz="0" w:space="0"/>
+          <w:right w:val="none" w:color="auto" w:sz="0" w:space="0"/>
+          <w:insideH w:val="none" w:color="auto" w:sz="0" w:space="0"/>
+          <w:insideV w:val="none" w:color="auto" w:sz="0" w:space="0"/>
         </w:tblBorders>
         <w:tblLayout w:type="fixed"/>
         <w:tblCellMar>
@@ -4210,17 +5176,34 @@
         <w:gridCol w:w="4719"/>
       </w:tblGrid>
       <w:tr>
+        <w:tblPrEx>
+          <w:tblBorders>
+            <w:top w:val="none" w:color="auto" w:sz="0" w:space="0"/>
+            <w:left w:val="none" w:color="auto" w:sz="0" w:space="0"/>
+            <w:bottom w:val="none" w:color="auto" w:sz="0" w:space="0"/>
+            <w:right w:val="none" w:color="auto" w:sz="0" w:space="0"/>
+            <w:insideH w:val="none" w:color="auto" w:sz="0" w:space="0"/>
+            <w:insideV w:val="none" w:color="auto" w:sz="0" w:space="0"/>
+          </w:tblBorders>
+          <w:tblCellMar>
+            <w:top w:w="60" w:type="dxa"/>
+            <w:left w:w="100" w:type="dxa"/>
+            <w:bottom w:w="60" w:type="dxa"/>
+            <w:right w:w="100" w:type="dxa"/>
+          </w:tblCellMar>
+        </w:tblPrEx>
         <w:trPr>
           <w:cantSplit/>
+          <w:jc w:val="center"/>
         </w:trPr>
         <w:tc>
           <w:tcPr>
             <w:tcW w:w="4719" w:type="dxa"/>
             <w:tcBorders>
-              <w:top w:val="single" w:sz="8" w:space="0" w:color="4472C4"/>
-              <w:left w:val="single" w:sz="8" w:space="0" w:color="4472C4"/>
-              <w:bottom w:val="single" w:sz="8" w:space="0" w:color="4472C4"/>
-              <w:right w:val="single" w:sz="8" w:space="0" w:color="4472C4"/>
+              <w:top w:val="single" w:color="4472C4" w:sz="8" w:space="0"/>
+              <w:left w:val="single" w:color="4472C4" w:sz="8" w:space="0"/>
+              <w:bottom w:val="single" w:color="4472C4" w:sz="8" w:space="0"/>
+              <w:right w:val="single" w:color="4472C4" w:sz="8" w:space="0"/>
             </w:tcBorders>
             <w:shd w:val="clear" w:color="auto" w:fill="EAF1FB"/>
             <w:vAlign w:val="center"/>
@@ -4238,7 +5221,7 @@
                 <w:sz w:val="21"/>
                 <w:szCs w:val="21"/>
               </w:rPr>
-              <w:t xml:space="preserve">Đi thẳng</w:t>
+              <w:t>Đi thẳng</w:t>
             </w:r>
           </w:p>
           <w:p>
@@ -4251,7 +5234,7 @@
                 <w:sz w:val="19"/>
                 <w:szCs w:val="19"/>
               </w:rPr>
-              <w:t xml:space="preserve">→ MOVE_STRAIGHT (không chặn, mục 5.5)</w:t>
+              <w:t>→ MOVE_STRAIGHT (không chặn, mục 5.5)</w:t>
             </w:r>
           </w:p>
           <w:p>
@@ -4263,7 +5246,7 @@
                 <w:sz w:val="19"/>
                 <w:szCs w:val="19"/>
               </w:rPr>
-              <w:t xml:space="preserve">Hết đoạn → về DECIDE_PATH</w:t>
+              <w:t>Hết đoạn → về DECIDE_PATH</w:t>
             </w:r>
           </w:p>
         </w:tc>
@@ -4282,10 +5265,10 @@
           <w:tcPr>
             <w:tcW w:w="4719" w:type="dxa"/>
             <w:tcBorders>
-              <w:top w:val="single" w:sz="8" w:space="0" w:color="4472C4"/>
-              <w:left w:val="single" w:sz="8" w:space="0" w:color="4472C4"/>
-              <w:bottom w:val="single" w:sz="8" w:space="0" w:color="4472C4"/>
-              <w:right w:val="single" w:sz="8" w:space="0" w:color="4472C4"/>
+              <w:top w:val="single" w:color="4472C4" w:sz="8" w:space="0"/>
+              <w:left w:val="single" w:color="4472C4" w:sz="8" w:space="0"/>
+              <w:bottom w:val="single" w:color="4472C4" w:sz="8" w:space="0"/>
+              <w:right w:val="single" w:color="4472C4" w:sz="8" w:space="0"/>
             </w:tcBorders>
             <w:shd w:val="clear" w:color="auto" w:fill="EAF1FB"/>
             <w:vAlign w:val="center"/>
@@ -4303,7 +5286,7 @@
                 <w:sz w:val="21"/>
                 <w:szCs w:val="21"/>
               </w:rPr>
-              <w:t xml:space="preserve">Rẽ phải / trái / quay đầu</w:t>
+              <w:t>Rẽ phải / trái / quay đầu</w:t>
             </w:r>
           </w:p>
           <w:p>
@@ -4316,7 +5299,7 @@
                 <w:sz w:val="19"/>
                 <w:szCs w:val="19"/>
               </w:rPr>
-              <w:t xml:space="preserve">Có tường trước → Wall_Align (sửa hướng gyro + khoảng cách)</w:t>
+              <w:t>Có tường trước → Wall_Align (sửa hướng gyro + khoảng cách)</w:t>
             </w:r>
           </w:p>
           <w:p>
@@ -4329,7 +5312,7 @@
                 <w:sz w:val="19"/>
                 <w:szCs w:val="19"/>
               </w:rPr>
-              <w:t xml:space="preserve">→ TURN_RIGHT / TURN_LEFT / U_TURN (Turn_Angle −90 / +90 / 180, chờ quay xong)</w:t>
+              <w:t>→ TURN_RIGHT / TURN_LEFT / U_TURN (Turn_Angle −90 / +90 / 180, chờ quay xong)</w:t>
             </w:r>
           </w:p>
           <w:p>
@@ -4341,7 +5324,7 @@
                 <w:sz w:val="19"/>
                 <w:szCs w:val="19"/>
               </w:rPr>
-              <w:t xml:space="preserve">→ về DECIDE_PATH</w:t>
+              <w:t>→ về DECIDE_PATH</w:t>
             </w:r>
           </w:p>
         </w:tc>
@@ -4350,7 +5333,7 @@
     <w:p/>
     <w:p>
       <w:pPr>
-        <w:pStyle w:val="ListParagraph"/>
+        <w:pStyle w:val="9"/>
         <w:numPr>
           <w:ilvl w:val="0"/>
           <w:numId w:val="1"/>
@@ -4361,7 +5344,7 @@
           <w:b/>
           <w:bCs/>
         </w:rPr>
-        <w:t xml:space="preserve">ERROR</w:t>
+        <w:t>ERROR</w:t>
       </w:r>
       <w:r>
         <w:t xml:space="preserve"> – xe dừng: đoạn thẳng quá giờ (3 s + 2 lần thời gian chạy hết đoạn), quay hoặc đi thẳng thất bại (lệch hướng &gt; 30°, bị nhấc, IMU / động cơ chưa sẵn sàng), hoặc không còn đường tới đích.</w:t>
@@ -4369,7 +5352,7 @@
     </w:p>
     <w:p>
       <w:pPr>
-        <w:pStyle w:val="ListParagraph"/>
+        <w:pStyle w:val="9"/>
         <w:numPr>
           <w:ilvl w:val="0"/>
           <w:numId w:val="1"/>
@@ -4380,7 +5363,7 @@
           <w:b/>
           <w:bCs/>
         </w:rPr>
-        <w:t xml:space="preserve">FINISHED</w:t>
+        <w:t>FINISHED</w:t>
       </w:r>
       <w:r>
         <w:t xml:space="preserve"> – chạy xong giai đoạn cuối.</w:t>
@@ -4388,17 +5371,25 @@
     </w:p>
     <w:p>
       <w:pPr>
-        <w:pStyle w:val="Heading2"/>
-      </w:pPr>
-      <w:r>
-        <w:t xml:space="preserve">5.4 Các giai đoạn</w:t>
+        <w:pStyle w:val="3"/>
+      </w:pPr>
+      <w:r>
+        <w:t>5.4 Các giai đoạn</w:t>
       </w:r>
     </w:p>
     <w:tbl>
       <w:tblPr>
-        <w:tblStyle w:val="TableGrid"/>
+        <w:tblStyle w:val="7"/>
         <w:tblW w:w="9639" w:type="dxa"/>
         <w:jc w:val="center"/>
+        <w:tblBorders>
+          <w:top w:val="single" w:color="A6A6A6" w:sz="4" w:space="0"/>
+          <w:left w:val="single" w:color="A6A6A6" w:sz="4" w:space="0"/>
+          <w:bottom w:val="single" w:color="A6A6A6" w:sz="4" w:space="0"/>
+          <w:right w:val="single" w:color="A6A6A6" w:sz="4" w:space="0"/>
+          <w:insideH w:val="single" w:color="A6A6A6" w:sz="4" w:space="0"/>
+          <w:insideV w:val="single" w:color="A6A6A6" w:sz="4" w:space="0"/>
+        </w:tblBorders>
         <w:tblLayout w:type="fixed"/>
         <w:tblCellMar>
           <w:top w:w="60" w:type="dxa"/>
@@ -4414,8 +5405,25 @@
         <w:gridCol w:w="3486"/>
       </w:tblGrid>
       <w:tr>
+        <w:tblPrEx>
+          <w:tblBorders>
+            <w:top w:val="single" w:color="A6A6A6" w:sz="4" w:space="0"/>
+            <w:left w:val="single" w:color="A6A6A6" w:sz="4" w:space="0"/>
+            <w:bottom w:val="single" w:color="A6A6A6" w:sz="4" w:space="0"/>
+            <w:right w:val="single" w:color="A6A6A6" w:sz="4" w:space="0"/>
+            <w:insideH w:val="single" w:color="A6A6A6" w:sz="4" w:space="0"/>
+            <w:insideV w:val="single" w:color="A6A6A6" w:sz="4" w:space="0"/>
+          </w:tblBorders>
+          <w:tblCellMar>
+            <w:top w:w="60" w:type="dxa"/>
+            <w:left w:w="100" w:type="dxa"/>
+            <w:bottom w:w="60" w:type="dxa"/>
+            <w:right w:w="100" w:type="dxa"/>
+          </w:tblCellMar>
+        </w:tblPrEx>
         <w:trPr>
           <w:tblHeader/>
+          <w:jc w:val="center"/>
         </w:trPr>
         <w:tc>
           <w:tcPr>
@@ -4434,7 +5442,7 @@
                 <w:sz w:val="20"/>
                 <w:szCs w:val="20"/>
               </w:rPr>
-              <w:t xml:space="preserve">Giai đoạn</w:t>
+              <w:t>Giai đoạn</w:t>
             </w:r>
           </w:p>
         </w:tc>
@@ -4455,7 +5463,7 @@
                 <w:sz w:val="20"/>
                 <w:szCs w:val="20"/>
               </w:rPr>
-              <w:t xml:space="preserve">Đi từ → tới</w:t>
+              <w:t>Đi từ → tới</w:t>
             </w:r>
           </w:p>
         </w:tc>
@@ -4476,7 +5484,7 @@
                 <w:sz w:val="20"/>
                 <w:szCs w:val="20"/>
               </w:rPr>
-              <w:t xml:space="preserve">Tốc độ</w:t>
+              <w:t>Tốc độ</w:t>
             </w:r>
           </w:p>
         </w:tc>
@@ -4497,14 +5505,31 @@
                 <w:sz w:val="20"/>
                 <w:szCs w:val="20"/>
               </w:rPr>
-              <w:t xml:space="preserve">Cạnh chưa biết</w:t>
+              <w:t>Cạnh chưa biết</w:t>
             </w:r>
           </w:p>
         </w:tc>
       </w:tr>
       <w:tr>
+        <w:tblPrEx>
+          <w:tblBorders>
+            <w:top w:val="single" w:color="A6A6A6" w:sz="4" w:space="0"/>
+            <w:left w:val="single" w:color="A6A6A6" w:sz="4" w:space="0"/>
+            <w:bottom w:val="single" w:color="A6A6A6" w:sz="4" w:space="0"/>
+            <w:right w:val="single" w:color="A6A6A6" w:sz="4" w:space="0"/>
+            <w:insideH w:val="single" w:color="A6A6A6" w:sz="4" w:space="0"/>
+            <w:insideV w:val="single" w:color="A6A6A6" w:sz="4" w:space="0"/>
+          </w:tblBorders>
+          <w:tblCellMar>
+            <w:top w:w="60" w:type="dxa"/>
+            <w:left w:w="100" w:type="dxa"/>
+            <w:bottom w:w="60" w:type="dxa"/>
+            <w:right w:w="100" w:type="dxa"/>
+          </w:tblCellMar>
+        </w:tblPrEx>
         <w:trPr>
           <w:cantSplit/>
+          <w:jc w:val="center"/>
         </w:trPr>
         <w:tc>
           <w:tcPr>
@@ -4520,7 +5545,7 @@
                 <w:sz w:val="20"/>
                 <w:szCs w:val="20"/>
               </w:rPr>
-              <w:t xml:space="preserve">SEARCH_GOAL</w:t>
+              <w:t>SEARCH_GOAL</w:t>
             </w:r>
           </w:p>
         </w:tc>
@@ -4538,7 +5563,7 @@
                 <w:sz w:val="20"/>
                 <w:szCs w:val="20"/>
               </w:rPr>
-              <w:t xml:space="preserve">(0,0) → 4 ô tâm</w:t>
+              <w:t>(0,0) → 4 ô tâm</w:t>
             </w:r>
           </w:p>
         </w:tc>
@@ -4556,7 +5581,7 @@
                 <w:sz w:val="20"/>
                 <w:szCs w:val="20"/>
               </w:rPr>
-              <w:t xml:space="preserve">300 mm/s</w:t>
+              <w:t>300 mm/s</w:t>
             </w:r>
           </w:p>
         </w:tc>
@@ -4574,14 +5599,31 @@
                 <w:sz w:val="20"/>
                 <w:szCs w:val="20"/>
               </w:rPr>
-              <w:t xml:space="preserve">Coi như mở</w:t>
+              <w:t>Coi như mở</w:t>
             </w:r>
           </w:p>
         </w:tc>
       </w:tr>
       <w:tr>
+        <w:tblPrEx>
+          <w:tblBorders>
+            <w:top w:val="single" w:color="A6A6A6" w:sz="4" w:space="0"/>
+            <w:left w:val="single" w:color="A6A6A6" w:sz="4" w:space="0"/>
+            <w:bottom w:val="single" w:color="A6A6A6" w:sz="4" w:space="0"/>
+            <w:right w:val="single" w:color="A6A6A6" w:sz="4" w:space="0"/>
+            <w:insideH w:val="single" w:color="A6A6A6" w:sz="4" w:space="0"/>
+            <w:insideV w:val="single" w:color="A6A6A6" w:sz="4" w:space="0"/>
+          </w:tblBorders>
+          <w:tblCellMar>
+            <w:top w:w="60" w:type="dxa"/>
+            <w:left w:w="100" w:type="dxa"/>
+            <w:bottom w:w="60" w:type="dxa"/>
+            <w:right w:w="100" w:type="dxa"/>
+          </w:tblCellMar>
+        </w:tblPrEx>
         <w:trPr>
           <w:cantSplit/>
+          <w:jc w:val="center"/>
         </w:trPr>
         <w:tc>
           <w:tcPr>
@@ -4597,7 +5639,7 @@
                 <w:sz w:val="20"/>
                 <w:szCs w:val="20"/>
               </w:rPr>
-              <w:t xml:space="preserve">SEARCH_START</w:t>
+              <w:t>SEARCH_START</w:t>
             </w:r>
           </w:p>
         </w:tc>
@@ -4615,7 +5657,7 @@
                 <w:sz w:val="20"/>
                 <w:szCs w:val="20"/>
               </w:rPr>
-              <w:t xml:space="preserve">Tâm → (0,0)</w:t>
+              <w:t>Tâm → (0,0)</w:t>
             </w:r>
           </w:p>
         </w:tc>
@@ -4633,7 +5675,7 @@
                 <w:sz w:val="20"/>
                 <w:szCs w:val="20"/>
               </w:rPr>
-              <w:t xml:space="preserve">300 mm/s</w:t>
+              <w:t>300 mm/s</w:t>
             </w:r>
           </w:p>
         </w:tc>
@@ -4651,14 +5693,31 @@
                 <w:sz w:val="20"/>
                 <w:szCs w:val="20"/>
               </w:rPr>
-              <w:t xml:space="preserve">Coi như mở</w:t>
+              <w:t>Coi như mở</w:t>
             </w:r>
           </w:p>
         </w:tc>
       </w:tr>
       <w:tr>
+        <w:tblPrEx>
+          <w:tblBorders>
+            <w:top w:val="single" w:color="A6A6A6" w:sz="4" w:space="0"/>
+            <w:left w:val="single" w:color="A6A6A6" w:sz="4" w:space="0"/>
+            <w:bottom w:val="single" w:color="A6A6A6" w:sz="4" w:space="0"/>
+            <w:right w:val="single" w:color="A6A6A6" w:sz="4" w:space="0"/>
+            <w:insideH w:val="single" w:color="A6A6A6" w:sz="4" w:space="0"/>
+            <w:insideV w:val="single" w:color="A6A6A6" w:sz="4" w:space="0"/>
+          </w:tblBorders>
+          <w:tblCellMar>
+            <w:top w:w="60" w:type="dxa"/>
+            <w:left w:w="100" w:type="dxa"/>
+            <w:bottom w:w="60" w:type="dxa"/>
+            <w:right w:w="100" w:type="dxa"/>
+          </w:tblCellMar>
+        </w:tblPrEx>
         <w:trPr>
           <w:cantSplit/>
+          <w:jc w:val="center"/>
         </w:trPr>
         <w:tc>
           <w:tcPr>
@@ -4674,7 +5733,7 @@
                 <w:sz w:val="20"/>
                 <w:szCs w:val="20"/>
               </w:rPr>
-              <w:t xml:space="preserve">SPEED_RUN</w:t>
+              <w:t>SPEED_RUN</w:t>
             </w:r>
           </w:p>
         </w:tc>
@@ -4692,7 +5751,7 @@
                 <w:sz w:val="20"/>
                 <w:szCs w:val="20"/>
               </w:rPr>
-              <w:t xml:space="preserve">(0,0) → tâm</w:t>
+              <w:t>(0,0) → tâm</w:t>
             </w:r>
           </w:p>
         </w:tc>
@@ -4710,7 +5769,7 @@
                 <w:sz w:val="20"/>
                 <w:szCs w:val="20"/>
               </w:rPr>
-              <w:t xml:space="preserve">350 mm/s</w:t>
+              <w:t>350 mm/s</w:t>
             </w:r>
           </w:p>
         </w:tc>
@@ -4728,7 +5787,7 @@
                 <w:sz w:val="20"/>
                 <w:szCs w:val="20"/>
               </w:rPr>
-              <w:t xml:space="preserve">Coi như tường (chỉ đi qua cạnh đã biết)</w:t>
+              <w:t>Coi như tường (chỉ đi qua cạnh đã biết)</w:t>
             </w:r>
           </w:p>
         </w:tc>
@@ -4741,9 +5800,17 @@
     </w:p>
     <w:tbl>
       <w:tblPr>
-        <w:tblStyle w:val="TableGrid"/>
+        <w:tblStyle w:val="7"/>
         <w:tblW w:w="7600" w:type="dxa"/>
         <w:jc w:val="center"/>
+        <w:tblBorders>
+          <w:top w:val="single" w:color="A6A6A6" w:sz="4" w:space="0"/>
+          <w:left w:val="single" w:color="A6A6A6" w:sz="4" w:space="0"/>
+          <w:bottom w:val="single" w:color="A6A6A6" w:sz="4" w:space="0"/>
+          <w:right w:val="single" w:color="A6A6A6" w:sz="4" w:space="0"/>
+          <w:insideH w:val="single" w:color="A6A6A6" w:sz="4" w:space="0"/>
+          <w:insideV w:val="single" w:color="A6A6A6" w:sz="4" w:space="0"/>
+        </w:tblBorders>
         <w:tblLayout w:type="fixed"/>
         <w:tblCellMar>
           <w:top w:w="60" w:type="dxa"/>
@@ -4756,17 +5823,34 @@
         <w:gridCol w:w="7600"/>
       </w:tblGrid>
       <w:tr>
+        <w:tblPrEx>
+          <w:tblBorders>
+            <w:top w:val="single" w:color="A6A6A6" w:sz="4" w:space="0"/>
+            <w:left w:val="single" w:color="A6A6A6" w:sz="4" w:space="0"/>
+            <w:bottom w:val="single" w:color="A6A6A6" w:sz="4" w:space="0"/>
+            <w:right w:val="single" w:color="A6A6A6" w:sz="4" w:space="0"/>
+            <w:insideH w:val="single" w:color="A6A6A6" w:sz="4" w:space="0"/>
+            <w:insideV w:val="single" w:color="A6A6A6" w:sz="4" w:space="0"/>
+          </w:tblBorders>
+          <w:tblCellMar>
+            <w:top w:w="60" w:type="dxa"/>
+            <w:left w:w="100" w:type="dxa"/>
+            <w:bottom w:w="60" w:type="dxa"/>
+            <w:right w:w="100" w:type="dxa"/>
+          </w:tblCellMar>
+        </w:tblPrEx>
         <w:trPr>
           <w:cantSplit/>
+          <w:jc w:val="center"/>
         </w:trPr>
         <w:tc>
           <w:tcPr>
             <w:tcW w:w="7600" w:type="dxa"/>
             <w:tcBorders>
-              <w:top w:val="single" w:sz="8" w:space="0" w:color="4472C4"/>
-              <w:left w:val="single" w:sz="8" w:space="0" w:color="4472C4"/>
-              <w:bottom w:val="single" w:sz="8" w:space="0" w:color="4472C4"/>
-              <w:right w:val="single" w:sz="8" w:space="0" w:color="4472C4"/>
+              <w:top w:val="single" w:color="4472C4" w:sz="8" w:space="0"/>
+              <w:left w:val="single" w:color="4472C4" w:sz="8" w:space="0"/>
+              <w:bottom w:val="single" w:color="4472C4" w:sz="8" w:space="0"/>
+              <w:right w:val="single" w:color="4472C4" w:sz="8" w:space="0"/>
             </w:tcBorders>
             <w:shd w:val="clear" w:color="auto" w:fill="EAF1FB"/>
             <w:vAlign w:val="center"/>
@@ -4784,7 +5868,7 @@
                 <w:sz w:val="21"/>
                 <w:szCs w:val="21"/>
               </w:rPr>
-              <w:t xml:space="preserve">SEARCH_GOAL</w:t>
+              <w:t>SEARCH_GOAL</w:t>
             </w:r>
           </w:p>
           <w:p>
@@ -4796,7 +5880,7 @@
                 <w:sz w:val="19"/>
                 <w:szCs w:val="19"/>
               </w:rPr>
-              <w:t xml:space="preserve">(0,0) → 4 ô tâm, vừa đi vừa vẽ bản đồ</w:t>
+              <w:t>(0,0) → 4 ô tâm, vừa đi vừa vẽ bản đồ</w:t>
             </w:r>
           </w:p>
         </w:tc>
@@ -4814,14 +5898,22 @@
           <w:sz w:val="20"/>
           <w:szCs w:val="20"/>
         </w:rPr>
-        <w:t xml:space="preserve">▼</w:t>
+        <w:t>▼</w:t>
       </w:r>
     </w:p>
     <w:tbl>
       <w:tblPr>
-        <w:tblStyle w:val="TableGrid"/>
+        <w:tblStyle w:val="7"/>
         <w:tblW w:w="7600" w:type="dxa"/>
         <w:jc w:val="center"/>
+        <w:tblBorders>
+          <w:top w:val="single" w:color="A6A6A6" w:sz="4" w:space="0"/>
+          <w:left w:val="single" w:color="A6A6A6" w:sz="4" w:space="0"/>
+          <w:bottom w:val="single" w:color="A6A6A6" w:sz="4" w:space="0"/>
+          <w:right w:val="single" w:color="A6A6A6" w:sz="4" w:space="0"/>
+          <w:insideH w:val="single" w:color="A6A6A6" w:sz="4" w:space="0"/>
+          <w:insideV w:val="single" w:color="A6A6A6" w:sz="4" w:space="0"/>
+        </w:tblBorders>
         <w:tblLayout w:type="fixed"/>
         <w:tblCellMar>
           <w:top w:w="60" w:type="dxa"/>
@@ -4834,17 +5926,34 @@
         <w:gridCol w:w="7600"/>
       </w:tblGrid>
       <w:tr>
+        <w:tblPrEx>
+          <w:tblBorders>
+            <w:top w:val="single" w:color="A6A6A6" w:sz="4" w:space="0"/>
+            <w:left w:val="single" w:color="A6A6A6" w:sz="4" w:space="0"/>
+            <w:bottom w:val="single" w:color="A6A6A6" w:sz="4" w:space="0"/>
+            <w:right w:val="single" w:color="A6A6A6" w:sz="4" w:space="0"/>
+            <w:insideH w:val="single" w:color="A6A6A6" w:sz="4" w:space="0"/>
+            <w:insideV w:val="single" w:color="A6A6A6" w:sz="4" w:space="0"/>
+          </w:tblBorders>
+          <w:tblCellMar>
+            <w:top w:w="60" w:type="dxa"/>
+            <w:left w:w="100" w:type="dxa"/>
+            <w:bottom w:w="60" w:type="dxa"/>
+            <w:right w:w="100" w:type="dxa"/>
+          </w:tblCellMar>
+        </w:tblPrEx>
         <w:trPr>
           <w:cantSplit/>
+          <w:jc w:val="center"/>
         </w:trPr>
         <w:tc>
           <w:tcPr>
             <w:tcW w:w="7600" w:type="dxa"/>
             <w:tcBorders>
-              <w:top w:val="single" w:sz="8" w:space="0" w:color="4472C4"/>
-              <w:left w:val="single" w:sz="8" w:space="0" w:color="4472C4"/>
-              <w:bottom w:val="single" w:sz="8" w:space="0" w:color="4472C4"/>
-              <w:right w:val="single" w:sz="8" w:space="0" w:color="4472C4"/>
+              <w:top w:val="single" w:color="4472C4" w:sz="8" w:space="0"/>
+              <w:left w:val="single" w:color="4472C4" w:sz="8" w:space="0"/>
+              <w:bottom w:val="single" w:color="4472C4" w:sz="8" w:space="0"/>
+              <w:right w:val="single" w:color="4472C4" w:sz="8" w:space="0"/>
             </w:tcBorders>
             <w:shd w:val="clear" w:color="auto" w:fill="EAF1FB"/>
             <w:vAlign w:val="center"/>
@@ -4862,7 +5971,7 @@
                 <w:sz w:val="21"/>
                 <w:szCs w:val="21"/>
               </w:rPr>
-              <w:t xml:space="preserve">SEARCH_START</w:t>
+              <w:t>SEARCH_START</w:t>
             </w:r>
           </w:p>
           <w:p>
@@ -4874,7 +5983,7 @@
                 <w:sz w:val="19"/>
                 <w:szCs w:val="19"/>
               </w:rPr>
-              <w:t xml:space="preserve">Tâm → (0,0), tiếp tục vẽ bản đồ</w:t>
+              <w:t>Tâm → (0,0), tiếp tục vẽ bản đồ</w:t>
             </w:r>
           </w:p>
         </w:tc>
@@ -4892,14 +6001,22 @@
           <w:sz w:val="20"/>
           <w:szCs w:val="20"/>
         </w:rPr>
-        <w:t xml:space="preserve">▼</w:t>
+        <w:t>▼</w:t>
       </w:r>
     </w:p>
     <w:tbl>
       <w:tblPr>
-        <w:tblStyle w:val="TableGrid"/>
+        <w:tblStyle w:val="7"/>
         <w:tblW w:w="7600" w:type="dxa"/>
         <w:jc w:val="center"/>
+        <w:tblBorders>
+          <w:top w:val="single" w:color="A6A6A6" w:sz="4" w:space="0"/>
+          <w:left w:val="single" w:color="A6A6A6" w:sz="4" w:space="0"/>
+          <w:bottom w:val="single" w:color="A6A6A6" w:sz="4" w:space="0"/>
+          <w:right w:val="single" w:color="A6A6A6" w:sz="4" w:space="0"/>
+          <w:insideH w:val="single" w:color="A6A6A6" w:sz="4" w:space="0"/>
+          <w:insideV w:val="single" w:color="A6A6A6" w:sz="4" w:space="0"/>
+        </w:tblBorders>
         <w:tblLayout w:type="fixed"/>
         <w:tblCellMar>
           <w:top w:w="60" w:type="dxa"/>
@@ -4912,17 +6029,34 @@
         <w:gridCol w:w="7600"/>
       </w:tblGrid>
       <w:tr>
+        <w:tblPrEx>
+          <w:tblBorders>
+            <w:top w:val="single" w:color="A6A6A6" w:sz="4" w:space="0"/>
+            <w:left w:val="single" w:color="A6A6A6" w:sz="4" w:space="0"/>
+            <w:bottom w:val="single" w:color="A6A6A6" w:sz="4" w:space="0"/>
+            <w:right w:val="single" w:color="A6A6A6" w:sz="4" w:space="0"/>
+            <w:insideH w:val="single" w:color="A6A6A6" w:sz="4" w:space="0"/>
+            <w:insideV w:val="single" w:color="A6A6A6" w:sz="4" w:space="0"/>
+          </w:tblBorders>
+          <w:tblCellMar>
+            <w:top w:w="60" w:type="dxa"/>
+            <w:left w:w="100" w:type="dxa"/>
+            <w:bottom w:w="60" w:type="dxa"/>
+            <w:right w:w="100" w:type="dxa"/>
+          </w:tblCellMar>
+        </w:tblPrEx>
         <w:trPr>
           <w:cantSplit/>
+          <w:jc w:val="center"/>
         </w:trPr>
         <w:tc>
           <w:tcPr>
             <w:tcW w:w="7600" w:type="dxa"/>
             <w:tcBorders>
-              <w:top w:val="single" w:sz="8" w:space="0" w:color="4472C4"/>
-              <w:left w:val="single" w:sz="8" w:space="0" w:color="4472C4"/>
-              <w:bottom w:val="single" w:sz="8" w:space="0" w:color="4472C4"/>
-              <w:right w:val="single" w:sz="8" w:space="0" w:color="4472C4"/>
+              <w:top w:val="single" w:color="4472C4" w:sz="8" w:space="0"/>
+              <w:left w:val="single" w:color="4472C4" w:sz="8" w:space="0"/>
+              <w:bottom w:val="single" w:color="4472C4" w:sz="8" w:space="0"/>
+              <w:right w:val="single" w:color="4472C4" w:sz="8" w:space="0"/>
             </w:tcBorders>
             <w:shd w:val="clear" w:color="auto" w:fill="EAF1FB"/>
             <w:vAlign w:val="center"/>
@@ -4940,7 +6074,7 @@
                 <w:sz w:val="21"/>
                 <w:szCs w:val="21"/>
               </w:rPr>
-              <w:t xml:space="preserve">Về tới (0,0): so 2 đường ngắn nhất từ xuất phát tới tâm</w:t>
+              <w:t>Về tới (0,0): so 2 đường ngắn nhất từ xuất phát tới tâm</w:t>
             </w:r>
           </w:p>
           <w:p>
@@ -4953,7 +6087,7 @@
                 <w:sz w:val="19"/>
                 <w:szCs w:val="19"/>
               </w:rPr>
-              <w:t xml:space="preserve">• Chỉ qua cạnh đã biết là mở  • Lạc quan (cạnh chưa biết coi như mở)</w:t>
+              <w:t>• Chỉ qua cạnh đã biết là mở  • Lạc quan (cạnh chưa biết coi như mở)</w:t>
             </w:r>
           </w:p>
           <w:p>
@@ -4966,7 +6100,7 @@
                 <w:sz w:val="19"/>
                 <w:szCs w:val="19"/>
               </w:rPr>
-              <w:t xml:space="preserve">Bằng nhau → đường đã biết chắc chắn ngắn nhất</w:t>
+              <w:t>Bằng nhau → đường đã biết chắc chắn ngắn nhất</w:t>
             </w:r>
           </w:p>
           <w:p>
@@ -4978,7 +6112,7 @@
                 <w:sz w:val="19"/>
                 <w:szCs w:val="19"/>
               </w:rPr>
-              <w:t xml:space="preserve">Chưa bằng (và chưa đủ 3 vòng) → quay lại SEARCH_GOAL khám phá thêm</w:t>
+              <w:t>Chưa bằng (và chưa đủ 3 vòng) → quay lại SEARCH_GOAL khám phá thêm</w:t>
             </w:r>
           </w:p>
         </w:tc>
@@ -4996,14 +6130,22 @@
           <w:sz w:val="20"/>
           <w:szCs w:val="20"/>
         </w:rPr>
-        <w:t xml:space="preserve">▼   bằng nhau, hoặc đã đủ 3 vòng</w:t>
+        <w:t>▼   bằng nhau, hoặc đã đủ 3 vòng</w:t>
       </w:r>
     </w:p>
     <w:tbl>
       <w:tblPr>
-        <w:tblStyle w:val="TableGrid"/>
+        <w:tblStyle w:val="7"/>
         <w:tblW w:w="7600" w:type="dxa"/>
         <w:jc w:val="center"/>
+        <w:tblBorders>
+          <w:top w:val="single" w:color="A6A6A6" w:sz="4" w:space="0"/>
+          <w:left w:val="single" w:color="A6A6A6" w:sz="4" w:space="0"/>
+          <w:bottom w:val="single" w:color="A6A6A6" w:sz="4" w:space="0"/>
+          <w:right w:val="single" w:color="A6A6A6" w:sz="4" w:space="0"/>
+          <w:insideH w:val="single" w:color="A6A6A6" w:sz="4" w:space="0"/>
+          <w:insideV w:val="single" w:color="A6A6A6" w:sz="4" w:space="0"/>
+        </w:tblBorders>
         <w:tblLayout w:type="fixed"/>
         <w:tblCellMar>
           <w:top w:w="60" w:type="dxa"/>
@@ -5016,17 +6158,34 @@
         <w:gridCol w:w="7600"/>
       </w:tblGrid>
       <w:tr>
+        <w:tblPrEx>
+          <w:tblBorders>
+            <w:top w:val="single" w:color="A6A6A6" w:sz="4" w:space="0"/>
+            <w:left w:val="single" w:color="A6A6A6" w:sz="4" w:space="0"/>
+            <w:bottom w:val="single" w:color="A6A6A6" w:sz="4" w:space="0"/>
+            <w:right w:val="single" w:color="A6A6A6" w:sz="4" w:space="0"/>
+            <w:insideH w:val="single" w:color="A6A6A6" w:sz="4" w:space="0"/>
+            <w:insideV w:val="single" w:color="A6A6A6" w:sz="4" w:space="0"/>
+          </w:tblBorders>
+          <w:tblCellMar>
+            <w:top w:w="60" w:type="dxa"/>
+            <w:left w:w="100" w:type="dxa"/>
+            <w:bottom w:w="60" w:type="dxa"/>
+            <w:right w:w="100" w:type="dxa"/>
+          </w:tblCellMar>
+        </w:tblPrEx>
         <w:trPr>
           <w:cantSplit/>
+          <w:jc w:val="center"/>
         </w:trPr>
         <w:tc>
           <w:tcPr>
             <w:tcW w:w="7600" w:type="dxa"/>
             <w:tcBorders>
-              <w:top w:val="single" w:sz="8" w:space="0" w:color="4472C4"/>
-              <w:left w:val="single" w:sz="8" w:space="0" w:color="4472C4"/>
-              <w:bottom w:val="single" w:sz="8" w:space="0" w:color="4472C4"/>
-              <w:right w:val="single" w:sz="8" w:space="0" w:color="4472C4"/>
+              <w:top w:val="single" w:color="4472C4" w:sz="8" w:space="0"/>
+              <w:left w:val="single" w:color="4472C4" w:sz="8" w:space="0"/>
+              <w:bottom w:val="single" w:color="4472C4" w:sz="8" w:space="0"/>
+              <w:right w:val="single" w:color="4472C4" w:sz="8" w:space="0"/>
             </w:tcBorders>
             <w:shd w:val="clear" w:color="auto" w:fill="EAF1FB"/>
             <w:vAlign w:val="center"/>
@@ -5044,7 +6203,7 @@
                 <w:sz w:val="21"/>
                 <w:szCs w:val="21"/>
               </w:rPr>
-              <w:t xml:space="preserve">Chờ 1 s, đo lại offset gyro → SPEED_RUN</w:t>
+              <w:t>Chờ 1 s, đo lại offset gyro → SPEED_RUN</w:t>
             </w:r>
           </w:p>
           <w:p>
@@ -5056,7 +6215,7 @@
                 <w:sz w:val="19"/>
                 <w:szCs w:val="19"/>
               </w:rPr>
-              <w:t xml:space="preserve">(0,0) → tâm, 350 mm/s, chỉ qua cạnh đã biết</w:t>
+              <w:t>(0,0) → tâm, 350 mm/s, chỉ qua cạnh đã biết</w:t>
             </w:r>
           </w:p>
         </w:tc>
@@ -5074,14 +6233,22 @@
           <w:sz w:val="20"/>
           <w:szCs w:val="20"/>
         </w:rPr>
-        <w:t xml:space="preserve">▼</w:t>
+        <w:t>▼</w:t>
       </w:r>
     </w:p>
     <w:tbl>
       <w:tblPr>
-        <w:tblStyle w:val="TableGrid"/>
+        <w:tblStyle w:val="7"/>
         <w:tblW w:w="7600" w:type="dxa"/>
         <w:jc w:val="center"/>
+        <w:tblBorders>
+          <w:top w:val="single" w:color="A6A6A6" w:sz="4" w:space="0"/>
+          <w:left w:val="single" w:color="A6A6A6" w:sz="4" w:space="0"/>
+          <w:bottom w:val="single" w:color="A6A6A6" w:sz="4" w:space="0"/>
+          <w:right w:val="single" w:color="A6A6A6" w:sz="4" w:space="0"/>
+          <w:insideH w:val="single" w:color="A6A6A6" w:sz="4" w:space="0"/>
+          <w:insideV w:val="single" w:color="A6A6A6" w:sz="4" w:space="0"/>
+        </w:tblBorders>
         <w:tblLayout w:type="fixed"/>
         <w:tblCellMar>
           <w:top w:w="60" w:type="dxa"/>
@@ -5094,17 +6261,34 @@
         <w:gridCol w:w="7600"/>
       </w:tblGrid>
       <w:tr>
+        <w:tblPrEx>
+          <w:tblBorders>
+            <w:top w:val="single" w:color="A6A6A6" w:sz="4" w:space="0"/>
+            <w:left w:val="single" w:color="A6A6A6" w:sz="4" w:space="0"/>
+            <w:bottom w:val="single" w:color="A6A6A6" w:sz="4" w:space="0"/>
+            <w:right w:val="single" w:color="A6A6A6" w:sz="4" w:space="0"/>
+            <w:insideH w:val="single" w:color="A6A6A6" w:sz="4" w:space="0"/>
+            <w:insideV w:val="single" w:color="A6A6A6" w:sz="4" w:space="0"/>
+          </w:tblBorders>
+          <w:tblCellMar>
+            <w:top w:w="60" w:type="dxa"/>
+            <w:left w:w="100" w:type="dxa"/>
+            <w:bottom w:w="60" w:type="dxa"/>
+            <w:right w:w="100" w:type="dxa"/>
+          </w:tblCellMar>
+        </w:tblPrEx>
         <w:trPr>
           <w:cantSplit/>
+          <w:jc w:val="center"/>
         </w:trPr>
         <w:tc>
           <w:tcPr>
             <w:tcW w:w="7600" w:type="dxa"/>
             <w:tcBorders>
-              <w:top w:val="single" w:sz="8" w:space="0" w:color="4472C4"/>
-              <w:left w:val="single" w:sz="8" w:space="0" w:color="4472C4"/>
-              <w:bottom w:val="single" w:sz="8" w:space="0" w:color="4472C4"/>
-              <w:right w:val="single" w:sz="8" w:space="0" w:color="4472C4"/>
+              <w:top w:val="single" w:color="4472C4" w:sz="8" w:space="0"/>
+              <w:left w:val="single" w:color="4472C4" w:sz="8" w:space="0"/>
+              <w:bottom w:val="single" w:color="4472C4" w:sz="8" w:space="0"/>
+              <w:right w:val="single" w:color="4472C4" w:sz="8" w:space="0"/>
             </w:tcBorders>
             <w:shd w:val="clear" w:color="auto" w:fill="EAF1FB"/>
             <w:vAlign w:val="center"/>
@@ -5121,7 +6305,7 @@
                 <w:sz w:val="21"/>
                 <w:szCs w:val="21"/>
               </w:rPr>
-              <w:t xml:space="preserve">DONE → FINISHED</w:t>
+              <w:t>DONE → FINISHED</w:t>
             </w:r>
           </w:p>
         </w:tc>
@@ -5134,22 +6318,30 @@
     </w:p>
     <w:p>
       <w:pPr>
-        <w:pStyle w:val="Heading2"/>
-      </w:pPr>
-      <w:r>
-        <w:t xml:space="preserve">5.5 Đoạn thẳng gộp nhiều ô – vừa chạy vừa vẽ bản đồ</w:t>
-      </w:r>
-    </w:p>
-    <w:p>
-      <w:r>
-        <w:t xml:space="preserve">Xe chỉ dừng ở tâm các ô phải rẽ. Trên đoạn thẳng, xe đọc tường và tính lại đường mà không dừng.</w:t>
+        <w:pStyle w:val="3"/>
+      </w:pPr>
+      <w:r>
+        <w:t>5.5 Đoạn thẳng gộp nhiều ô – vừa chạy vừa vẽ bản đồ</w:t>
+      </w:r>
+    </w:p>
+    <w:p>
+      <w:r>
+        <w:t>Xe chỉ dừng ở tâm các ô phải rẽ. Trên đoạn thẳng, xe đọc tường và tính lại đường mà không dừng.</w:t>
       </w:r>
     </w:p>
     <w:tbl>
       <w:tblPr>
-        <w:tblStyle w:val="TableGrid"/>
+        <w:tblStyle w:val="7"/>
         <w:tblW w:w="7600" w:type="dxa"/>
         <w:jc w:val="center"/>
+        <w:tblBorders>
+          <w:top w:val="single" w:color="A6A6A6" w:sz="4" w:space="0"/>
+          <w:left w:val="single" w:color="A6A6A6" w:sz="4" w:space="0"/>
+          <w:bottom w:val="single" w:color="A6A6A6" w:sz="4" w:space="0"/>
+          <w:right w:val="single" w:color="A6A6A6" w:sz="4" w:space="0"/>
+          <w:insideH w:val="single" w:color="A6A6A6" w:sz="4" w:space="0"/>
+          <w:insideV w:val="single" w:color="A6A6A6" w:sz="4" w:space="0"/>
+        </w:tblBorders>
         <w:tblLayout w:type="fixed"/>
         <w:tblCellMar>
           <w:top w:w="60" w:type="dxa"/>
@@ -5162,17 +6354,34 @@
         <w:gridCol w:w="7600"/>
       </w:tblGrid>
       <w:tr>
+        <w:tblPrEx>
+          <w:tblBorders>
+            <w:top w:val="single" w:color="A6A6A6" w:sz="4" w:space="0"/>
+            <w:left w:val="single" w:color="A6A6A6" w:sz="4" w:space="0"/>
+            <w:bottom w:val="single" w:color="A6A6A6" w:sz="4" w:space="0"/>
+            <w:right w:val="single" w:color="A6A6A6" w:sz="4" w:space="0"/>
+            <w:insideH w:val="single" w:color="A6A6A6" w:sz="4" w:space="0"/>
+            <w:insideV w:val="single" w:color="A6A6A6" w:sz="4" w:space="0"/>
+          </w:tblBorders>
+          <w:tblCellMar>
+            <w:top w:w="60" w:type="dxa"/>
+            <w:left w:w="100" w:type="dxa"/>
+            <w:bottom w:w="60" w:type="dxa"/>
+            <w:right w:w="100" w:type="dxa"/>
+          </w:tblCellMar>
+        </w:tblPrEx>
         <w:trPr>
           <w:cantSplit/>
+          <w:jc w:val="center"/>
         </w:trPr>
         <w:tc>
           <w:tcPr>
             <w:tcW w:w="7600" w:type="dxa"/>
             <w:tcBorders>
-              <w:top w:val="single" w:sz="8" w:space="0" w:color="4472C4"/>
-              <w:left w:val="single" w:sz="8" w:space="0" w:color="4472C4"/>
-              <w:bottom w:val="single" w:sz="8" w:space="0" w:color="4472C4"/>
-              <w:right w:val="single" w:sz="8" w:space="0" w:color="4472C4"/>
+              <w:top w:val="single" w:color="4472C4" w:sz="8" w:space="0"/>
+              <w:left w:val="single" w:color="4472C4" w:sz="8" w:space="0"/>
+              <w:bottom w:val="single" w:color="4472C4" w:sz="8" w:space="0"/>
+              <w:right w:val="single" w:color="4472C4" w:sz="8" w:space="0"/>
             </w:tcBorders>
             <w:shd w:val="clear" w:color="auto" w:fill="EAF1FB"/>
             <w:vAlign w:val="center"/>
@@ -5190,7 +6399,7 @@
                 <w:sz w:val="21"/>
                 <w:szCs w:val="21"/>
               </w:rPr>
-              <w:t xml:space="preserve">Plan_StraightCells → n ô</w:t>
+              <w:t>Plan_StraightCells → n ô</w:t>
             </w:r>
           </w:p>
           <w:p>
@@ -5202,7 +6411,7 @@
                 <w:sz w:val="19"/>
                 <w:szCs w:val="19"/>
               </w:rPr>
-              <w:t xml:space="preserve">Đếm số ô đi thẳng liên tiếp mà đường flood fill vẫn giữ hướng hiện tại</w:t>
+              <w:t>Đếm số ô đi thẳng liên tiếp mà đường flood fill vẫn giữ hướng hiện tại</w:t>
             </w:r>
           </w:p>
         </w:tc>
@@ -5220,14 +6429,22 @@
           <w:sz w:val="20"/>
           <w:szCs w:val="20"/>
         </w:rPr>
-        <w:t xml:space="preserve">▼</w:t>
+        <w:t>▼</w:t>
       </w:r>
     </w:p>
     <w:tbl>
       <w:tblPr>
-        <w:tblStyle w:val="TableGrid"/>
+        <w:tblStyle w:val="7"/>
         <w:tblW w:w="7600" w:type="dxa"/>
         <w:jc w:val="center"/>
+        <w:tblBorders>
+          <w:top w:val="single" w:color="A6A6A6" w:sz="4" w:space="0"/>
+          <w:left w:val="single" w:color="A6A6A6" w:sz="4" w:space="0"/>
+          <w:bottom w:val="single" w:color="A6A6A6" w:sz="4" w:space="0"/>
+          <w:right w:val="single" w:color="A6A6A6" w:sz="4" w:space="0"/>
+          <w:insideH w:val="single" w:color="A6A6A6" w:sz="4" w:space="0"/>
+          <w:insideV w:val="single" w:color="A6A6A6" w:sz="4" w:space="0"/>
+        </w:tblBorders>
         <w:tblLayout w:type="fixed"/>
         <w:tblCellMar>
           <w:top w:w="60" w:type="dxa"/>
@@ -5240,17 +6457,34 @@
         <w:gridCol w:w="7600"/>
       </w:tblGrid>
       <w:tr>
+        <w:tblPrEx>
+          <w:tblBorders>
+            <w:top w:val="single" w:color="A6A6A6" w:sz="4" w:space="0"/>
+            <w:left w:val="single" w:color="A6A6A6" w:sz="4" w:space="0"/>
+            <w:bottom w:val="single" w:color="A6A6A6" w:sz="4" w:space="0"/>
+            <w:right w:val="single" w:color="A6A6A6" w:sz="4" w:space="0"/>
+            <w:insideH w:val="single" w:color="A6A6A6" w:sz="4" w:space="0"/>
+            <w:insideV w:val="single" w:color="A6A6A6" w:sz="4" w:space="0"/>
+          </w:tblBorders>
+          <w:tblCellMar>
+            <w:top w:w="60" w:type="dxa"/>
+            <w:left w:w="100" w:type="dxa"/>
+            <w:bottom w:w="60" w:type="dxa"/>
+            <w:right w:w="100" w:type="dxa"/>
+          </w:tblCellMar>
+        </w:tblPrEx>
         <w:trPr>
           <w:cantSplit/>
+          <w:jc w:val="center"/>
         </w:trPr>
         <w:tc>
           <w:tcPr>
             <w:tcW w:w="7600" w:type="dxa"/>
             <w:tcBorders>
-              <w:top w:val="single" w:sz="8" w:space="0" w:color="4472C4"/>
-              <w:left w:val="single" w:sz="8" w:space="0" w:color="4472C4"/>
-              <w:bottom w:val="single" w:sz="8" w:space="0" w:color="4472C4"/>
-              <w:right w:val="single" w:sz="8" w:space="0" w:color="4472C4"/>
+              <w:top w:val="single" w:color="4472C4" w:sz="8" w:space="0"/>
+              <w:left w:val="single" w:color="4472C4" w:sz="8" w:space="0"/>
+              <w:bottom w:val="single" w:color="4472C4" w:sz="8" w:space="0"/>
+              <w:right w:val="single" w:color="4472C4" w:sz="8" w:space="0"/>
             </w:tcBorders>
             <w:shd w:val="clear" w:color="auto" w:fill="EAF1FB"/>
             <w:vAlign w:val="center"/>
@@ -5268,7 +6502,7 @@
                 <w:sz w:val="21"/>
                 <w:szCs w:val="21"/>
               </w:rPr>
-              <w:t xml:space="preserve">Move_Straight_Begin(n × 180 mm, tốc độ)</w:t>
+              <w:t>Move_Straight_Begin(n × 180 mm, tốc độ)</w:t>
             </w:r>
           </w:p>
           <w:p>
@@ -5280,7 +6514,7 @@
                 <w:sz w:val="19"/>
                 <w:szCs w:val="19"/>
               </w:rPr>
-              <w:t xml:space="preserve">Trả về ngay; ngắt TIM9 điều khiển xe</w:t>
+              <w:t>Trả về ngay; ngắt TIM9 điều khiển xe</w:t>
             </w:r>
           </w:p>
         </w:tc>
@@ -5298,14 +6532,22 @@
           <w:sz w:val="20"/>
           <w:szCs w:val="20"/>
         </w:rPr>
-        <w:t xml:space="preserve">▼</w:t>
+        <w:t>▼</w:t>
       </w:r>
     </w:p>
     <w:tbl>
       <w:tblPr>
-        <w:tblStyle w:val="TableGrid"/>
+        <w:tblStyle w:val="7"/>
         <w:tblW w:w="7600" w:type="dxa"/>
         <w:jc w:val="center"/>
+        <w:tblBorders>
+          <w:top w:val="single" w:color="A6A6A6" w:sz="4" w:space="0"/>
+          <w:left w:val="single" w:color="A6A6A6" w:sz="4" w:space="0"/>
+          <w:bottom w:val="single" w:color="A6A6A6" w:sz="4" w:space="0"/>
+          <w:right w:val="single" w:color="A6A6A6" w:sz="4" w:space="0"/>
+          <w:insideH w:val="single" w:color="A6A6A6" w:sz="4" w:space="0"/>
+          <w:insideV w:val="single" w:color="A6A6A6" w:sz="4" w:space="0"/>
+        </w:tblBorders>
         <w:tblLayout w:type="fixed"/>
         <w:tblCellMar>
           <w:top w:w="60" w:type="dxa"/>
@@ -5318,17 +6560,34 @@
         <w:gridCol w:w="7600"/>
       </w:tblGrid>
       <w:tr>
+        <w:tblPrEx>
+          <w:tblBorders>
+            <w:top w:val="single" w:color="A6A6A6" w:sz="4" w:space="0"/>
+            <w:left w:val="single" w:color="A6A6A6" w:sz="4" w:space="0"/>
+            <w:bottom w:val="single" w:color="A6A6A6" w:sz="4" w:space="0"/>
+            <w:right w:val="single" w:color="A6A6A6" w:sz="4" w:space="0"/>
+            <w:insideH w:val="single" w:color="A6A6A6" w:sz="4" w:space="0"/>
+            <w:insideV w:val="single" w:color="A6A6A6" w:sz="4" w:space="0"/>
+          </w:tblBorders>
+          <w:tblCellMar>
+            <w:top w:w="60" w:type="dxa"/>
+            <w:left w:w="100" w:type="dxa"/>
+            <w:bottom w:w="60" w:type="dxa"/>
+            <w:right w:w="100" w:type="dxa"/>
+          </w:tblCellMar>
+        </w:tblPrEx>
         <w:trPr>
           <w:cantSplit/>
+          <w:jc w:val="center"/>
         </w:trPr>
         <w:tc>
           <w:tcPr>
             <w:tcW w:w="7600" w:type="dxa"/>
             <w:tcBorders>
-              <w:top w:val="single" w:sz="8" w:space="0" w:color="4472C4"/>
-              <w:left w:val="single" w:sz="8" w:space="0" w:color="4472C4"/>
-              <w:bottom w:val="single" w:sz="8" w:space="0" w:color="4472C4"/>
-              <w:right w:val="single" w:sz="8" w:space="0" w:color="4472C4"/>
+              <w:top w:val="single" w:color="4472C4" w:sz="8" w:space="0"/>
+              <w:left w:val="single" w:color="4472C4" w:sz="8" w:space="0"/>
+              <w:bottom w:val="single" w:color="4472C4" w:sz="8" w:space="0"/>
+              <w:right w:val="single" w:color="4472C4" w:sz="8" w:space="0"/>
             </w:tcBorders>
             <w:shd w:val="clear" w:color="auto" w:fill="EAF1FB"/>
             <w:vAlign w:val="center"/>
@@ -5345,7 +6604,7 @@
                 <w:sz w:val="21"/>
                 <w:szCs w:val="21"/>
               </w:rPr>
-              <w:t xml:space="preserve">Mỗi vòng lặp: quãng đã đi = Move_Straight_Traveled()</w:t>
+              <w:t>Mỗi vòng lặp: quãng đã đi = Move_Straight_Traveled()</w:t>
             </w:r>
           </w:p>
         </w:tc>
@@ -5363,14 +6622,22 @@
           <w:sz w:val="20"/>
           <w:szCs w:val="20"/>
         </w:rPr>
-        <w:t xml:space="preserve">▼   trục bánh tới biên vào ô k (quãng ≥ k × 180 − 90 mm)</w:t>
+        <w:t>▼   trục bánh tới biên vào ô k (quãng ≥ k × 180 − 90 mm)</w:t>
       </w:r>
     </w:p>
     <w:tbl>
       <w:tblPr>
-        <w:tblStyle w:val="TableGrid"/>
+        <w:tblStyle w:val="7"/>
         <w:tblW w:w="7600" w:type="dxa"/>
         <w:jc w:val="center"/>
+        <w:tblBorders>
+          <w:top w:val="single" w:color="A6A6A6" w:sz="4" w:space="0"/>
+          <w:left w:val="single" w:color="A6A6A6" w:sz="4" w:space="0"/>
+          <w:bottom w:val="single" w:color="A6A6A6" w:sz="4" w:space="0"/>
+          <w:right w:val="single" w:color="A6A6A6" w:sz="4" w:space="0"/>
+          <w:insideH w:val="single" w:color="A6A6A6" w:sz="4" w:space="0"/>
+          <w:insideV w:val="single" w:color="A6A6A6" w:sz="4" w:space="0"/>
+        </w:tblBorders>
         <w:tblLayout w:type="fixed"/>
         <w:tblCellMar>
           <w:top w:w="60" w:type="dxa"/>
@@ -5383,17 +6650,34 @@
         <w:gridCol w:w="7600"/>
       </w:tblGrid>
       <w:tr>
+        <w:tblPrEx>
+          <w:tblBorders>
+            <w:top w:val="single" w:color="A6A6A6" w:sz="4" w:space="0"/>
+            <w:left w:val="single" w:color="A6A6A6" w:sz="4" w:space="0"/>
+            <w:bottom w:val="single" w:color="A6A6A6" w:sz="4" w:space="0"/>
+            <w:right w:val="single" w:color="A6A6A6" w:sz="4" w:space="0"/>
+            <w:insideH w:val="single" w:color="A6A6A6" w:sz="4" w:space="0"/>
+            <w:insideV w:val="single" w:color="A6A6A6" w:sz="4" w:space="0"/>
+          </w:tblBorders>
+          <w:tblCellMar>
+            <w:top w:w="60" w:type="dxa"/>
+            <w:left w:w="100" w:type="dxa"/>
+            <w:bottom w:w="60" w:type="dxa"/>
+            <w:right w:w="100" w:type="dxa"/>
+          </w:tblCellMar>
+        </w:tblPrEx>
         <w:trPr>
           <w:cantSplit/>
+          <w:jc w:val="center"/>
         </w:trPr>
         <w:tc>
           <w:tcPr>
             <w:tcW w:w="7600" w:type="dxa"/>
             <w:tcBorders>
-              <w:top w:val="single" w:sz="8" w:space="0" w:color="4472C4"/>
-              <w:left w:val="single" w:sz="8" w:space="0" w:color="4472C4"/>
-              <w:bottom w:val="single" w:sz="8" w:space="0" w:color="4472C4"/>
-              <w:right w:val="single" w:sz="8" w:space="0" w:color="4472C4"/>
+              <w:top w:val="single" w:color="4472C4" w:sz="8" w:space="0"/>
+              <w:left w:val="single" w:color="4472C4" w:sz="8" w:space="0"/>
+              <w:bottom w:val="single" w:color="4472C4" w:sz="8" w:space="0"/>
+              <w:right w:val="single" w:color="4472C4" w:sz="8" w:space="0"/>
             </w:tcBorders>
             <w:shd w:val="clear" w:color="auto" w:fill="EAF1FB"/>
             <w:vAlign w:val="center"/>
@@ -5411,7 +6695,7 @@
                 <w:sz w:val="21"/>
                 <w:szCs w:val="21"/>
               </w:rPr>
-              <w:t xml:space="preserve">Straight_SenseCell(k) – đọc tường ô k</w:t>
+              <w:t>Straight_SenseCell(k) – đọc tường ô k</w:t>
             </w:r>
           </w:p>
           <w:p>
@@ -5424,7 +6708,7 @@
                 <w:sz w:val="19"/>
                 <w:szCs w:val="19"/>
               </w:rPr>
-              <w:t xml:space="preserve">Mắt bên trái / phải ≥ 170 → có vách trái / phải</w:t>
+              <w:t>Mắt bên trái / phải ≥ 170 → có vách trái / phải</w:t>
             </w:r>
           </w:p>
           <w:p>
@@ -5437,7 +6721,7 @@
                 <w:sz w:val="19"/>
                 <w:szCs w:val="19"/>
               </w:rPr>
-              <w:t xml:space="preserve">Trung bình 2 mắt trước &gt; 120 → có tường phía trước ô k</w:t>
+              <w:t>Trung bình 2 mắt trước &gt; 120 → có tường phía trước ô k</w:t>
             </w:r>
           </w:p>
           <w:p>
@@ -5449,7 +6733,7 @@
                 <w:sz w:val="19"/>
                 <w:szCs w:val="19"/>
               </w:rPr>
-              <w:t xml:space="preserve">(chỉ ghi các cạnh chưa biết)</w:t>
+              <w:t>(chỉ ghi các cạnh chưa biết)</w:t>
             </w:r>
           </w:p>
         </w:tc>
@@ -5467,14 +6751,22 @@
           <w:sz w:val="20"/>
           <w:szCs w:val="20"/>
         </w:rPr>
-        <w:t xml:space="preserve">▼</w:t>
+        <w:t>▼</w:t>
       </w:r>
     </w:p>
     <w:tbl>
       <w:tblPr>
-        <w:tblStyle w:val="TableGrid"/>
+        <w:tblStyle w:val="7"/>
         <w:tblW w:w="7600" w:type="dxa"/>
         <w:jc w:val="center"/>
+        <w:tblBorders>
+          <w:top w:val="single" w:color="A6A6A6" w:sz="4" w:space="0"/>
+          <w:left w:val="single" w:color="A6A6A6" w:sz="4" w:space="0"/>
+          <w:bottom w:val="single" w:color="A6A6A6" w:sz="4" w:space="0"/>
+          <w:right w:val="single" w:color="A6A6A6" w:sz="4" w:space="0"/>
+          <w:insideH w:val="single" w:color="A6A6A6" w:sz="4" w:space="0"/>
+          <w:insideV w:val="single" w:color="A6A6A6" w:sz="4" w:space="0"/>
+        </w:tblBorders>
         <w:tblLayout w:type="fixed"/>
         <w:tblCellMar>
           <w:top w:w="60" w:type="dxa"/>
@@ -5487,17 +6779,34 @@
         <w:gridCol w:w="7600"/>
       </w:tblGrid>
       <w:tr>
+        <w:tblPrEx>
+          <w:tblBorders>
+            <w:top w:val="single" w:color="A6A6A6" w:sz="4" w:space="0"/>
+            <w:left w:val="single" w:color="A6A6A6" w:sz="4" w:space="0"/>
+            <w:bottom w:val="single" w:color="A6A6A6" w:sz="4" w:space="0"/>
+            <w:right w:val="single" w:color="A6A6A6" w:sz="4" w:space="0"/>
+            <w:insideH w:val="single" w:color="A6A6A6" w:sz="4" w:space="0"/>
+            <w:insideV w:val="single" w:color="A6A6A6" w:sz="4" w:space="0"/>
+          </w:tblBorders>
+          <w:tblCellMar>
+            <w:top w:w="60" w:type="dxa"/>
+            <w:left w:w="100" w:type="dxa"/>
+            <w:bottom w:w="60" w:type="dxa"/>
+            <w:right w:w="100" w:type="dxa"/>
+          </w:tblCellMar>
+        </w:tblPrEx>
         <w:trPr>
           <w:cantSplit/>
+          <w:jc w:val="center"/>
         </w:trPr>
         <w:tc>
           <w:tcPr>
             <w:tcW w:w="7600" w:type="dxa"/>
             <w:tcBorders>
-              <w:top w:val="single" w:sz="8" w:space="0" w:color="4472C4"/>
-              <w:left w:val="single" w:sz="8" w:space="0" w:color="4472C4"/>
-              <w:bottom w:val="single" w:sz="8" w:space="0" w:color="4472C4"/>
-              <w:right w:val="single" w:sz="8" w:space="0" w:color="4472C4"/>
+              <w:top w:val="single" w:color="4472C4" w:sz="8" w:space="0"/>
+              <w:left w:val="single" w:color="4472C4" w:sz="8" w:space="0"/>
+              <w:bottom w:val="single" w:color="4472C4" w:sz="8" w:space="0"/>
+              <w:right w:val="single" w:color="4472C4" w:sz="8" w:space="0"/>
             </w:tcBorders>
             <w:shd w:val="clear" w:color="auto" w:fill="EAF1FB"/>
             <w:vAlign w:val="center"/>
@@ -5515,7 +6824,7 @@
                 <w:sz w:val="21"/>
                 <w:szCs w:val="21"/>
               </w:rPr>
-              <w:t xml:space="preserve">Straight_Replan(k) – tính lại, xe vẫn chạy</w:t>
+              <w:t>Straight_Replan(k) – tính lại, xe vẫn chạy</w:t>
             </w:r>
           </w:p>
           <w:p>
@@ -5528,7 +6837,7 @@
                 <w:sz w:val="19"/>
                 <w:szCs w:val="19"/>
               </w:rPr>
-              <w:t xml:space="preserve">Flood fill lại → từ ô k còn đi thẳng được m ô → đích mới = k + m ô</w:t>
+              <w:t>Flood fill lại → từ ô k còn đi thẳng được m ô → đích mới = k + m ô</w:t>
             </w:r>
           </w:p>
           <w:p>
@@ -5540,7 +6849,7 @@
                 <w:sz w:val="19"/>
                 <w:szCs w:val="19"/>
               </w:rPr>
-              <w:t xml:space="preserve">Kéo dài: chạy tiếp, không giảm tốc · Rút ngắn: hãm vừa đủ trong 90 mm (300 mm/s cần ~45 mm)</w:t>
+              <w:t>Kéo dài: chạy tiếp, không giảm tốc · Rút ngắn: hãm vừa đủ trong 90 mm (300 mm/s cần ~45 mm)</w:t>
             </w:r>
           </w:p>
         </w:tc>
@@ -5558,14 +6867,22 @@
           <w:sz w:val="20"/>
           <w:szCs w:val="20"/>
         </w:rPr>
-        <w:t xml:space="preserve">▼   hết đoạn</w:t>
+        <w:t>▼   hết đoạn</w:t>
       </w:r>
     </w:p>
     <w:tbl>
       <w:tblPr>
-        <w:tblStyle w:val="TableGrid"/>
+        <w:tblStyle w:val="7"/>
         <w:tblW w:w="7600" w:type="dxa"/>
         <w:jc w:val="center"/>
+        <w:tblBorders>
+          <w:top w:val="single" w:color="A6A6A6" w:sz="4" w:space="0"/>
+          <w:left w:val="single" w:color="A6A6A6" w:sz="4" w:space="0"/>
+          <w:bottom w:val="single" w:color="A6A6A6" w:sz="4" w:space="0"/>
+          <w:right w:val="single" w:color="A6A6A6" w:sz="4" w:space="0"/>
+          <w:insideH w:val="single" w:color="A6A6A6" w:sz="4" w:space="0"/>
+          <w:insideV w:val="single" w:color="A6A6A6" w:sz="4" w:space="0"/>
+        </w:tblBorders>
         <w:tblLayout w:type="fixed"/>
         <w:tblCellMar>
           <w:top w:w="60" w:type="dxa"/>
@@ -5578,17 +6895,34 @@
         <w:gridCol w:w="7600"/>
       </w:tblGrid>
       <w:tr>
+        <w:tblPrEx>
+          <w:tblBorders>
+            <w:top w:val="single" w:color="A6A6A6" w:sz="4" w:space="0"/>
+            <w:left w:val="single" w:color="A6A6A6" w:sz="4" w:space="0"/>
+            <w:bottom w:val="single" w:color="A6A6A6" w:sz="4" w:space="0"/>
+            <w:right w:val="single" w:color="A6A6A6" w:sz="4" w:space="0"/>
+            <w:insideH w:val="single" w:color="A6A6A6" w:sz="4" w:space="0"/>
+            <w:insideV w:val="single" w:color="A6A6A6" w:sz="4" w:space="0"/>
+          </w:tblBorders>
+          <w:tblCellMar>
+            <w:top w:w="60" w:type="dxa"/>
+            <w:left w:w="100" w:type="dxa"/>
+            <w:bottom w:w="60" w:type="dxa"/>
+            <w:right w:w="100" w:type="dxa"/>
+          </w:tblCellMar>
+        </w:tblPrEx>
         <w:trPr>
           <w:cantSplit/>
+          <w:jc w:val="center"/>
         </w:trPr>
         <w:tc>
           <w:tcPr>
             <w:tcW w:w="7600" w:type="dxa"/>
             <w:tcBorders>
-              <w:top w:val="single" w:sz="8" w:space="0" w:color="4472C4"/>
-              <w:left w:val="single" w:sz="8" w:space="0" w:color="4472C4"/>
-              <w:bottom w:val="single" w:sz="8" w:space="0" w:color="4472C4"/>
-              <w:right w:val="single" w:sz="8" w:space="0" w:color="4472C4"/>
+              <w:top w:val="single" w:color="4472C4" w:sz="8" w:space="0"/>
+              <w:left w:val="single" w:color="4472C4" w:sz="8" w:space="0"/>
+              <w:bottom w:val="single" w:color="4472C4" w:sz="8" w:space="0"/>
+              <w:right w:val="single" w:color="4472C4" w:sz="8" w:space="0"/>
             </w:tcBorders>
             <w:shd w:val="clear" w:color="auto" w:fill="EAF1FB"/>
             <w:vAlign w:val="center"/>
@@ -5606,7 +6940,7 @@
                 <w:sz w:val="21"/>
                 <w:szCs w:val="21"/>
               </w:rPr>
-              <w:t xml:space="preserve">Straight_Finish</w:t>
+              <w:t>Straight_Finish</w:t>
             </w:r>
           </w:p>
           <w:p>
@@ -5619,7 +6953,7 @@
                 <w:sz w:val="19"/>
                 <w:szCs w:val="19"/>
               </w:rPr>
-              <w:t xml:space="preserve">Làm tròn quãng đã đi ra ô hiện tại</w:t>
+              <w:t>Làm tròn quãng đã đi ra ô hiện tại</w:t>
             </w:r>
           </w:p>
           <w:p>
@@ -5631,7 +6965,7 @@
                 <w:sz w:val="19"/>
                 <w:szCs w:val="19"/>
               </w:rPr>
-              <w:t xml:space="preserve">Dừng vì IR trước (tường từ xa không thấy) → ghi chắc chắn có tường</w:t>
+              <w:t>Dừng vì IR trước (tường từ xa không thấy) → ghi chắc chắn có tường</w:t>
             </w:r>
           </w:p>
         </w:tc>
@@ -5644,10 +6978,10 @@
     </w:p>
     <w:p>
       <w:pPr>
-        <w:pStyle w:val="Heading1"/>
-      </w:pPr>
-      <w:r>
-        <w:t xml:space="preserve">6. Gửi bản đồ lên máy tính</w:t>
+        <w:pStyle w:val="2"/>
+      </w:pPr>
+      <w:r>
+        <w:t>6. Gửi bản đồ lên máy tính</w:t>
       </w:r>
     </w:p>
     <w:p>
@@ -5658,7 +6992,7 @@
           <w:szCs w:val="20"/>
           <w:shd w:val="clear" w:color="auto" w:fill="F2F2F2"/>
         </w:rPr>
-        <w:t xml:space="preserve">Maze_SendMap()</w:t>
+        <w:t>Maze_SendMap()</w:t>
       </w:r>
       <w:r>
         <w:t xml:space="preserve"> gửi một khối văn bản qua HC-05 (9600 baud, khoảng 800 byte, ~1 s):</w:t>
@@ -5666,9 +7000,17 @@
     </w:p>
     <w:tbl>
       <w:tblPr>
-        <w:tblStyle w:val="TableGrid"/>
+        <w:tblStyle w:val="7"/>
         <w:tblW w:w="9638" w:type="dxa"/>
         <w:jc w:val="center"/>
+        <w:tblBorders>
+          <w:top w:val="single" w:color="A6A6A6" w:sz="4" w:space="0"/>
+          <w:left w:val="single" w:color="A6A6A6" w:sz="4" w:space="0"/>
+          <w:bottom w:val="single" w:color="A6A6A6" w:sz="4" w:space="0"/>
+          <w:right w:val="single" w:color="A6A6A6" w:sz="4" w:space="0"/>
+          <w:insideH w:val="single" w:color="A6A6A6" w:sz="4" w:space="0"/>
+          <w:insideV w:val="single" w:color="A6A6A6" w:sz="4" w:space="0"/>
+        </w:tblBorders>
         <w:tblLayout w:type="fixed"/>
         <w:tblCellMar>
           <w:top w:w="60" w:type="dxa"/>
@@ -5682,8 +7024,25 @@
         <w:gridCol w:w="6747"/>
       </w:tblGrid>
       <w:tr>
+        <w:tblPrEx>
+          <w:tblBorders>
+            <w:top w:val="single" w:color="A6A6A6" w:sz="4" w:space="0"/>
+            <w:left w:val="single" w:color="A6A6A6" w:sz="4" w:space="0"/>
+            <w:bottom w:val="single" w:color="A6A6A6" w:sz="4" w:space="0"/>
+            <w:right w:val="single" w:color="A6A6A6" w:sz="4" w:space="0"/>
+            <w:insideH w:val="single" w:color="A6A6A6" w:sz="4" w:space="0"/>
+            <w:insideV w:val="single" w:color="A6A6A6" w:sz="4" w:space="0"/>
+          </w:tblBorders>
+          <w:tblCellMar>
+            <w:top w:w="60" w:type="dxa"/>
+            <w:left w:w="100" w:type="dxa"/>
+            <w:bottom w:w="60" w:type="dxa"/>
+            <w:right w:w="100" w:type="dxa"/>
+          </w:tblCellMar>
+        </w:tblPrEx>
         <w:trPr>
           <w:tblHeader/>
+          <w:jc w:val="center"/>
         </w:trPr>
         <w:tc>
           <w:tcPr>
@@ -5702,7 +7061,7 @@
                 <w:sz w:val="20"/>
                 <w:szCs w:val="20"/>
               </w:rPr>
-              <w:t xml:space="preserve">Dòng</w:t>
+              <w:t>Dòng</w:t>
             </w:r>
           </w:p>
         </w:tc>
@@ -5723,14 +7082,31 @@
                 <w:sz w:val="20"/>
                 <w:szCs w:val="20"/>
               </w:rPr>
-              <w:t xml:space="preserve">Nội dung</w:t>
+              <w:t>Nội dung</w:t>
             </w:r>
           </w:p>
         </w:tc>
       </w:tr>
       <w:tr>
+        <w:tblPrEx>
+          <w:tblBorders>
+            <w:top w:val="single" w:color="A6A6A6" w:sz="4" w:space="0"/>
+            <w:left w:val="single" w:color="A6A6A6" w:sz="4" w:space="0"/>
+            <w:bottom w:val="single" w:color="A6A6A6" w:sz="4" w:space="0"/>
+            <w:right w:val="single" w:color="A6A6A6" w:sz="4" w:space="0"/>
+            <w:insideH w:val="single" w:color="A6A6A6" w:sz="4" w:space="0"/>
+            <w:insideV w:val="single" w:color="A6A6A6" w:sz="4" w:space="0"/>
+          </w:tblBorders>
+          <w:tblCellMar>
+            <w:top w:w="60" w:type="dxa"/>
+            <w:left w:w="100" w:type="dxa"/>
+            <w:bottom w:w="60" w:type="dxa"/>
+            <w:right w:w="100" w:type="dxa"/>
+          </w:tblCellMar>
+        </w:tblPrEx>
         <w:trPr>
           <w:cantSplit/>
+          <w:jc w:val="center"/>
         </w:trPr>
         <w:tc>
           <w:tcPr>
@@ -5748,7 +7124,7 @@
                 <w:szCs w:val="18"/>
                 <w:shd w:val="clear" w:color="auto" w:fill="F2F2F2"/>
               </w:rPr>
-              <w:t xml:space="preserve">#MAZE_BEGIN 16</w:t>
+              <w:t>#MAZE_BEGIN 16</w:t>
             </w:r>
           </w:p>
         </w:tc>
@@ -5766,14 +7142,31 @@
                 <w:sz w:val="20"/>
                 <w:szCs w:val="20"/>
               </w:rPr>
-              <w:t xml:space="preserve">Kích thước mê cung</w:t>
+              <w:t>Kích thước mê cung</w:t>
             </w:r>
           </w:p>
         </w:tc>
       </w:tr>
       <w:tr>
+        <w:tblPrEx>
+          <w:tblBorders>
+            <w:top w:val="single" w:color="A6A6A6" w:sz="4" w:space="0"/>
+            <w:left w:val="single" w:color="A6A6A6" w:sz="4" w:space="0"/>
+            <w:bottom w:val="single" w:color="A6A6A6" w:sz="4" w:space="0"/>
+            <w:right w:val="single" w:color="A6A6A6" w:sz="4" w:space="0"/>
+            <w:insideH w:val="single" w:color="A6A6A6" w:sz="4" w:space="0"/>
+            <w:insideV w:val="single" w:color="A6A6A6" w:sz="4" w:space="0"/>
+          </w:tblBorders>
+          <w:tblCellMar>
+            <w:top w:w="60" w:type="dxa"/>
+            <w:left w:w="100" w:type="dxa"/>
+            <w:bottom w:w="60" w:type="dxa"/>
+            <w:right w:w="100" w:type="dxa"/>
+          </w:tblCellMar>
+        </w:tblPrEx>
         <w:trPr>
           <w:cantSplit/>
+          <w:jc w:val="center"/>
         </w:trPr>
         <w:tc>
           <w:tcPr>
@@ -5791,7 +7184,7 @@
                 <w:szCs w:val="18"/>
                 <w:shd w:val="clear" w:color="auto" w:fill="F2F2F2"/>
               </w:rPr>
-              <w:t xml:space="preserve">#STATE s p r</w:t>
+              <w:t>#STATE s p r</w:t>
             </w:r>
           </w:p>
         </w:tc>
@@ -5809,14 +7202,31 @@
                 <w:sz w:val="20"/>
                 <w:szCs w:val="20"/>
               </w:rPr>
-              <w:t xml:space="preserve">Trạng thái máy, giai đoạn, số vòng khám phá</w:t>
+              <w:t>Trạng thái máy, giai đoạn, số vòng khám phá</w:t>
             </w:r>
           </w:p>
         </w:tc>
       </w:tr>
       <w:tr>
+        <w:tblPrEx>
+          <w:tblBorders>
+            <w:top w:val="single" w:color="A6A6A6" w:sz="4" w:space="0"/>
+            <w:left w:val="single" w:color="A6A6A6" w:sz="4" w:space="0"/>
+            <w:bottom w:val="single" w:color="A6A6A6" w:sz="4" w:space="0"/>
+            <w:right w:val="single" w:color="A6A6A6" w:sz="4" w:space="0"/>
+            <w:insideH w:val="single" w:color="A6A6A6" w:sz="4" w:space="0"/>
+            <w:insideV w:val="single" w:color="A6A6A6" w:sz="4" w:space="0"/>
+          </w:tblBorders>
+          <w:tblCellMar>
+            <w:top w:w="60" w:type="dxa"/>
+            <w:left w:w="100" w:type="dxa"/>
+            <w:bottom w:w="60" w:type="dxa"/>
+            <w:right w:w="100" w:type="dxa"/>
+          </w:tblCellMar>
+        </w:tblPrEx>
         <w:trPr>
           <w:cantSplit/>
+          <w:jc w:val="center"/>
         </w:trPr>
         <w:tc>
           <w:tcPr>
@@ -5834,7 +7244,7 @@
                 <w:szCs w:val="18"/>
                 <w:shd w:val="clear" w:color="auto" w:fill="F2F2F2"/>
               </w:rPr>
-              <w:t xml:space="preserve">#ROBOT x y h</w:t>
+              <w:t>#ROBOT x y h</w:t>
             </w:r>
           </w:p>
         </w:tc>
@@ -5852,14 +7262,31 @@
                 <w:sz w:val="20"/>
                 <w:szCs w:val="20"/>
               </w:rPr>
-              <w:t xml:space="preserve">Vị trí và hướng xe (0 Bắc, 1 Đông, 2 Nam, 3 Tây)</w:t>
+              <w:t>Vị trí và hướng xe (0 Bắc, 1 Đông, 2 Nam, 3 Tây)</w:t>
             </w:r>
           </w:p>
         </w:tc>
       </w:tr>
       <w:tr>
+        <w:tblPrEx>
+          <w:tblBorders>
+            <w:top w:val="single" w:color="A6A6A6" w:sz="4" w:space="0"/>
+            <w:left w:val="single" w:color="A6A6A6" w:sz="4" w:space="0"/>
+            <w:bottom w:val="single" w:color="A6A6A6" w:sz="4" w:space="0"/>
+            <w:right w:val="single" w:color="A6A6A6" w:sz="4" w:space="0"/>
+            <w:insideH w:val="single" w:color="A6A6A6" w:sz="4" w:space="0"/>
+            <w:insideV w:val="single" w:color="A6A6A6" w:sz="4" w:space="0"/>
+          </w:tblBorders>
+          <w:tblCellMar>
+            <w:top w:w="60" w:type="dxa"/>
+            <w:left w:w="100" w:type="dxa"/>
+            <w:bottom w:w="60" w:type="dxa"/>
+            <w:right w:w="100" w:type="dxa"/>
+          </w:tblCellMar>
+        </w:tblPrEx>
         <w:trPr>
           <w:cantSplit/>
+          <w:jc w:val="center"/>
         </w:trPr>
         <w:tc>
           <w:tcPr>
@@ -5877,7 +7304,7 @@
                 <w:szCs w:val="18"/>
                 <w:shd w:val="clear" w:color="auto" w:fill="F2F2F2"/>
               </w:rPr>
-              <w:t xml:space="preserve">#STATS …</w:t>
+              <w:t>#STATS …</w:t>
             </w:r>
           </w:p>
         </w:tc>
@@ -5895,14 +7322,31 @@
                 <w:sz w:val="20"/>
                 <w:szCs w:val="20"/>
               </w:rPr>
-              <w:t xml:space="preserve">Số đoạn thẳng, số ô đã đi, số lần rẽ 90°, quay đầu, kéo dài, rút ngắn, dừng vì tường, số ô chạy nhanh</w:t>
+              <w:t>Số đoạn thẳng, số ô đã đi, số lần rẽ 90°, quay đầu, kéo dài, rút ngắn, dừng vì tường, số ô chạy nhanh</w:t>
             </w:r>
           </w:p>
         </w:tc>
       </w:tr>
       <w:tr>
+        <w:tblPrEx>
+          <w:tblBorders>
+            <w:top w:val="single" w:color="A6A6A6" w:sz="4" w:space="0"/>
+            <w:left w:val="single" w:color="A6A6A6" w:sz="4" w:space="0"/>
+            <w:bottom w:val="single" w:color="A6A6A6" w:sz="4" w:space="0"/>
+            <w:right w:val="single" w:color="A6A6A6" w:sz="4" w:space="0"/>
+            <w:insideH w:val="single" w:color="A6A6A6" w:sz="4" w:space="0"/>
+            <w:insideV w:val="single" w:color="A6A6A6" w:sz="4" w:space="0"/>
+          </w:tblBorders>
+          <w:tblCellMar>
+            <w:top w:w="60" w:type="dxa"/>
+            <w:left w:w="100" w:type="dxa"/>
+            <w:bottom w:w="60" w:type="dxa"/>
+            <w:right w:w="100" w:type="dxa"/>
+          </w:tblCellMar>
+        </w:tblPrEx>
         <w:trPr>
           <w:cantSplit/>
+          <w:jc w:val="center"/>
         </w:trPr>
         <w:tc>
           <w:tcPr>
@@ -5920,7 +7364,7 @@
                 <w:szCs w:val="18"/>
                 <w:shd w:val="clear" w:color="auto" w:fill="F2F2F2"/>
               </w:rPr>
-              <w:t xml:space="preserve">#ROW y &lt;32 ký tự hex&gt;</w:t>
+              <w:t>#ROW y &lt;32 ký tự hex&gt;</w:t>
             </w:r>
           </w:p>
         </w:tc>
@@ -5938,14 +7382,31 @@
                 <w:sz w:val="20"/>
                 <w:szCs w:val="20"/>
               </w:rPr>
-              <w:t xml:space="preserve">16 dòng, y từ 15 xuống 0, mỗi dòng 16 byte ô (x = 0 → 15)</w:t>
+              <w:t>16 dòng, y từ 15 xuống 0, mỗi dòng 16 byte ô (x = 0 → 15)</w:t>
             </w:r>
           </w:p>
         </w:tc>
       </w:tr>
       <w:tr>
+        <w:tblPrEx>
+          <w:tblBorders>
+            <w:top w:val="single" w:color="A6A6A6" w:sz="4" w:space="0"/>
+            <w:left w:val="single" w:color="A6A6A6" w:sz="4" w:space="0"/>
+            <w:bottom w:val="single" w:color="A6A6A6" w:sz="4" w:space="0"/>
+            <w:right w:val="single" w:color="A6A6A6" w:sz="4" w:space="0"/>
+            <w:insideH w:val="single" w:color="A6A6A6" w:sz="4" w:space="0"/>
+            <w:insideV w:val="single" w:color="A6A6A6" w:sz="4" w:space="0"/>
+          </w:tblBorders>
+          <w:tblCellMar>
+            <w:top w:w="60" w:type="dxa"/>
+            <w:left w:w="100" w:type="dxa"/>
+            <w:bottom w:w="60" w:type="dxa"/>
+            <w:right w:w="100" w:type="dxa"/>
+          </w:tblCellMar>
+        </w:tblPrEx>
         <w:trPr>
           <w:cantSplit/>
+          <w:jc w:val="center"/>
         </w:trPr>
         <w:tc>
           <w:tcPr>
@@ -5963,7 +7424,7 @@
                 <w:szCs w:val="18"/>
                 <w:shd w:val="clear" w:color="auto" w:fill="F2F2F2"/>
               </w:rPr>
-              <w:t xml:space="preserve">#MAZE_END sum</w:t>
+              <w:t>#MAZE_END sum</w:t>
             </w:r>
           </w:p>
         </w:tc>
@@ -5981,7 +7442,7 @@
                 <w:sz w:val="20"/>
                 <w:szCs w:val="20"/>
               </w:rPr>
-              <w:t xml:space="preserve">Tổng các byte (mod 65536) để kiểm tra</w:t>
+              <w:t>Tổng các byte (mod 65536) để kiểm tra</w:t>
             </w:r>
           </w:p>
         </w:tc>
@@ -6003,7 +7464,7 @@
           <w:szCs w:val="20"/>
           <w:shd w:val="clear" w:color="auto" w:fill="F2F2F2"/>
         </w:rPr>
-        <w:t xml:space="preserve">maze_viewer.py</w:t>
+        <w:t>maze_viewer.py</w:t>
       </w:r>
       <w:r>
         <w:t xml:space="preserve"> (cổng COM8, 9600 baud) kiểm tra tổng, sai thì xin gửi lại, rồi vẽ bản đồ (tường đã biết, cạnh chưa biết, vị trí xe, đường ngắn nhất) và lưu log vào </w:t>
@@ -6015,25 +7476,33 @@
           <w:szCs w:val="20"/>
           <w:shd w:val="clear" w:color="auto" w:fill="F2F2F2"/>
         </w:rPr>
-        <w:t xml:space="preserve">maze/logs</w:t>
-      </w:r>
-      <w:r>
-        <w:t xml:space="preserve">.</w:t>
-      </w:r>
-    </w:p>
-    <w:p>
-      <w:pPr>
-        <w:pStyle w:val="Heading1"/>
-      </w:pPr>
-      <w:r>
-        <w:t xml:space="preserve">7. Thông số chính</w:t>
+        <w:t>maze/logs</w:t>
+      </w:r>
+      <w:r>
+        <w:t>.</w:t>
+      </w:r>
+    </w:p>
+    <w:p>
+      <w:pPr>
+        <w:pStyle w:val="2"/>
+      </w:pPr>
+      <w:r>
+        <w:t>7. Thông số chính</w:t>
       </w:r>
     </w:p>
     <w:tbl>
       <w:tblPr>
-        <w:tblStyle w:val="TableGrid"/>
+        <w:tblStyle w:val="7"/>
         <w:tblW w:w="9638" w:type="dxa"/>
         <w:jc w:val="center"/>
+        <w:tblBorders>
+          <w:top w:val="single" w:color="A6A6A6" w:sz="4" w:space="0"/>
+          <w:left w:val="single" w:color="A6A6A6" w:sz="4" w:space="0"/>
+          <w:bottom w:val="single" w:color="A6A6A6" w:sz="4" w:space="0"/>
+          <w:right w:val="single" w:color="A6A6A6" w:sz="4" w:space="0"/>
+          <w:insideH w:val="single" w:color="A6A6A6" w:sz="4" w:space="0"/>
+          <w:insideV w:val="single" w:color="A6A6A6" w:sz="4" w:space="0"/>
+        </w:tblBorders>
         <w:tblLayout w:type="fixed"/>
         <w:tblCellMar>
           <w:top w:w="60" w:type="dxa"/>
@@ -6048,8 +7517,25 @@
         <w:gridCol w:w="3855"/>
       </w:tblGrid>
       <w:tr>
+        <w:tblPrEx>
+          <w:tblBorders>
+            <w:top w:val="single" w:color="A6A6A6" w:sz="4" w:space="0"/>
+            <w:left w:val="single" w:color="A6A6A6" w:sz="4" w:space="0"/>
+            <w:bottom w:val="single" w:color="A6A6A6" w:sz="4" w:space="0"/>
+            <w:right w:val="single" w:color="A6A6A6" w:sz="4" w:space="0"/>
+            <w:insideH w:val="single" w:color="A6A6A6" w:sz="4" w:space="0"/>
+            <w:insideV w:val="single" w:color="A6A6A6" w:sz="4" w:space="0"/>
+          </w:tblBorders>
+          <w:tblCellMar>
+            <w:top w:w="60" w:type="dxa"/>
+            <w:left w:w="100" w:type="dxa"/>
+            <w:bottom w:w="60" w:type="dxa"/>
+            <w:right w:w="100" w:type="dxa"/>
+          </w:tblCellMar>
+        </w:tblPrEx>
         <w:trPr>
           <w:tblHeader/>
+          <w:jc w:val="center"/>
         </w:trPr>
         <w:tc>
           <w:tcPr>
@@ -6068,7 +7554,7 @@
                 <w:sz w:val="20"/>
                 <w:szCs w:val="20"/>
               </w:rPr>
-              <w:t xml:space="preserve">Thông số</w:t>
+              <w:t>Thông số</w:t>
             </w:r>
           </w:p>
         </w:tc>
@@ -6089,7 +7575,7 @@
                 <w:sz w:val="20"/>
                 <w:szCs w:val="20"/>
               </w:rPr>
-              <w:t xml:space="preserve">Giá trị</w:t>
+              <w:t>Giá trị</w:t>
             </w:r>
           </w:p>
         </w:tc>
@@ -6110,14 +7596,31 @@
                 <w:sz w:val="20"/>
                 <w:szCs w:val="20"/>
               </w:rPr>
-              <w:t xml:space="preserve">Define / nơi đặt</w:t>
+              <w:t>Define / nơi đặt</w:t>
             </w:r>
           </w:p>
         </w:tc>
       </w:tr>
       <w:tr>
+        <w:tblPrEx>
+          <w:tblBorders>
+            <w:top w:val="single" w:color="A6A6A6" w:sz="4" w:space="0"/>
+            <w:left w:val="single" w:color="A6A6A6" w:sz="4" w:space="0"/>
+            <w:bottom w:val="single" w:color="A6A6A6" w:sz="4" w:space="0"/>
+            <w:right w:val="single" w:color="A6A6A6" w:sz="4" w:space="0"/>
+            <w:insideH w:val="single" w:color="A6A6A6" w:sz="4" w:space="0"/>
+            <w:insideV w:val="single" w:color="A6A6A6" w:sz="4" w:space="0"/>
+          </w:tblBorders>
+          <w:tblCellMar>
+            <w:top w:w="60" w:type="dxa"/>
+            <w:left w:w="100" w:type="dxa"/>
+            <w:bottom w:w="60" w:type="dxa"/>
+            <w:right w:w="100" w:type="dxa"/>
+          </w:tblCellMar>
+        </w:tblPrEx>
         <w:trPr>
           <w:cantSplit/>
+          <w:jc w:val="center"/>
         </w:trPr>
         <w:tc>
           <w:tcPr>
@@ -6133,7 +7636,7 @@
                 <w:sz w:val="20"/>
                 <w:szCs w:val="20"/>
               </w:rPr>
-              <w:t xml:space="preserve">Chu kỳ điều khiển</w:t>
+              <w:t>Chu kỳ điều khiển</w:t>
             </w:r>
           </w:p>
         </w:tc>
@@ -6151,7 +7654,7 @@
                 <w:sz w:val="20"/>
                 <w:szCs w:val="20"/>
               </w:rPr>
-              <w:t xml:space="preserve">2 ms</w:t>
+              <w:t>2 ms</w:t>
             </w:r>
           </w:p>
         </w:tc>
@@ -6169,14 +7672,31 @@
                 <w:sz w:val="20"/>
                 <w:szCs w:val="20"/>
               </w:rPr>
-              <w:t xml:space="preserve">TIM9</w:t>
+              <w:t>TIM9</w:t>
             </w:r>
           </w:p>
         </w:tc>
       </w:tr>
       <w:tr>
+        <w:tblPrEx>
+          <w:tblBorders>
+            <w:top w:val="single" w:color="A6A6A6" w:sz="4" w:space="0"/>
+            <w:left w:val="single" w:color="A6A6A6" w:sz="4" w:space="0"/>
+            <w:bottom w:val="single" w:color="A6A6A6" w:sz="4" w:space="0"/>
+            <w:right w:val="single" w:color="A6A6A6" w:sz="4" w:space="0"/>
+            <w:insideH w:val="single" w:color="A6A6A6" w:sz="4" w:space="0"/>
+            <w:insideV w:val="single" w:color="A6A6A6" w:sz="4" w:space="0"/>
+          </w:tblBorders>
+          <w:tblCellMar>
+            <w:top w:w="60" w:type="dxa"/>
+            <w:left w:w="100" w:type="dxa"/>
+            <w:bottom w:w="60" w:type="dxa"/>
+            <w:right w:w="100" w:type="dxa"/>
+          </w:tblCellMar>
+        </w:tblPrEx>
         <w:trPr>
           <w:cantSplit/>
+          <w:jc w:val="center"/>
         </w:trPr>
         <w:tc>
           <w:tcPr>
@@ -6192,7 +7712,7 @@
                 <w:sz w:val="20"/>
                 <w:szCs w:val="20"/>
               </w:rPr>
-              <w:t xml:space="preserve">Tốc độ dò / chạy nhanh</w:t>
+              <w:t>Tốc độ dò / chạy nhanh</w:t>
             </w:r>
           </w:p>
         </w:tc>
@@ -6210,7 +7730,7 @@
                 <w:sz w:val="20"/>
                 <w:szCs w:val="20"/>
               </w:rPr>
-              <w:t xml:space="preserve">300 / 350 mm/s</w:t>
+              <w:t>300 / 350 mm/s</w:t>
             </w:r>
           </w:p>
         </w:tc>
@@ -6228,14 +7748,31 @@
                 <w:sz w:val="20"/>
                 <w:szCs w:val="20"/>
               </w:rPr>
-              <w:t xml:space="preserve">MAZE_SEARCH_SPEED_MMS / MAZE_RUN_SPEED_MMS</w:t>
+              <w:t>MAZE_SEARCH_SPEED_MMS / MAZE_RUN_SPEED_MMS</w:t>
             </w:r>
           </w:p>
         </w:tc>
       </w:tr>
       <w:tr>
+        <w:tblPrEx>
+          <w:tblBorders>
+            <w:top w:val="single" w:color="A6A6A6" w:sz="4" w:space="0"/>
+            <w:left w:val="single" w:color="A6A6A6" w:sz="4" w:space="0"/>
+            <w:bottom w:val="single" w:color="A6A6A6" w:sz="4" w:space="0"/>
+            <w:right w:val="single" w:color="A6A6A6" w:sz="4" w:space="0"/>
+            <w:insideH w:val="single" w:color="A6A6A6" w:sz="4" w:space="0"/>
+            <w:insideV w:val="single" w:color="A6A6A6" w:sz="4" w:space="0"/>
+          </w:tblBorders>
+          <w:tblCellMar>
+            <w:top w:w="60" w:type="dxa"/>
+            <w:left w:w="100" w:type="dxa"/>
+            <w:bottom w:w="60" w:type="dxa"/>
+            <w:right w:w="100" w:type="dxa"/>
+          </w:tblCellMar>
+        </w:tblPrEx>
         <w:trPr>
           <w:cantSplit/>
+          <w:jc w:val="center"/>
         </w:trPr>
         <w:tc>
           <w:tcPr>
@@ -6251,7 +7788,7 @@
                 <w:sz w:val="20"/>
                 <w:szCs w:val="20"/>
               </w:rPr>
-              <w:t xml:space="preserve">Gia tốc hãm (tính điểm giảm tốc)</w:t>
+              <w:t>Gia tốc hãm (tính điểm giảm tốc)</w:t>
             </w:r>
           </w:p>
         </w:tc>
@@ -6269,7 +7806,7 @@
                 <w:sz w:val="20"/>
                 <w:szCs w:val="20"/>
               </w:rPr>
-              <w:t xml:space="preserve">1000 mm/s²</w:t>
+              <w:t>1000 mm/s²</w:t>
             </w:r>
           </w:p>
         </w:tc>
@@ -6287,14 +7824,31 @@
                 <w:sz w:val="20"/>
                 <w:szCs w:val="20"/>
               </w:rPr>
-              <w:t xml:space="preserve">MOVE_DECEL_MMS2</w:t>
+              <w:t>MOVE_DECEL_MMS2</w:t>
             </w:r>
           </w:p>
         </w:tc>
       </w:tr>
       <w:tr>
+        <w:tblPrEx>
+          <w:tblBorders>
+            <w:top w:val="single" w:color="A6A6A6" w:sz="4" w:space="0"/>
+            <w:left w:val="single" w:color="A6A6A6" w:sz="4" w:space="0"/>
+            <w:bottom w:val="single" w:color="A6A6A6" w:sz="4" w:space="0"/>
+            <w:right w:val="single" w:color="A6A6A6" w:sz="4" w:space="0"/>
+            <w:insideH w:val="single" w:color="A6A6A6" w:sz="4" w:space="0"/>
+            <w:insideV w:val="single" w:color="A6A6A6" w:sz="4" w:space="0"/>
+          </w:tblBorders>
+          <w:tblCellMar>
+            <w:top w:w="60" w:type="dxa"/>
+            <w:left w:w="100" w:type="dxa"/>
+            <w:bottom w:w="60" w:type="dxa"/>
+            <w:right w:w="100" w:type="dxa"/>
+          </w:tblCellMar>
+        </w:tblPrEx>
         <w:trPr>
           <w:cantSplit/>
+          <w:jc w:val="center"/>
         </w:trPr>
         <w:tc>
           <w:tcPr>
@@ -6310,7 +7864,7 @@
                 <w:sz w:val="20"/>
                 <w:szCs w:val="20"/>
               </w:rPr>
-              <w:t xml:space="preserve">Đọc tường trước tâm ô</w:t>
+              <w:t>Đọc tường trước tâm ô</w:t>
             </w:r>
           </w:p>
         </w:tc>
@@ -6328,7 +7882,7 @@
                 <w:sz w:val="20"/>
                 <w:szCs w:val="20"/>
               </w:rPr>
-              <w:t xml:space="preserve">90 mm</w:t>
+              <w:t>90 mm</w:t>
             </w:r>
           </w:p>
         </w:tc>
@@ -6346,14 +7900,31 @@
                 <w:sz w:val="20"/>
                 <w:szCs w:val="20"/>
               </w:rPr>
-              <w:t xml:space="preserve">MAZE_SENSE_BEFORE_MM</w:t>
+              <w:t>MAZE_SENSE_BEFORE_MM</w:t>
             </w:r>
           </w:p>
         </w:tc>
       </w:tr>
       <w:tr>
+        <w:tblPrEx>
+          <w:tblBorders>
+            <w:top w:val="single" w:color="A6A6A6" w:sz="4" w:space="0"/>
+            <w:left w:val="single" w:color="A6A6A6" w:sz="4" w:space="0"/>
+            <w:bottom w:val="single" w:color="A6A6A6" w:sz="4" w:space="0"/>
+            <w:right w:val="single" w:color="A6A6A6" w:sz="4" w:space="0"/>
+            <w:insideH w:val="single" w:color="A6A6A6" w:sz="4" w:space="0"/>
+            <w:insideV w:val="single" w:color="A6A6A6" w:sz="4" w:space="0"/>
+          </w:tblBorders>
+          <w:tblCellMar>
+            <w:top w:w="60" w:type="dxa"/>
+            <w:left w:w="100" w:type="dxa"/>
+            <w:bottom w:w="60" w:type="dxa"/>
+            <w:right w:w="100" w:type="dxa"/>
+          </w:tblCellMar>
+        </w:tblPrEx>
         <w:trPr>
           <w:cantSplit/>
+          <w:jc w:val="center"/>
         </w:trPr>
         <w:tc>
           <w:tcPr>
@@ -6369,7 +7940,7 @@
                 <w:sz w:val="20"/>
                 <w:szCs w:val="20"/>
               </w:rPr>
-              <w:t xml:space="preserve">Có / không có tường bên</w:t>
+              <w:t>Có / không có tường bên</w:t>
             </w:r>
           </w:p>
         </w:tc>
@@ -6387,7 +7958,7 @@
                 <w:sz w:val="20"/>
                 <w:szCs w:val="20"/>
               </w:rPr>
-              <w:t xml:space="preserve">≥ 170 / &lt; 170</w:t>
+              <w:t>≥ 170 / &lt; 170</w:t>
             </w:r>
           </w:p>
         </w:tc>
@@ -6405,14 +7976,31 @@
                 <w:sz w:val="20"/>
                 <w:szCs w:val="20"/>
               </w:rPr>
-              <w:t xml:space="preserve">WALL_SIDE_PRESENT_IR</w:t>
+              <w:t>WALL_SIDE_PRESENT_IR</w:t>
             </w:r>
           </w:p>
         </w:tc>
       </w:tr>
       <w:tr>
+        <w:tblPrEx>
+          <w:tblBorders>
+            <w:top w:val="single" w:color="A6A6A6" w:sz="4" w:space="0"/>
+            <w:left w:val="single" w:color="A6A6A6" w:sz="4" w:space="0"/>
+            <w:bottom w:val="single" w:color="A6A6A6" w:sz="4" w:space="0"/>
+            <w:right w:val="single" w:color="A6A6A6" w:sz="4" w:space="0"/>
+            <w:insideH w:val="single" w:color="A6A6A6" w:sz="4" w:space="0"/>
+            <w:insideV w:val="single" w:color="A6A6A6" w:sz="4" w:space="0"/>
+          </w:tblBorders>
+          <w:tblCellMar>
+            <w:top w:w="60" w:type="dxa"/>
+            <w:left w:w="100" w:type="dxa"/>
+            <w:bottom w:w="60" w:type="dxa"/>
+            <w:right w:w="100" w:type="dxa"/>
+          </w:tblCellMar>
+        </w:tblPrEx>
         <w:trPr>
           <w:cantSplit/>
+          <w:jc w:val="center"/>
         </w:trPr>
         <w:tc>
           <w:tcPr>
@@ -6428,7 +8016,7 @@
                 <w:sz w:val="20"/>
                 <w:szCs w:val="20"/>
               </w:rPr>
-              <w:t xml:space="preserve">Mốc giữa ô (cân giữa ô)</w:t>
+              <w:t>Mốc giữa ô (cân giữa ô)</w:t>
             </w:r>
           </w:p>
         </w:tc>
@@ -6446,7 +8034,7 @@
                 <w:sz w:val="20"/>
                 <w:szCs w:val="20"/>
               </w:rPr>
-              <w:t xml:space="preserve">IRL 240, IRR 280</w:t>
+              <w:t>IRL 240, IRR 280</w:t>
             </w:r>
           </w:p>
         </w:tc>
@@ -6464,14 +8052,31 @@
                 <w:sz w:val="20"/>
                 <w:szCs w:val="20"/>
               </w:rPr>
-              <w:t xml:space="preserve">WALL_CENTER_L_IR / WALL_CENTER_R_IR</w:t>
+              <w:t>WALL_CENTER_L_IR / WALL_CENTER_R_IR</w:t>
             </w:r>
           </w:p>
         </w:tc>
       </w:tr>
       <w:tr>
+        <w:tblPrEx>
+          <w:tblBorders>
+            <w:top w:val="single" w:color="A6A6A6" w:sz="4" w:space="0"/>
+            <w:left w:val="single" w:color="A6A6A6" w:sz="4" w:space="0"/>
+            <w:bottom w:val="single" w:color="A6A6A6" w:sz="4" w:space="0"/>
+            <w:right w:val="single" w:color="A6A6A6" w:sz="4" w:space="0"/>
+            <w:insideH w:val="single" w:color="A6A6A6" w:sz="4" w:space="0"/>
+            <w:insideV w:val="single" w:color="A6A6A6" w:sz="4" w:space="0"/>
+          </w:tblBorders>
+          <w:tblCellMar>
+            <w:top w:w="60" w:type="dxa"/>
+            <w:left w:w="100" w:type="dxa"/>
+            <w:bottom w:w="60" w:type="dxa"/>
+            <w:right w:w="100" w:type="dxa"/>
+          </w:tblCellMar>
+        </w:tblPrEx>
         <w:trPr>
           <w:cantSplit/>
+          <w:jc w:val="center"/>
         </w:trPr>
         <w:tc>
           <w:tcPr>
@@ -6487,7 +8092,7 @@
                 <w:sz w:val="20"/>
                 <w:szCs w:val="20"/>
               </w:rPr>
-              <w:t xml:space="preserve">Tường trước: đọc xa / đọc gần</w:t>
+              <w:t>Tường trước: đọc xa / đọc gần</w:t>
             </w:r>
           </w:p>
         </w:tc>
@@ -6505,7 +8110,7 @@
                 <w:sz w:val="20"/>
                 <w:szCs w:val="20"/>
               </w:rPr>
-              <w:t xml:space="preserve">TB 2 mắt &gt; 120 / &gt; 400</w:t>
+              <w:t>TB 2 mắt &gt; 120 / &gt; 400</w:t>
             </w:r>
           </w:p>
         </w:tc>
@@ -6523,14 +8128,31 @@
                 <w:sz w:val="20"/>
                 <w:szCs w:val="20"/>
               </w:rPr>
-              <w:t xml:space="preserve">MAZE_FRONT_FAR_IR / MAZE_FRONT_NEAR_IR</w:t>
+              <w:t>MAZE_FRONT_FAR_IR / MAZE_FRONT_NEAR_IR</w:t>
             </w:r>
           </w:p>
         </w:tc>
       </w:tr>
       <w:tr>
+        <w:tblPrEx>
+          <w:tblBorders>
+            <w:top w:val="single" w:color="A6A6A6" w:sz="4" w:space="0"/>
+            <w:left w:val="single" w:color="A6A6A6" w:sz="4" w:space="0"/>
+            <w:bottom w:val="single" w:color="A6A6A6" w:sz="4" w:space="0"/>
+            <w:right w:val="single" w:color="A6A6A6" w:sz="4" w:space="0"/>
+            <w:insideH w:val="single" w:color="A6A6A6" w:sz="4" w:space="0"/>
+            <w:insideV w:val="single" w:color="A6A6A6" w:sz="4" w:space="0"/>
+          </w:tblBorders>
+          <w:tblCellMar>
+            <w:top w:w="60" w:type="dxa"/>
+            <w:left w:w="100" w:type="dxa"/>
+            <w:bottom w:w="60" w:type="dxa"/>
+            <w:right w:w="100" w:type="dxa"/>
+          </w:tblCellMar>
+        </w:tblPrEx>
         <w:trPr>
           <w:cantSplit/>
+          <w:jc w:val="center"/>
         </w:trPr>
         <w:tc>
           <w:tcPr>
@@ -6546,7 +8168,7 @@
                 <w:sz w:val="20"/>
                 <w:szCs w:val="20"/>
               </w:rPr>
-              <w:t xml:space="preserve">Xác nhận tường trước để căn</w:t>
+              <w:t>Xác nhận tường trước để căn</w:t>
             </w:r>
           </w:p>
         </w:tc>
@@ -6564,7 +8186,7 @@
                 <w:sz w:val="20"/>
                 <w:szCs w:val="20"/>
               </w:rPr>
-              <w:t xml:space="preserve">Cả 2 mắt ≥ 600</w:t>
+              <w:t>Cả 2 mắt ≥ 600</w:t>
             </w:r>
           </w:p>
         </w:tc>
@@ -6582,14 +8204,31 @@
                 <w:sz w:val="20"/>
                 <w:szCs w:val="20"/>
               </w:rPr>
-              <w:t xml:space="preserve">WALL_PRESENT_IR</w:t>
+              <w:t>WALL_PRESENT_IR</w:t>
             </w:r>
           </w:p>
         </w:tc>
       </w:tr>
       <w:tr>
+        <w:tblPrEx>
+          <w:tblBorders>
+            <w:top w:val="single" w:color="A6A6A6" w:sz="4" w:space="0"/>
+            <w:left w:val="single" w:color="A6A6A6" w:sz="4" w:space="0"/>
+            <w:bottom w:val="single" w:color="A6A6A6" w:sz="4" w:space="0"/>
+            <w:right w:val="single" w:color="A6A6A6" w:sz="4" w:space="0"/>
+            <w:insideH w:val="single" w:color="A6A6A6" w:sz="4" w:space="0"/>
+            <w:insideV w:val="single" w:color="A6A6A6" w:sz="4" w:space="0"/>
+          </w:tblBorders>
+          <w:tblCellMar>
+            <w:top w:w="60" w:type="dxa"/>
+            <w:left w:w="100" w:type="dxa"/>
+            <w:bottom w:w="60" w:type="dxa"/>
+            <w:right w:w="100" w:type="dxa"/>
+          </w:tblCellMar>
+        </w:tblPrEx>
         <w:trPr>
           <w:cantSplit/>
+          <w:jc w:val="center"/>
         </w:trPr>
         <w:tc>
           <w:tcPr>
@@ -6605,7 +8244,7 @@
                 <w:sz w:val="20"/>
                 <w:szCs w:val="20"/>
               </w:rPr>
-              <w:t xml:space="preserve">Đích / ngưỡng lùi khi căn tường</w:t>
+              <w:t>Đích / ngưỡng lùi khi căn tường</w:t>
             </w:r>
           </w:p>
         </w:tc>
@@ -6623,7 +8262,7 @@
                 <w:sz w:val="20"/>
                 <w:szCs w:val="20"/>
               </w:rPr>
-              <w:t xml:space="preserve">1700 / 2000</w:t>
+              <w:t>1700 / 2000</w:t>
             </w:r>
           </w:p>
         </w:tc>
@@ -6641,14 +8280,31 @@
                 <w:sz w:val="20"/>
                 <w:szCs w:val="20"/>
               </w:rPr>
-              <w:t xml:space="preserve">WALL_TARGET_IR / WALL_STOP_IR</w:t>
+              <w:t>WALL_TARGET_IR / WALL_STOP_IR</w:t>
             </w:r>
           </w:p>
         </w:tc>
       </w:tr>
       <w:tr>
+        <w:tblPrEx>
+          <w:tblBorders>
+            <w:top w:val="single" w:color="A6A6A6" w:sz="4" w:space="0"/>
+            <w:left w:val="single" w:color="A6A6A6" w:sz="4" w:space="0"/>
+            <w:bottom w:val="single" w:color="A6A6A6" w:sz="4" w:space="0"/>
+            <w:right w:val="single" w:color="A6A6A6" w:sz="4" w:space="0"/>
+            <w:insideH w:val="single" w:color="A6A6A6" w:sz="4" w:space="0"/>
+            <w:insideV w:val="single" w:color="A6A6A6" w:sz="4" w:space="0"/>
+          </w:tblBorders>
+          <w:tblCellMar>
+            <w:top w:w="60" w:type="dxa"/>
+            <w:left w:w="100" w:type="dxa"/>
+            <w:bottom w:w="60" w:type="dxa"/>
+            <w:right w:w="100" w:type="dxa"/>
+          </w:tblCellMar>
+        </w:tblPrEx>
         <w:trPr>
           <w:cantSplit/>
+          <w:jc w:val="center"/>
         </w:trPr>
         <w:tc>
           <w:tcPr>
@@ -6664,7 +8320,7 @@
                 <w:sz w:val="20"/>
                 <w:szCs w:val="20"/>
               </w:rPr>
-              <w:t xml:space="preserve">Giới hạn thời gian căn tường</w:t>
+              <w:t>Giới hạn thời gian căn tường</w:t>
             </w:r>
           </w:p>
         </w:tc>
@@ -6682,7 +8338,7 @@
                 <w:sz w:val="20"/>
                 <w:szCs w:val="20"/>
               </w:rPr>
-              <w:t xml:space="preserve">4 s</w:t>
+              <w:t>4 s</w:t>
             </w:r>
           </w:p>
         </w:tc>
@@ -6700,14 +8356,31 @@
                 <w:sz w:val="20"/>
                 <w:szCs w:val="20"/>
               </w:rPr>
-              <w:t xml:space="preserve">WALL_ALIGN_MAX_MS</w:t>
+              <w:t>WALL_ALIGN_MAX_MS</w:t>
             </w:r>
           </w:p>
         </w:tc>
       </w:tr>
       <w:tr>
+        <w:tblPrEx>
+          <w:tblBorders>
+            <w:top w:val="single" w:color="A6A6A6" w:sz="4" w:space="0"/>
+            <w:left w:val="single" w:color="A6A6A6" w:sz="4" w:space="0"/>
+            <w:bottom w:val="single" w:color="A6A6A6" w:sz="4" w:space="0"/>
+            <w:right w:val="single" w:color="A6A6A6" w:sz="4" w:space="0"/>
+            <w:insideH w:val="single" w:color="A6A6A6" w:sz="4" w:space="0"/>
+            <w:insideV w:val="single" w:color="A6A6A6" w:sz="4" w:space="0"/>
+          </w:tblBorders>
+          <w:tblCellMar>
+            <w:top w:w="60" w:type="dxa"/>
+            <w:left w:w="100" w:type="dxa"/>
+            <w:bottom w:w="60" w:type="dxa"/>
+            <w:right w:w="100" w:type="dxa"/>
+          </w:tblCellMar>
+        </w:tblPrEx>
         <w:trPr>
           <w:cantSplit/>
+          <w:jc w:val="center"/>
         </w:trPr>
         <w:tc>
           <w:tcPr>
@@ -6723,7 +8396,7 @@
                 <w:sz w:val="20"/>
                 <w:szCs w:val="20"/>
               </w:rPr>
-              <w:t xml:space="preserve">Giới hạn hiệu chỉnh gyro khi khởi động</w:t>
+              <w:t>Giới hạn hiệu chỉnh gyro khi khởi động</w:t>
             </w:r>
           </w:p>
         </w:tc>
@@ -6741,7 +8414,7 @@
                 <w:sz w:val="20"/>
                 <w:szCs w:val="20"/>
               </w:rPr>
-              <w:t xml:space="preserve">3 s</w:t>
+              <w:t>3 s</w:t>
             </w:r>
           </w:p>
         </w:tc>
@@ -6759,14 +8432,31 @@
                 <w:sz w:val="20"/>
                 <w:szCs w:val="20"/>
               </w:rPr>
-              <w:t xml:space="preserve">GYRO_CAL_MAX_MS</w:t>
+              <w:t>GYRO_CAL_MAX_MS</w:t>
             </w:r>
           </w:p>
         </w:tc>
       </w:tr>
       <w:tr>
+        <w:tblPrEx>
+          <w:tblBorders>
+            <w:top w:val="single" w:color="A6A6A6" w:sz="4" w:space="0"/>
+            <w:left w:val="single" w:color="A6A6A6" w:sz="4" w:space="0"/>
+            <w:bottom w:val="single" w:color="A6A6A6" w:sz="4" w:space="0"/>
+            <w:right w:val="single" w:color="A6A6A6" w:sz="4" w:space="0"/>
+            <w:insideH w:val="single" w:color="A6A6A6" w:sz="4" w:space="0"/>
+            <w:insideV w:val="single" w:color="A6A6A6" w:sz="4" w:space="0"/>
+          </w:tblBorders>
+          <w:tblCellMar>
+            <w:top w:w="60" w:type="dxa"/>
+            <w:left w:w="100" w:type="dxa"/>
+            <w:bottom w:w="60" w:type="dxa"/>
+            <w:right w:w="100" w:type="dxa"/>
+          </w:tblCellMar>
+        </w:tblPrEx>
         <w:trPr>
           <w:cantSplit/>
+          <w:jc w:val="center"/>
         </w:trPr>
         <w:tc>
           <w:tcPr>
@@ -6782,7 +8472,7 @@
                 <w:sz w:val="20"/>
                 <w:szCs w:val="20"/>
               </w:rPr>
-              <w:t xml:space="preserve">Số vòng khám phá tối đa</w:t>
+              <w:t>Số vòng khám phá tối đa</w:t>
             </w:r>
           </w:p>
         </w:tc>
@@ -6800,7 +8490,7 @@
                 <w:sz w:val="20"/>
                 <w:szCs w:val="20"/>
               </w:rPr>
-              <w:t xml:space="preserve">3</w:t>
+              <w:t>3</w:t>
             </w:r>
           </w:p>
         </w:tc>
@@ -6818,7 +8508,7 @@
                 <w:sz w:val="20"/>
                 <w:szCs w:val="20"/>
               </w:rPr>
-              <w:t xml:space="preserve">MAZE_MAX_ROUNDS</w:t>
+              <w:t>MAZE_MAX_ROUNDS</w:t>
             </w:r>
           </w:p>
         </w:tc>
@@ -6831,15 +8521,15 @@
     </w:p>
     <w:p>
       <w:pPr>
-        <w:pStyle w:val="Heading1"/>
-      </w:pPr>
-      <w:r>
-        <w:t xml:space="preserve">8. Cần hiệu chỉnh trên xe thật</w:t>
-      </w:r>
-    </w:p>
-    <w:p>
-      <w:pPr>
-        <w:pStyle w:val="ListParagraph"/>
+        <w:pStyle w:val="2"/>
+      </w:pPr>
+      <w:r>
+        <w:t>8. Cần hiệu chỉnh trên xe thật</w:t>
+      </w:r>
+    </w:p>
+    <w:p>
+      <w:pPr>
+        <w:pStyle w:val="9"/>
         <w:numPr>
           <w:ilvl w:val="0"/>
           <w:numId w:val="1"/>
@@ -6850,7 +8540,7 @@
           <w:b/>
           <w:bCs/>
         </w:rPr>
-        <w:t xml:space="preserve">Ngưỡng tường trước 120 / 400</w:t>
+        <w:t>Ngưỡng tường trước 120 / 400</w:t>
       </w:r>
       <w:r>
         <w:t xml:space="preserve"> (</w:t>
@@ -6862,7 +8552,7 @@
           <w:szCs w:val="20"/>
           <w:shd w:val="clear" w:color="auto" w:fill="F2F2F2"/>
         </w:rPr>
-        <w:t xml:space="preserve">MAZE_FRONT_FAR_IR</w:t>
+        <w:t>MAZE_FRONT_FAR_IR</w:t>
       </w:r>
       <w:r>
         <w:t xml:space="preserve">, </w:t>
@@ -6874,15 +8564,15 @@
           <w:szCs w:val="20"/>
           <w:shd w:val="clear" w:color="auto" w:fill="F2F2F2"/>
         </w:rPr>
-        <w:t xml:space="preserve">MAZE_FRONT_NEAR_IR</w:t>
-      </w:r>
-      <w:r>
-        <w:t xml:space="preserve">): lấy từ mô phỏng, chưa đo trên xe.</w:t>
-      </w:r>
-    </w:p>
-    <w:p>
-      <w:pPr>
-        <w:pStyle w:val="ListParagraph"/>
+        <w:t>MAZE_FRONT_NEAR_IR</w:t>
+      </w:r>
+      <w:r>
+        <w:t>): lấy từ mô phỏng, chưa đo trên xe.</w:t>
+      </w:r>
+    </w:p>
+    <w:p>
+      <w:pPr>
+        <w:pStyle w:val="9"/>
         <w:numPr>
           <w:ilvl w:val="0"/>
           <w:numId w:val="1"/>
@@ -6893,7 +8583,7 @@
           <w:b/>
           <w:bCs/>
         </w:rPr>
-        <w:t xml:space="preserve">Vị trí dừng trước tường:</w:t>
+        <w:t>Vị trí dừng trước tường:</w:t>
       </w:r>
       <w:r>
         <w:t xml:space="preserve"> xe căn ở chỗ IR = 1700. Giá trị này nên bằng IR khi xe ở tâm ô, nếu không xe sẽ quay lệch tâm ô.</w:t>
@@ -6901,7 +8591,7 @@
     </w:p>
     <w:p>
       <w:pPr>
-        <w:pStyle w:val="ListParagraph"/>
+        <w:pStyle w:val="9"/>
         <w:numPr>
           <w:ilvl w:val="0"/>
           <w:numId w:val="1"/>
@@ -6912,7 +8602,7 @@
           <w:b/>
           <w:bCs/>
         </w:rPr>
-        <w:t xml:space="preserve">MAZE_SENSE_BEFORE_MM = 90</w:t>
+        <w:t>MAZE_SENSE_BEFORE_MM = 90</w:t>
       </w:r>
       <w:r>
         <w:t xml:space="preserve"> giả định mắt bên nhìn chéo về phía trước; nếu mắt bên nhìn ngang thì giảm về ~40.</w:t>
@@ -6920,7 +8610,7 @@
     </w:p>
     <w:p>
       <w:pPr>
-        <w:pStyle w:val="ListParagraph"/>
+        <w:pStyle w:val="9"/>
         <w:numPr>
           <w:ilvl w:val="0"/>
           <w:numId w:val="1"/>
@@ -6931,7 +8621,7 @@
           <w:b/>
           <w:bCs/>
         </w:rPr>
-        <w:t xml:space="preserve">IRFL gần bão hòa ở IR ~1700:</w:t>
+        <w:t>IRFL gần bão hòa ở IR ~1700:</w:t>
       </w:r>
       <w:r>
         <w:t xml:space="preserve"> độ chính xác căn tường phụ thuộc bảng quy đổi. Đặt xe vuông góc thật với tường, đọc cột </w:t>
@@ -6943,7 +8633,7 @@
           <w:szCs w:val="20"/>
           <w:shd w:val="clear" w:color="auto" w:fill="F2F2F2"/>
         </w:rPr>
-        <w:t xml:space="preserve">r</w:t>
+        <w:t>r</w:t>
       </w:r>
       <w:r>
         <w:t xml:space="preserve"> của print_LED và ghi vào </w:t>
@@ -6955,15 +8645,17 @@
           <w:szCs w:val="20"/>
           <w:shd w:val="clear" w:color="auto" w:fill="F2F2F2"/>
         </w:rPr>
-        <w:t xml:space="preserve">WALL_R_OFFSET</w:t>
-      </w:r>
-      <w:r>
-        <w:t xml:space="preserve">.</w:t>
-      </w:r>
-    </w:p>
-    <w:p>
-      <w:pPr>
-        <w:pStyle w:val="ListParagraph"/>
+        <w:t>WALL_R_OFFSET</w:t>
+      </w:r>
+      <w:r>
+        <w:t>.</w:t>
+      </w:r>
+      <w:bookmarkStart w:id="0" w:name="_GoBack"/>
+      <w:bookmarkEnd w:id="0"/>
+    </w:p>
+    <w:p>
+      <w:pPr>
+        <w:pStyle w:val="9"/>
         <w:numPr>
           <w:ilvl w:val="0"/>
           <w:numId w:val="1"/>
@@ -6974,7 +8666,7 @@
           <w:b/>
           <w:bCs/>
         </w:rPr>
-        <w:t xml:space="preserve">Ngưỡng tường bên 170:</w:t>
+        <w:t>Ngưỡng tường bên 170:</w:t>
       </w:r>
       <w:r>
         <w:t xml:space="preserve"> nếu xe lệch 10–20 mm về phía bên kia, tường bên này có thể bị bỏ sót khi vẽ bản đồ.</w:t>
@@ -6983,16 +8675,69 @@
     <w:sectPr>
       <w:pgSz w:w="11906" w:h="16838"/>
       <w:pgMar w:top="1134" w:right="1134" w:bottom="1134" w:left="1134" w:header="567" w:footer="567" w:gutter="0"/>
+      <w:cols w:space="720" w:num="1"/>
     </w:sectPr>
   </w:body>
 </w:document>
 </file>
 
+<file path=word/endnotes.xml><?xml version="1.0" encoding="utf-8"?>
+<w:endnotes xmlns:wpc="http://schemas.microsoft.com/office/word/2010/wordprocessingCanvas" xmlns:mc="http://schemas.openxmlformats.org/markup-compatibility/2006" xmlns:o="urn:schemas-microsoft-com:office:office" xmlns:r="http://schemas.openxmlformats.org/officeDocument/2006/relationships" xmlns:m="http://schemas.openxmlformats.org/officeDocument/2006/math" xmlns:v="urn:schemas-microsoft-com:vml" xmlns:wp14="http://schemas.microsoft.com/office/word/2010/wordprocessingDrawing" xmlns:wp="http://schemas.openxmlformats.org/drawingml/2006/wordprocessingDrawing" xmlns:w="http://schemas.openxmlformats.org/wordprocessingml/2006/main" xmlns:w14="http://schemas.microsoft.com/office/word/2010/wordml" xmlns:w15="http://schemas.microsoft.com/office/word/2012/wordml" xmlns:w10="urn:schemas-microsoft-com:office:word" xmlns:wpg="http://schemas.microsoft.com/office/word/2010/wordprocessingGroup" xmlns:wpi="http://schemas.microsoft.com/office/word/2010/wordprocessingInk" xmlns:wne="http://schemas.microsoft.com/office/word/2006/wordml" xmlns:wps="http://schemas.microsoft.com/office/word/2010/wordprocessingShape" xmlns:wpsCustomData="http://www.wps.cn/officeDocument/2013/wpsCustomData" mc:Ignorable="w14 w15 wp14">
+  <w:endnote w:type="separator" w:id="0">
+    <w:p>
+      <w:pPr>
+        <w:spacing w:line="240" w:lineRule="auto"/>
+      </w:pPr>
+      <w:r>
+        <w:separator/>
+      </w:r>
+    </w:p>
+  </w:endnote>
+  <w:endnote w:type="continuationSeparator" w:id="1">
+    <w:p>
+      <w:pPr>
+        <w:spacing w:line="240" w:lineRule="auto"/>
+      </w:pPr>
+      <w:r>
+        <w:continuationSeparator/>
+      </w:r>
+    </w:p>
+  </w:endnote>
+</w:endnotes>
+</file>
+
+<file path=word/footnotes.xml><?xml version="1.0" encoding="utf-8"?>
+<w:footnotes xmlns:wpc="http://schemas.microsoft.com/office/word/2010/wordprocessingCanvas" xmlns:mc="http://schemas.openxmlformats.org/markup-compatibility/2006" xmlns:o="urn:schemas-microsoft-com:office:office" xmlns:r="http://schemas.openxmlformats.org/officeDocument/2006/relationships" xmlns:m="http://schemas.openxmlformats.org/officeDocument/2006/math" xmlns:v="urn:schemas-microsoft-com:vml" xmlns:wp14="http://schemas.microsoft.com/office/word/2010/wordprocessingDrawing" xmlns:wp="http://schemas.openxmlformats.org/drawingml/2006/wordprocessingDrawing" xmlns:w="http://schemas.openxmlformats.org/wordprocessingml/2006/main" xmlns:w14="http://schemas.microsoft.com/office/word/2010/wordml" xmlns:w15="http://schemas.microsoft.com/office/word/2012/wordml" xmlns:w10="urn:schemas-microsoft-com:office:word" xmlns:wpg="http://schemas.microsoft.com/office/word/2010/wordprocessingGroup" xmlns:wpi="http://schemas.microsoft.com/office/word/2010/wordprocessingInk" xmlns:wne="http://schemas.microsoft.com/office/word/2006/wordml" xmlns:wps="http://schemas.microsoft.com/office/word/2010/wordprocessingShape" xmlns:wpsCustomData="http://www.wps.cn/officeDocument/2013/wpsCustomData" mc:Ignorable="w14 w15 wp14">
+  <w:footnote w:type="separator" w:id="0">
+    <w:p>
+      <w:pPr>
+        <w:spacing w:before="0" w:after="0" w:line="264" w:lineRule="auto"/>
+      </w:pPr>
+      <w:r>
+        <w:separator/>
+      </w:r>
+    </w:p>
+  </w:footnote>
+  <w:footnote w:type="continuationSeparator" w:id="1">
+    <w:p>
+      <w:pPr>
+        <w:spacing w:before="0" w:after="0" w:line="264" w:lineRule="auto"/>
+      </w:pPr>
+      <w:r>
+        <w:continuationSeparator/>
+      </w:r>
+    </w:p>
+  </w:footnote>
+</w:footnotes>
+</file>
+
 <file path=word/numbering.xml><?xml version="1.0" encoding="utf-8"?>
-<w:numbering xmlns:w="http://schemas.openxmlformats.org/wordprocessingml/2006/main">
+<w:numbering xmlns:wpc="http://schemas.microsoft.com/office/word/2010/wordprocessingCanvas" xmlns:mc="http://schemas.openxmlformats.org/markup-compatibility/2006" xmlns:o="urn:schemas-microsoft-com:office:office" xmlns:r="http://schemas.openxmlformats.org/officeDocument/2006/relationships" xmlns:m="http://schemas.openxmlformats.org/officeDocument/2006/math" xmlns:v="urn:schemas-microsoft-com:vml" xmlns:wp14="http://schemas.microsoft.com/office/word/2010/wordprocessingDrawing" xmlns:wp="http://schemas.openxmlformats.org/drawingml/2006/wordprocessingDrawing" xmlns:w10="urn:schemas-microsoft-com:office:word" xmlns:w="http://schemas.openxmlformats.org/wordprocessingml/2006/main" xmlns:w14="http://schemas.microsoft.com/office/word/2010/wordml" xmlns:wpg="http://schemas.microsoft.com/office/word/2010/wordprocessingGroup" xmlns:wpi="http://schemas.microsoft.com/office/word/2010/wordprocessingInk" xmlns:wne="http://schemas.microsoft.com/office/word/2006/wordml" xmlns:wps="http://schemas.microsoft.com/office/word/2010/wordprocessingShape" xmlns:wpsCustomData="http://www.wps.cn/officeDocument/2013/wpsCustomData" mc:Ignorable="w14 wp14">
   <w:abstractNum w:abstractNumId="0">
-    <w:multiLevelType w:val="hybridMultilevel"/>
-    <w:lvl w:ilvl="0">
+    <w:nsid w:val="0053208E"/>
+    <w:multiLevelType w:val="multilevel"/>
+    <w:tmpl w:val="0053208E"/>
+    <w:lvl w:ilvl="0" w:tentative="0">
       <w:start w:val="1"/>
       <w:numFmt w:val="bullet"/>
       <w:lvlText w:val="•"/>
@@ -7001,25 +8746,13 @@
         <w:ind w:left="567" w:hanging="283"/>
       </w:pPr>
     </w:lvl>
-    <w:lvl w:ilvl="1">
+    <w:lvl w:ilvl="1" w:tentative="0">
       <w:start w:val="1"/>
       <w:numFmt w:val="bullet"/>
       <w:lvlText w:val="–"/>
       <w:lvlJc w:val="left"/>
       <w:pPr>
         <w:ind w:left="1134" w:hanging="283"/>
-      </w:pPr>
-    </w:lvl>
-  </w:abstractNum>
-  <w:abstractNum w:abstractNumId="1">
-    <w:multiLevelType w:val="hybridMultilevel"/>
-    <w:lvl w:ilvl="0">
-      <w:start w:val="1"/>
-      <w:numFmt w:val="decimal"/>
-      <w:lvlText w:val="%1."/>
-      <w:lvlJc w:val="left"/>
-      <w:pPr>
-        <w:ind w:left="567" w:hanging="340"/>
       </w:pPr>
     </w:lvl>
   </w:abstractNum>
@@ -7030,63 +8763,286 @@
 </file>
 
 <file path=word/styles.xml><?xml version="1.0" encoding="utf-8"?>
-<w:styles xmlns:w="http://schemas.openxmlformats.org/wordprocessingml/2006/main">
+<w:styles xmlns:mc="http://schemas.openxmlformats.org/markup-compatibility/2006" xmlns:o="urn:schemas-microsoft-com:office:office" xmlns:r="http://schemas.openxmlformats.org/officeDocument/2006/relationships" xmlns:m="http://schemas.openxmlformats.org/officeDocument/2006/math" xmlns:v="urn:schemas-microsoft-com:vml" xmlns:w="http://schemas.openxmlformats.org/wordprocessingml/2006/main" xmlns:w14="http://schemas.microsoft.com/office/word/2010/wordml" xmlns:w10="urn:schemas-microsoft-com:office:word" xmlns:sl="http://schemas.openxmlformats.org/schemaLibrary/2006/main" xmlns:wpsCustomData="http://www.wps.cn/officeDocument/2013/wpsCustomData" mc:Ignorable="w14">
   <w:docDefaults>
     <w:rPrDefault>
       <w:rPr>
         <w:rFonts w:ascii="Calibri" w:hAnsi="Calibri" w:eastAsia="Calibri" w:cs="Calibri"/>
-        <w:sz w:val="22"/>
-        <w:szCs w:val="22"/>
-        <w:lang w:val="vi-VN"/>
       </w:rPr>
     </w:rPrDefault>
-    <w:pPrDefault>
-      <w:pPr>
-        <w:spacing w:after="120" w:line="264" w:lineRule="auto"/>
-      </w:pPr>
-    </w:pPrDefault>
+    <w:pPrDefault/>
   </w:docDefaults>
-  <w:style w:type="paragraph" w:default="1" w:styleId="Normal">
+  <w:latentStyles w:count="260" w:defQFormat="0" w:defUnhideWhenUsed="1" w:defSemiHidden="1" w:defUIPriority="99" w:defLockedState="0">
+    <w:lsdException w:qFormat="1" w:unhideWhenUsed="0" w:uiPriority="0" w:semiHidden="0" w:name="Normal"/>
+    <w:lsdException w:qFormat="1" w:unhideWhenUsed="0" w:uiPriority="0" w:semiHidden="0" w:name="heading 1"/>
+    <w:lsdException w:qFormat="1" w:unhideWhenUsed="0" w:uiPriority="0" w:semiHidden="0" w:name="heading 2"/>
+    <w:lsdException w:qFormat="1" w:uiPriority="0" w:name="heading 3"/>
+    <w:lsdException w:qFormat="1" w:uiPriority="0" w:name="heading 4"/>
+    <w:lsdException w:qFormat="1" w:uiPriority="0" w:name="heading 5"/>
+    <w:lsdException w:qFormat="1" w:uiPriority="0" w:name="heading 6"/>
+    <w:lsdException w:qFormat="1" w:uiPriority="0" w:name="heading 7"/>
+    <w:lsdException w:qFormat="1" w:uiPriority="0" w:name="heading 8"/>
+    <w:lsdException w:qFormat="1" w:uiPriority="0" w:name="heading 9"/>
+    <w:lsdException w:unhideWhenUsed="0" w:uiPriority="0" w:semiHidden="0" w:name="index 1"/>
+    <w:lsdException w:unhideWhenUsed="0" w:uiPriority="0" w:semiHidden="0" w:name="index 2"/>
+    <w:lsdException w:unhideWhenUsed="0" w:uiPriority="0" w:semiHidden="0" w:name="index 3"/>
+    <w:lsdException w:unhideWhenUsed="0" w:uiPriority="0" w:semiHidden="0" w:name="index 4"/>
+    <w:lsdException w:unhideWhenUsed="0" w:uiPriority="0" w:semiHidden="0" w:name="index 5"/>
+    <w:lsdException w:unhideWhenUsed="0" w:uiPriority="0" w:semiHidden="0" w:name="index 6"/>
+    <w:lsdException w:unhideWhenUsed="0" w:uiPriority="0" w:semiHidden="0" w:name="index 7"/>
+    <w:lsdException w:unhideWhenUsed="0" w:uiPriority="0" w:semiHidden="0" w:name="index 8"/>
+    <w:lsdException w:unhideWhenUsed="0" w:uiPriority="0" w:semiHidden="0" w:name="index 9"/>
+    <w:lsdException w:unhideWhenUsed="0" w:uiPriority="0" w:semiHidden="0" w:name="toc 1"/>
+    <w:lsdException w:unhideWhenUsed="0" w:uiPriority="0" w:semiHidden="0" w:name="toc 2"/>
+    <w:lsdException w:unhideWhenUsed="0" w:uiPriority="0" w:semiHidden="0" w:name="toc 3"/>
+    <w:lsdException w:unhideWhenUsed="0" w:uiPriority="0" w:semiHidden="0" w:name="toc 4"/>
+    <w:lsdException w:unhideWhenUsed="0" w:uiPriority="0" w:semiHidden="0" w:name="toc 5"/>
+    <w:lsdException w:unhideWhenUsed="0" w:uiPriority="0" w:semiHidden="0" w:name="toc 6"/>
+    <w:lsdException w:unhideWhenUsed="0" w:uiPriority="0" w:semiHidden="0" w:name="toc 7"/>
+    <w:lsdException w:unhideWhenUsed="0" w:uiPriority="0" w:semiHidden="0" w:name="toc 8"/>
+    <w:lsdException w:unhideWhenUsed="0" w:uiPriority="0" w:semiHidden="0" w:name="toc 9"/>
+    <w:lsdException w:unhideWhenUsed="0" w:uiPriority="0" w:semiHidden="0" w:name="Normal Indent"/>
+    <w:lsdException w:unhideWhenUsed="0" w:uiPriority="0" w:semiHidden="0" w:name="footnote text"/>
+    <w:lsdException w:unhideWhenUsed="0" w:uiPriority="0" w:semiHidden="0" w:name="annotation text"/>
+    <w:lsdException w:unhideWhenUsed="0" w:uiPriority="0" w:semiHidden="0" w:name="header"/>
+    <w:lsdException w:unhideWhenUsed="0" w:uiPriority="0" w:semiHidden="0" w:name="footer"/>
+    <w:lsdException w:unhideWhenUsed="0" w:uiPriority="0" w:semiHidden="0" w:name="index heading"/>
+    <w:lsdException w:qFormat="1" w:uiPriority="0" w:name="caption"/>
+    <w:lsdException w:unhideWhenUsed="0" w:uiPriority="0" w:semiHidden="0" w:name="table of figures"/>
+    <w:lsdException w:unhideWhenUsed="0" w:uiPriority="0" w:semiHidden="0" w:name="envelope address"/>
+    <w:lsdException w:unhideWhenUsed="0" w:uiPriority="0" w:semiHidden="0" w:name="envelope return"/>
+    <w:lsdException w:unhideWhenUsed="0" w:uiPriority="0" w:semiHidden="0" w:name="footnote reference"/>
+    <w:lsdException w:unhideWhenUsed="0" w:uiPriority="0" w:semiHidden="0" w:name="annotation reference"/>
+    <w:lsdException w:unhideWhenUsed="0" w:uiPriority="0" w:semiHidden="0" w:name="line number"/>
+    <w:lsdException w:unhideWhenUsed="0" w:uiPriority="0" w:semiHidden="0" w:name="page number"/>
+    <w:lsdException w:unhideWhenUsed="0" w:uiPriority="0" w:semiHidden="0" w:name="endnote reference"/>
+    <w:lsdException w:unhideWhenUsed="0" w:uiPriority="0" w:semiHidden="0" w:name="endnote text"/>
+    <w:lsdException w:unhideWhenUsed="0" w:uiPriority="0" w:semiHidden="0" w:name="table of authorities"/>
+    <w:lsdException w:unhideWhenUsed="0" w:uiPriority="0" w:semiHidden="0" w:name="macro"/>
+    <w:lsdException w:unhideWhenUsed="0" w:uiPriority="0" w:semiHidden="0" w:name="toa heading"/>
+    <w:lsdException w:unhideWhenUsed="0" w:uiPriority="0" w:semiHidden="0" w:name="List"/>
+    <w:lsdException w:unhideWhenUsed="0" w:uiPriority="0" w:semiHidden="0" w:name="List Bullet"/>
+    <w:lsdException w:unhideWhenUsed="0" w:uiPriority="0" w:semiHidden="0" w:name="List Number"/>
+    <w:lsdException w:unhideWhenUsed="0" w:uiPriority="0" w:semiHidden="0" w:name="List 2"/>
+    <w:lsdException w:unhideWhenUsed="0" w:uiPriority="0" w:semiHidden="0" w:name="List 3"/>
+    <w:lsdException w:unhideWhenUsed="0" w:uiPriority="0" w:semiHidden="0" w:name="List 4"/>
+    <w:lsdException w:unhideWhenUsed="0" w:uiPriority="0" w:semiHidden="0" w:name="List 5"/>
+    <w:lsdException w:unhideWhenUsed="0" w:uiPriority="0" w:semiHidden="0" w:name="List Bullet 2"/>
+    <w:lsdException w:unhideWhenUsed="0" w:uiPriority="0" w:semiHidden="0" w:name="List Bullet 3"/>
+    <w:lsdException w:unhideWhenUsed="0" w:uiPriority="0" w:semiHidden="0" w:name="List Bullet 4"/>
+    <w:lsdException w:unhideWhenUsed="0" w:uiPriority="0" w:semiHidden="0" w:name="List Bullet 5"/>
+    <w:lsdException w:unhideWhenUsed="0" w:uiPriority="0" w:semiHidden="0" w:name="List Number 2"/>
+    <w:lsdException w:unhideWhenUsed="0" w:uiPriority="0" w:semiHidden="0" w:name="List Number 3"/>
+    <w:lsdException w:unhideWhenUsed="0" w:uiPriority="0" w:semiHidden="0" w:name="List Number 4"/>
+    <w:lsdException w:unhideWhenUsed="0" w:uiPriority="0" w:semiHidden="0" w:name="List Number 5"/>
+    <w:lsdException w:qFormat="1" w:unhideWhenUsed="0" w:uiPriority="0" w:semiHidden="0" w:name="Title"/>
+    <w:lsdException w:unhideWhenUsed="0" w:uiPriority="0" w:semiHidden="0" w:name="Closing"/>
+    <w:lsdException w:unhideWhenUsed="0" w:uiPriority="0" w:semiHidden="0" w:name="Signature"/>
+    <w:lsdException w:qFormat="1" w:unhideWhenUsed="0" w:uiPriority="0" w:name="Default Paragraph Font"/>
+    <w:lsdException w:unhideWhenUsed="0" w:uiPriority="0" w:semiHidden="0" w:name="Body Text"/>
+    <w:lsdException w:unhideWhenUsed="0" w:uiPriority="0" w:semiHidden="0" w:name="Body Text Indent"/>
+    <w:lsdException w:unhideWhenUsed="0" w:uiPriority="0" w:semiHidden="0" w:name="List Continue"/>
+    <w:lsdException w:unhideWhenUsed="0" w:uiPriority="0" w:semiHidden="0" w:name="List Continue 2"/>
+    <w:lsdException w:unhideWhenUsed="0" w:uiPriority="0" w:semiHidden="0" w:name="List Continue 3"/>
+    <w:lsdException w:unhideWhenUsed="0" w:uiPriority="0" w:semiHidden="0" w:name="List Continue 4"/>
+    <w:lsdException w:unhideWhenUsed="0" w:uiPriority="0" w:semiHidden="0" w:name="List Continue 5"/>
+    <w:lsdException w:unhideWhenUsed="0" w:uiPriority="0" w:semiHidden="0" w:name="Message Header"/>
+    <w:lsdException w:qFormat="1" w:unhideWhenUsed="0" w:uiPriority="0" w:semiHidden="0" w:name="Subtitle"/>
+    <w:lsdException w:unhideWhenUsed="0" w:uiPriority="0" w:semiHidden="0" w:name="Salutation"/>
+    <w:lsdException w:unhideWhenUsed="0" w:uiPriority="0" w:semiHidden="0" w:name="Date"/>
+    <w:lsdException w:unhideWhenUsed="0" w:uiPriority="0" w:semiHidden="0" w:name="Body Text First Indent"/>
+    <w:lsdException w:unhideWhenUsed="0" w:uiPriority="0" w:semiHidden="0" w:name="Body Text First Indent 2"/>
+    <w:lsdException w:unhideWhenUsed="0" w:uiPriority="0" w:semiHidden="0" w:name="Note Heading"/>
+    <w:lsdException w:unhideWhenUsed="0" w:uiPriority="0" w:semiHidden="0" w:name="Body Text 2"/>
+    <w:lsdException w:unhideWhenUsed="0" w:uiPriority="0" w:semiHidden="0" w:name="Body Text 3"/>
+    <w:lsdException w:unhideWhenUsed="0" w:uiPriority="0" w:semiHidden="0" w:name="Body Text Indent 2"/>
+    <w:lsdException w:unhideWhenUsed="0" w:uiPriority="0" w:semiHidden="0" w:name="Body Text Indent 3"/>
+    <w:lsdException w:unhideWhenUsed="0" w:uiPriority="0" w:semiHidden="0" w:name="Block Text"/>
+    <w:lsdException w:unhideWhenUsed="0" w:uiPriority="0" w:semiHidden="0" w:name="Hyperlink"/>
+    <w:lsdException w:unhideWhenUsed="0" w:uiPriority="0" w:semiHidden="0" w:name="FollowedHyperlink"/>
+    <w:lsdException w:qFormat="1" w:unhideWhenUsed="0" w:uiPriority="0" w:semiHidden="0" w:name="Strong"/>
+    <w:lsdException w:qFormat="1" w:unhideWhenUsed="0" w:uiPriority="0" w:semiHidden="0" w:name="Emphasis"/>
+    <w:lsdException w:unhideWhenUsed="0" w:uiPriority="0" w:semiHidden="0" w:name="Document Map"/>
+    <w:lsdException w:unhideWhenUsed="0" w:uiPriority="0" w:semiHidden="0" w:name="Plain Text"/>
+    <w:lsdException w:unhideWhenUsed="0" w:uiPriority="0" w:semiHidden="0" w:name="E-mail Signature"/>
+    <w:lsdException w:unhideWhenUsed="0" w:uiPriority="0" w:semiHidden="0" w:name="Normal (Web)"/>
+    <w:lsdException w:unhideWhenUsed="0" w:uiPriority="0" w:semiHidden="0" w:name="HTML Acronym"/>
+    <w:lsdException w:unhideWhenUsed="0" w:uiPriority="0" w:semiHidden="0" w:name="HTML Address"/>
+    <w:lsdException w:unhideWhenUsed="0" w:uiPriority="0" w:semiHidden="0" w:name="HTML Cite"/>
+    <w:lsdException w:unhideWhenUsed="0" w:uiPriority="0" w:semiHidden="0" w:name="HTML Code"/>
+    <w:lsdException w:unhideWhenUsed="0" w:uiPriority="0" w:semiHidden="0" w:name="HTML Definition"/>
+    <w:lsdException w:unhideWhenUsed="0" w:uiPriority="0" w:semiHidden="0" w:name="HTML Keyboard"/>
+    <w:lsdException w:unhideWhenUsed="0" w:uiPriority="0" w:semiHidden="0" w:name="HTML Preformatted"/>
+    <w:lsdException w:unhideWhenUsed="0" w:uiPriority="0" w:semiHidden="0" w:name="HTML Sample"/>
+    <w:lsdException w:unhideWhenUsed="0" w:uiPriority="0" w:semiHidden="0" w:name="HTML Typewriter"/>
+    <w:lsdException w:unhideWhenUsed="0" w:uiPriority="0" w:semiHidden="0" w:name="HTML Variable"/>
+    <w:lsdException w:qFormat="1" w:unhideWhenUsed="0" w:uiPriority="0" w:semiHidden="0" w:name="Normal Table"/>
+    <w:lsdException w:unhideWhenUsed="0" w:uiPriority="0" w:semiHidden="0" w:name="annotation subject"/>
+    <w:lsdException w:unhideWhenUsed="0" w:uiPriority="0" w:semiHidden="0" w:name="Table Simple 1"/>
+    <w:lsdException w:unhideWhenUsed="0" w:uiPriority="0" w:semiHidden="0" w:name="Table Simple 2"/>
+    <w:lsdException w:unhideWhenUsed="0" w:uiPriority="0" w:semiHidden="0" w:name="Table Simple 3"/>
+    <w:lsdException w:unhideWhenUsed="0" w:uiPriority="0" w:semiHidden="0" w:name="Table Classic 1"/>
+    <w:lsdException w:unhideWhenUsed="0" w:uiPriority="0" w:semiHidden="0" w:name="Table Classic 2"/>
+    <w:lsdException w:unhideWhenUsed="0" w:uiPriority="0" w:semiHidden="0" w:name="Table Classic 3"/>
+    <w:lsdException w:unhideWhenUsed="0" w:uiPriority="0" w:semiHidden="0" w:name="Table Classic 4"/>
+    <w:lsdException w:unhideWhenUsed="0" w:uiPriority="0" w:semiHidden="0" w:name="Table Colorful 1"/>
+    <w:lsdException w:unhideWhenUsed="0" w:uiPriority="0" w:semiHidden="0" w:name="Table Colorful 2"/>
+    <w:lsdException w:unhideWhenUsed="0" w:uiPriority="0" w:semiHidden="0" w:name="Table Colorful 3"/>
+    <w:lsdException w:unhideWhenUsed="0" w:uiPriority="0" w:semiHidden="0" w:name="Table Columns 1"/>
+    <w:lsdException w:unhideWhenUsed="0" w:uiPriority="0" w:semiHidden="0" w:name="Table Columns 2"/>
+    <w:lsdException w:unhideWhenUsed="0" w:uiPriority="0" w:semiHidden="0" w:name="Table Columns 3"/>
+    <w:lsdException w:unhideWhenUsed="0" w:uiPriority="0" w:semiHidden="0" w:name="Table Columns 4"/>
+    <w:lsdException w:unhideWhenUsed="0" w:uiPriority="0" w:semiHidden="0" w:name="Table Columns 5"/>
+    <w:lsdException w:unhideWhenUsed="0" w:uiPriority="0" w:semiHidden="0" w:name="Table Grid 1"/>
+    <w:lsdException w:unhideWhenUsed="0" w:uiPriority="0" w:semiHidden="0" w:name="Table Grid 2"/>
+    <w:lsdException w:unhideWhenUsed="0" w:uiPriority="0" w:semiHidden="0" w:name="Table Grid 3"/>
+    <w:lsdException w:unhideWhenUsed="0" w:uiPriority="0" w:semiHidden="0" w:name="Table Grid 4"/>
+    <w:lsdException w:unhideWhenUsed="0" w:uiPriority="0" w:semiHidden="0" w:name="Table Grid 5"/>
+    <w:lsdException w:unhideWhenUsed="0" w:uiPriority="0" w:semiHidden="0" w:name="Table Grid 6"/>
+    <w:lsdException w:unhideWhenUsed="0" w:uiPriority="0" w:semiHidden="0" w:name="Table Grid 7"/>
+    <w:lsdException w:unhideWhenUsed="0" w:uiPriority="0" w:semiHidden="0" w:name="Table Grid 8"/>
+    <w:lsdException w:unhideWhenUsed="0" w:uiPriority="0" w:semiHidden="0" w:name="Table List 1"/>
+    <w:lsdException w:unhideWhenUsed="0" w:uiPriority="0" w:semiHidden="0" w:name="Table List 2"/>
+    <w:lsdException w:unhideWhenUsed="0" w:uiPriority="0" w:semiHidden="0" w:name="Table List 3"/>
+    <w:lsdException w:unhideWhenUsed="0" w:uiPriority="0" w:semiHidden="0" w:name="Table List 4"/>
+    <w:lsdException w:unhideWhenUsed="0" w:uiPriority="0" w:semiHidden="0" w:name="Table List 5"/>
+    <w:lsdException w:unhideWhenUsed="0" w:uiPriority="0" w:semiHidden="0" w:name="Table List 6"/>
+    <w:lsdException w:unhideWhenUsed="0" w:uiPriority="0" w:semiHidden="0" w:name="Table List 7"/>
+    <w:lsdException w:unhideWhenUsed="0" w:uiPriority="0" w:semiHidden="0" w:name="Table List 8"/>
+    <w:lsdException w:unhideWhenUsed="0" w:uiPriority="0" w:semiHidden="0" w:name="Table 3D effects 1"/>
+    <w:lsdException w:unhideWhenUsed="0" w:uiPriority="0" w:semiHidden="0" w:name="Table 3D effects 2"/>
+    <w:lsdException w:unhideWhenUsed="0" w:uiPriority="0" w:semiHidden="0" w:name="Table 3D effects 3"/>
+    <w:lsdException w:unhideWhenUsed="0" w:uiPriority="0" w:semiHidden="0" w:name="Table Contemporary"/>
+    <w:lsdException w:unhideWhenUsed="0" w:uiPriority="0" w:semiHidden="0" w:name="Table Elegant"/>
+    <w:lsdException w:unhideWhenUsed="0" w:uiPriority="0" w:semiHidden="0" w:name="Table Professional"/>
+    <w:lsdException w:unhideWhenUsed="0" w:uiPriority="0" w:semiHidden="0" w:name="Table Subtle 1"/>
+    <w:lsdException w:unhideWhenUsed="0" w:uiPriority="0" w:semiHidden="0" w:name="Table Subtle 2"/>
+    <w:lsdException w:unhideWhenUsed="0" w:uiPriority="0" w:semiHidden="0" w:name="Table Web 1"/>
+    <w:lsdException w:unhideWhenUsed="0" w:uiPriority="0" w:semiHidden="0" w:name="Table Web 2"/>
+    <w:lsdException w:unhideWhenUsed="0" w:uiPriority="0" w:semiHidden="0" w:name="Table Web 3"/>
+    <w:lsdException w:unhideWhenUsed="0" w:uiPriority="0" w:semiHidden="0" w:name="Balloon Text"/>
+    <w:lsdException w:unhideWhenUsed="0" w:uiPriority="0" w:semiHidden="0" w:name="Table Grid"/>
+    <w:lsdException w:unhideWhenUsed="0" w:uiPriority="0" w:semiHidden="0" w:name="Table Theme"/>
+    <w:lsdException w:unhideWhenUsed="0" w:uiPriority="60" w:semiHidden="0" w:name="Light Shading"/>
+    <w:lsdException w:unhideWhenUsed="0" w:uiPriority="61" w:semiHidden="0" w:name="Light List"/>
+    <w:lsdException w:unhideWhenUsed="0" w:uiPriority="62" w:semiHidden="0" w:name="Light Grid"/>
+    <w:lsdException w:unhideWhenUsed="0" w:uiPriority="63" w:semiHidden="0" w:name="Medium Shading 1"/>
+    <w:lsdException w:unhideWhenUsed="0" w:uiPriority="64" w:semiHidden="0" w:name="Medium Shading 2"/>
+    <w:lsdException w:unhideWhenUsed="0" w:uiPriority="65" w:semiHidden="0" w:name="Medium List 1"/>
+    <w:lsdException w:unhideWhenUsed="0" w:uiPriority="66" w:semiHidden="0" w:name="Medium List 2"/>
+    <w:lsdException w:unhideWhenUsed="0" w:uiPriority="67" w:semiHidden="0" w:name="Medium Grid 1"/>
+    <w:lsdException w:unhideWhenUsed="0" w:uiPriority="68" w:semiHidden="0" w:name="Medium Grid 2"/>
+    <w:lsdException w:unhideWhenUsed="0" w:uiPriority="69" w:semiHidden="0" w:name="Medium Grid 3"/>
+    <w:lsdException w:unhideWhenUsed="0" w:uiPriority="70" w:semiHidden="0" w:name="Dark List"/>
+    <w:lsdException w:unhideWhenUsed="0" w:uiPriority="71" w:semiHidden="0" w:name="Colorful Shading"/>
+    <w:lsdException w:unhideWhenUsed="0" w:uiPriority="72" w:semiHidden="0" w:name="Colorful List"/>
+    <w:lsdException w:unhideWhenUsed="0" w:uiPriority="73" w:semiHidden="0" w:name="Colorful Grid"/>
+    <w:lsdException w:unhideWhenUsed="0" w:uiPriority="60" w:semiHidden="0" w:name="Light Shading Accent 1"/>
+    <w:lsdException w:unhideWhenUsed="0" w:uiPriority="61" w:semiHidden="0" w:name="Light List Accent 1"/>
+    <w:lsdException w:unhideWhenUsed="0" w:uiPriority="62" w:semiHidden="0" w:name="Light Grid Accent 1"/>
+    <w:lsdException w:unhideWhenUsed="0" w:uiPriority="63" w:semiHidden="0" w:name="Medium Shading 1 Accent 1"/>
+    <w:lsdException w:unhideWhenUsed="0" w:uiPriority="64" w:semiHidden="0" w:name="Medium Shading 2 Accent 1"/>
+    <w:lsdException w:unhideWhenUsed="0" w:uiPriority="65" w:semiHidden="0" w:name="Medium List 1 Accent 1"/>
+    <w:lsdException w:qFormat="1" w:unhideWhenUsed="0" w:uiPriority="0" w:semiHidden="0" w:name="List Paragraph"/>
+    <w:lsdException w:unhideWhenUsed="0" w:uiPriority="66" w:semiHidden="0" w:name="Medium List 2 Accent 1"/>
+    <w:lsdException w:unhideWhenUsed="0" w:uiPriority="67" w:semiHidden="0" w:name="Medium Grid 1 Accent 1"/>
+    <w:lsdException w:unhideWhenUsed="0" w:uiPriority="68" w:semiHidden="0" w:name="Medium Grid 2 Accent 1"/>
+    <w:lsdException w:unhideWhenUsed="0" w:uiPriority="69" w:semiHidden="0" w:name="Medium Grid 3 Accent 1"/>
+    <w:lsdException w:unhideWhenUsed="0" w:uiPriority="70" w:semiHidden="0" w:name="Dark List Accent 1"/>
+    <w:lsdException w:unhideWhenUsed="0" w:uiPriority="71" w:semiHidden="0" w:name="Colorful Shading Accent 1"/>
+    <w:lsdException w:unhideWhenUsed="0" w:uiPriority="72" w:semiHidden="0" w:name="Colorful List Accent 1"/>
+    <w:lsdException w:unhideWhenUsed="0" w:uiPriority="73" w:semiHidden="0" w:name="Colorful Grid Accent 1"/>
+    <w:lsdException w:unhideWhenUsed="0" w:uiPriority="60" w:semiHidden="0" w:name="Light Shading Accent 2"/>
+    <w:lsdException w:unhideWhenUsed="0" w:uiPriority="61" w:semiHidden="0" w:name="Light List Accent 2"/>
+    <w:lsdException w:unhideWhenUsed="0" w:uiPriority="62" w:semiHidden="0" w:name="Light Grid Accent 2"/>
+    <w:lsdException w:unhideWhenUsed="0" w:uiPriority="63" w:semiHidden="0" w:name="Medium Shading 1 Accent 2"/>
+    <w:lsdException w:unhideWhenUsed="0" w:uiPriority="64" w:semiHidden="0" w:name="Medium Shading 2 Accent 2"/>
+    <w:lsdException w:unhideWhenUsed="0" w:uiPriority="65" w:semiHidden="0" w:name="Medium List 1 Accent 2"/>
+    <w:lsdException w:unhideWhenUsed="0" w:uiPriority="66" w:semiHidden="0" w:name="Medium List 2 Accent 2"/>
+    <w:lsdException w:unhideWhenUsed="0" w:uiPriority="67" w:semiHidden="0" w:name="Medium Grid 1 Accent 2"/>
+    <w:lsdException w:unhideWhenUsed="0" w:uiPriority="68" w:semiHidden="0" w:name="Medium Grid 2 Accent 2"/>
+    <w:lsdException w:unhideWhenUsed="0" w:uiPriority="69" w:semiHidden="0" w:name="Medium Grid 3 Accent 2"/>
+    <w:lsdException w:unhideWhenUsed="0" w:uiPriority="70" w:semiHidden="0" w:name="Dark List Accent 2"/>
+    <w:lsdException w:unhideWhenUsed="0" w:uiPriority="71" w:semiHidden="0" w:name="Colorful Shading Accent 2"/>
+    <w:lsdException w:unhideWhenUsed="0" w:uiPriority="72" w:semiHidden="0" w:name="Colorful List Accent 2"/>
+    <w:lsdException w:unhideWhenUsed="0" w:uiPriority="73" w:semiHidden="0" w:name="Colorful Grid Accent 2"/>
+    <w:lsdException w:unhideWhenUsed="0" w:uiPriority="60" w:semiHidden="0" w:name="Light Shading Accent 3"/>
+    <w:lsdException w:unhideWhenUsed="0" w:uiPriority="61" w:semiHidden="0" w:name="Light List Accent 3"/>
+    <w:lsdException w:unhideWhenUsed="0" w:uiPriority="62" w:semiHidden="0" w:name="Light Grid Accent 3"/>
+    <w:lsdException w:unhideWhenUsed="0" w:uiPriority="63" w:semiHidden="0" w:name="Medium Shading 1 Accent 3"/>
+    <w:lsdException w:unhideWhenUsed="0" w:uiPriority="64" w:semiHidden="0" w:name="Medium Shading 2 Accent 3"/>
+    <w:lsdException w:unhideWhenUsed="0" w:uiPriority="65" w:semiHidden="0" w:name="Medium List 1 Accent 3"/>
+    <w:lsdException w:unhideWhenUsed="0" w:uiPriority="66" w:semiHidden="0" w:name="Medium List 2 Accent 3"/>
+    <w:lsdException w:unhideWhenUsed="0" w:uiPriority="67" w:semiHidden="0" w:name="Medium Grid 1 Accent 3"/>
+    <w:lsdException w:unhideWhenUsed="0" w:uiPriority="68" w:semiHidden="0" w:name="Medium Grid 2 Accent 3"/>
+    <w:lsdException w:unhideWhenUsed="0" w:uiPriority="69" w:semiHidden="0" w:name="Medium Grid 3 Accent 3"/>
+    <w:lsdException w:unhideWhenUsed="0" w:uiPriority="70" w:semiHidden="0" w:name="Dark List Accent 3"/>
+    <w:lsdException w:unhideWhenUsed="0" w:uiPriority="71" w:semiHidden="0" w:name="Colorful Shading Accent 3"/>
+    <w:lsdException w:unhideWhenUsed="0" w:uiPriority="72" w:semiHidden="0" w:name="Colorful List Accent 3"/>
+    <w:lsdException w:unhideWhenUsed="0" w:uiPriority="73" w:semiHidden="0" w:name="Colorful Grid Accent 3"/>
+    <w:lsdException w:unhideWhenUsed="0" w:uiPriority="60" w:semiHidden="0" w:name="Light Shading Accent 4"/>
+    <w:lsdException w:unhideWhenUsed="0" w:uiPriority="61" w:semiHidden="0" w:name="Light List Accent 4"/>
+    <w:lsdException w:unhideWhenUsed="0" w:uiPriority="62" w:semiHidden="0" w:name="Light Grid Accent 4"/>
+    <w:lsdException w:unhideWhenUsed="0" w:uiPriority="63" w:semiHidden="0" w:name="Medium Shading 1 Accent 4"/>
+    <w:lsdException w:unhideWhenUsed="0" w:uiPriority="64" w:semiHidden="0" w:name="Medium Shading 2 Accent 4"/>
+    <w:lsdException w:unhideWhenUsed="0" w:uiPriority="65" w:semiHidden="0" w:name="Medium List 1 Accent 4"/>
+    <w:lsdException w:unhideWhenUsed="0" w:uiPriority="66" w:semiHidden="0" w:name="Medium List 2 Accent 4"/>
+    <w:lsdException w:unhideWhenUsed="0" w:uiPriority="67" w:semiHidden="0" w:name="Medium Grid 1 Accent 4"/>
+    <w:lsdException w:unhideWhenUsed="0" w:uiPriority="68" w:semiHidden="0" w:name="Medium Grid 2 Accent 4"/>
+    <w:lsdException w:unhideWhenUsed="0" w:uiPriority="69" w:semiHidden="0" w:name="Medium Grid 3 Accent 4"/>
+    <w:lsdException w:unhideWhenUsed="0" w:uiPriority="70" w:semiHidden="0" w:name="Dark List Accent 4"/>
+    <w:lsdException w:unhideWhenUsed="0" w:uiPriority="71" w:semiHidden="0" w:name="Colorful Shading Accent 4"/>
+    <w:lsdException w:unhideWhenUsed="0" w:uiPriority="72" w:semiHidden="0" w:name="Colorful List Accent 4"/>
+    <w:lsdException w:unhideWhenUsed="0" w:uiPriority="73" w:semiHidden="0" w:name="Colorful Grid Accent 4"/>
+    <w:lsdException w:unhideWhenUsed="0" w:uiPriority="60" w:semiHidden="0" w:name="Light Shading Accent 5"/>
+    <w:lsdException w:unhideWhenUsed="0" w:uiPriority="61" w:semiHidden="0" w:name="Light List Accent 5"/>
+    <w:lsdException w:unhideWhenUsed="0" w:uiPriority="62" w:semiHidden="0" w:name="Light Grid Accent 5"/>
+    <w:lsdException w:unhideWhenUsed="0" w:uiPriority="63" w:semiHidden="0" w:name="Medium Shading 1 Accent 5"/>
+    <w:lsdException w:unhideWhenUsed="0" w:uiPriority="64" w:semiHidden="0" w:name="Medium Shading 2 Accent 5"/>
+    <w:lsdException w:unhideWhenUsed="0" w:uiPriority="65" w:semiHidden="0" w:name="Medium List 1 Accent 5"/>
+    <w:lsdException w:unhideWhenUsed="0" w:uiPriority="66" w:semiHidden="0" w:name="Medium List 2 Accent 5"/>
+    <w:lsdException w:unhideWhenUsed="0" w:uiPriority="67" w:semiHidden="0" w:name="Medium Grid 1 Accent 5"/>
+    <w:lsdException w:unhideWhenUsed="0" w:uiPriority="68" w:semiHidden="0" w:name="Medium Grid 2 Accent 5"/>
+    <w:lsdException w:unhideWhenUsed="0" w:uiPriority="69" w:semiHidden="0" w:name="Medium Grid 3 Accent 5"/>
+    <w:lsdException w:unhideWhenUsed="0" w:uiPriority="70" w:semiHidden="0" w:name="Dark List Accent 5"/>
+    <w:lsdException w:unhideWhenUsed="0" w:uiPriority="71" w:semiHidden="0" w:name="Colorful Shading Accent 5"/>
+    <w:lsdException w:unhideWhenUsed="0" w:uiPriority="72" w:semiHidden="0" w:name="Colorful List Accent 5"/>
+    <w:lsdException w:unhideWhenUsed="0" w:uiPriority="73" w:semiHidden="0" w:name="Colorful Grid Accent 5"/>
+    <w:lsdException w:unhideWhenUsed="0" w:uiPriority="60" w:semiHidden="0" w:name="Light Shading Accent 6"/>
+    <w:lsdException w:unhideWhenUsed="0" w:uiPriority="61" w:semiHidden="0" w:name="Light List Accent 6"/>
+    <w:lsdException w:unhideWhenUsed="0" w:uiPriority="62" w:semiHidden="0" w:name="Light Grid Accent 6"/>
+    <w:lsdException w:unhideWhenUsed="0" w:uiPriority="63" w:semiHidden="0" w:name="Medium Shading 1 Accent 6"/>
+    <w:lsdException w:unhideWhenUsed="0" w:uiPriority="64" w:semiHidden="0" w:name="Medium Shading 2 Accent 6"/>
+    <w:lsdException w:unhideWhenUsed="0" w:uiPriority="65" w:semiHidden="0" w:name="Medium List 1 Accent 6"/>
+    <w:lsdException w:unhideWhenUsed="0" w:uiPriority="66" w:semiHidden="0" w:name="Medium List 2 Accent 6"/>
+    <w:lsdException w:unhideWhenUsed="0" w:uiPriority="67" w:semiHidden="0" w:name="Medium Grid 1 Accent 6"/>
+    <w:lsdException w:unhideWhenUsed="0" w:uiPriority="68" w:semiHidden="0" w:name="Medium Grid 2 Accent 6"/>
+    <w:lsdException w:unhideWhenUsed="0" w:uiPriority="69" w:semiHidden="0" w:name="Medium Grid 3 Accent 6"/>
+    <w:lsdException w:unhideWhenUsed="0" w:uiPriority="70" w:semiHidden="0" w:name="Dark List Accent 6"/>
+    <w:lsdException w:unhideWhenUsed="0" w:uiPriority="71" w:semiHidden="0" w:name="Colorful Shading Accent 6"/>
+    <w:lsdException w:unhideWhenUsed="0" w:uiPriority="72" w:semiHidden="0" w:name="Colorful List Accent 6"/>
+    <w:lsdException w:unhideWhenUsed="0" w:uiPriority="73" w:semiHidden="0" w:name="Colorful Grid Accent 6"/>
+  </w:latentStyles>
+  <w:style w:type="paragraph" w:default="1" w:styleId="1">
     <w:name w:val="Normal"/>
     <w:qFormat/>
-  </w:style>
-  <w:style w:type="paragraph" w:styleId="Title">
-    <w:name w:val="Title"/>
-    <w:basedOn w:val="Normal"/>
-    <w:next w:val="Normal"/>
-    <w:qFormat/>
+    <w:uiPriority w:val="0"/>
     <w:pPr>
-      <w:spacing w:after="60"/>
+      <w:spacing w:after="120" w:line="264" w:lineRule="auto"/>
     </w:pPr>
     <w:rPr>
-      <w:b/>
-      <w:color w:val="2F5597"/>
-      <w:sz w:val="40"/>
-      <w:szCs w:val="40"/>
+      <w:rFonts w:ascii="Calibri" w:hAnsi="Calibri" w:eastAsia="Calibri" w:cs="Calibri"/>
+      <w:sz w:val="22"/>
+      <w:szCs w:val="22"/>
+      <w:lang w:val="vi-VN"/>
     </w:rPr>
   </w:style>
-  <w:style w:type="paragraph" w:styleId="Subtitle">
-    <w:name w:val="Subtitle"/>
-    <w:basedOn w:val="Normal"/>
-    <w:next w:val="Normal"/>
+  <w:style w:type="paragraph" w:styleId="2">
+    <w:name w:val="heading 1"/>
+    <w:basedOn w:val="1"/>
+    <w:next w:val="1"/>
     <w:qFormat/>
-    <w:pPr>
-      <w:pBdr>
-        <w:bottom w:val="single" w:sz="8" w:space="4" w:color="4472C4"/>
-      </w:pBdr>
-      <w:spacing w:after="240"/>
-    </w:pPr>
-    <w:rPr>
-      <w:i/>
-      <w:color w:val="595959"/>
-      <w:sz w:val="22"/>
-    </w:rPr>
-  </w:style>
-  <w:style w:type="paragraph" w:styleId="Heading1">
-    <w:name w:val="heading 1"/>
-    <w:basedOn w:val="Normal"/>
-    <w:next w:val="Normal"/>
-    <w:qFormat/>
+    <w:uiPriority w:val="0"/>
     <w:pPr>
       <w:keepNext/>
       <w:keepLines/>
@@ -7100,11 +9056,12 @@
       <w:szCs w:val="30"/>
     </w:rPr>
   </w:style>
-  <w:style w:type="paragraph" w:styleId="Heading2">
+  <w:style w:type="paragraph" w:styleId="3">
     <w:name w:val="heading 2"/>
-    <w:basedOn w:val="Normal"/>
-    <w:next w:val="Normal"/>
+    <w:basedOn w:val="1"/>
+    <w:next w:val="1"/>
     <w:qFormat/>
+    <w:uiPriority w:val="0"/>
     <w:pPr>
       <w:keepNext/>
       <w:keepLines/>
@@ -7118,25 +9075,94 @@
       <w:szCs w:val="25"/>
     </w:rPr>
   </w:style>
-  <w:style w:type="paragraph" w:styleId="ListParagraph">
+  <w:style w:type="character" w:default="1" w:styleId="4">
+    <w:name w:val="Default Paragraph Font"/>
+    <w:semiHidden/>
+    <w:qFormat/>
+    <w:uiPriority w:val="0"/>
+  </w:style>
+  <w:style w:type="table" w:default="1" w:styleId="5">
+    <w:name w:val="Normal Table"/>
+    <w:qFormat/>
+    <w:uiPriority w:val="0"/>
+    <w:tblPr>
+      <w:tblCellMar>
+        <w:top w:w="0" w:type="dxa"/>
+        <w:left w:w="108" w:type="dxa"/>
+        <w:bottom w:w="0" w:type="dxa"/>
+        <w:right w:w="108" w:type="dxa"/>
+      </w:tblCellMar>
+    </w:tblPr>
+  </w:style>
+  <w:style w:type="paragraph" w:styleId="6">
+    <w:name w:val="Subtitle"/>
+    <w:basedOn w:val="1"/>
+    <w:next w:val="1"/>
+    <w:qFormat/>
+    <w:uiPriority w:val="0"/>
+    <w:pPr>
+      <w:pBdr>
+        <w:bottom w:val="single" w:color="4472C4" w:sz="8" w:space="4"/>
+      </w:pBdr>
+      <w:spacing w:after="240"/>
+    </w:pPr>
+    <w:rPr>
+      <w:i/>
+      <w:color w:val="595959"/>
+      <w:sz w:val="22"/>
+    </w:rPr>
+  </w:style>
+  <w:style w:type="table" w:styleId="7">
+    <w:name w:val="Table Grid"/>
+    <w:basedOn w:val="5"/>
+    <w:uiPriority w:val="0"/>
+    <w:tblPr>
+      <w:tblBorders>
+        <w:top w:val="single" w:color="A6A6A6" w:sz="4" w:space="0"/>
+        <w:left w:val="single" w:color="A6A6A6" w:sz="4" w:space="0"/>
+        <w:bottom w:val="single" w:color="A6A6A6" w:sz="4" w:space="0"/>
+        <w:right w:val="single" w:color="A6A6A6" w:sz="4" w:space="0"/>
+        <w:insideH w:val="single" w:color="A6A6A6" w:sz="4" w:space="0"/>
+        <w:insideV w:val="single" w:color="A6A6A6" w:sz="4" w:space="0"/>
+      </w:tblBorders>
+    </w:tblPr>
+  </w:style>
+  <w:style w:type="paragraph" w:styleId="8">
+    <w:name w:val="Title"/>
+    <w:basedOn w:val="1"/>
+    <w:next w:val="1"/>
+    <w:qFormat/>
+    <w:uiPriority w:val="0"/>
+    <w:pPr>
+      <w:spacing w:after="60"/>
+    </w:pPr>
+    <w:rPr>
+      <w:b/>
+      <w:color w:val="2F5597"/>
+      <w:sz w:val="40"/>
+      <w:szCs w:val="40"/>
+    </w:rPr>
+  </w:style>
+  <w:style w:type="paragraph" w:styleId="9">
     <w:name w:val="List Paragraph"/>
-    <w:basedOn w:val="Normal"/>
-    <w:next w:val="Normal"/>
+    <w:basedOn w:val="1"/>
+    <w:next w:val="1"/>
     <w:qFormat/>
+    <w:uiPriority w:val="0"/>
     <w:pPr>
       <w:spacing w:after="60"/>
       <w:contextualSpacing/>
     </w:pPr>
-    <w:rPr/>
   </w:style>
-  <w:style w:type="paragraph" w:styleId="Note">
+  <w:style w:type="paragraph" w:customStyle="1" w:styleId="10">
     <w:name w:val="Note"/>
-    <w:basedOn w:val="Normal"/>
-    <w:next w:val="Normal"/>
+    <w:basedOn w:val="1"/>
+    <w:next w:val="1"/>
     <w:qFormat/>
+    <w:uiPriority w:val="0"/>
     <w:pPr>
       <w:pBdr>
-        <w:left w:val="single" w:sz="18" w:space="6" w:color="4472C4"/>
+        <w:left w:val="single" w:color="4472C4" w:sz="18" w:space="6"/>
       </w:pBdr>
       <w:spacing w:before="60" w:after="120"/>
       <w:ind w:left="200"/>
@@ -7147,46 +9173,304 @@
       <w:sz w:val="20"/>
     </w:rPr>
   </w:style>
-  <w:style w:type="paragraph" w:styleId="Code">
+  <w:style w:type="paragraph" w:customStyle="1" w:styleId="11">
     <w:name w:val="Code"/>
-    <w:basedOn w:val="Normal"/>
-    <w:next w:val="Normal"/>
+    <w:basedOn w:val="1"/>
+    <w:next w:val="1"/>
     <w:qFormat/>
+    <w:uiPriority w:val="0"/>
     <w:pPr>
       <w:spacing w:after="0" w:line="240" w:lineRule="auto"/>
     </w:pPr>
     <w:rPr>
       <w:rFonts w:ascii="Consolas" w:hAnsi="Consolas" w:cs="Consolas"/>
-      <w:noProof/>
       <w:sz w:val="17"/>
       <w:szCs w:val="17"/>
     </w:rPr>
   </w:style>
-  <w:style w:type="table" w:default="1" w:styleId="TableNormal">
-    <w:name w:val="Normal Table"/>
-    <w:tblPr>
-      <w:tblInd w:w="0" w:type="dxa"/>
-      <w:tblCellMar>
-        <w:top w:w="0" w:type="dxa"/>
-        <w:left w:w="108" w:type="dxa"/>
-        <w:bottom w:w="0" w:type="dxa"/>
-        <w:right w:w="108" w:type="dxa"/>
-      </w:tblCellMar>
-    </w:tblPr>
-  </w:style>
-  <w:style w:type="table" w:styleId="TableGrid">
-    <w:name w:val="Table Grid"/>
-    <w:basedOn w:val="TableNormal"/>
-    <w:tblPr>
-      <w:tblBorders>
-        <w:top w:val="single" w:sz="4" w:space="0" w:color="A6A6A6"/>
-        <w:left w:val="single" w:sz="4" w:space="0" w:color="A6A6A6"/>
-        <w:bottom w:val="single" w:sz="4" w:space="0" w:color="A6A6A6"/>
-        <w:right w:val="single" w:sz="4" w:space="0" w:color="A6A6A6"/>
-        <w:insideH w:val="single" w:sz="4" w:space="0" w:color="A6A6A6"/>
-        <w:insideV w:val="single" w:sz="4" w:space="0" w:color="A6A6A6"/>
-      </w:tblBorders>
-    </w:tblPr>
-  </w:style>
 </w:styles>
+</file>
+
+<file path=word/theme/theme1.xml><?xml version="1.0" encoding="utf-8"?>
+<a:theme xmlns:a="http://schemas.openxmlformats.org/drawingml/2006/main" name="Office">
+  <a:themeElements>
+    <a:clrScheme name="Office">
+      <a:dk1>
+        <a:sysClr val="windowText" lastClr="000000"/>
+      </a:dk1>
+      <a:lt1>
+        <a:sysClr val="window" lastClr="FFFFFF"/>
+      </a:lt1>
+      <a:dk2>
+        <a:srgbClr val="1F497D"/>
+      </a:dk2>
+      <a:lt2>
+        <a:srgbClr val="EEECE1"/>
+      </a:lt2>
+      <a:accent1>
+        <a:srgbClr val="4F81BD"/>
+      </a:accent1>
+      <a:accent2>
+        <a:srgbClr val="C0504D"/>
+      </a:accent2>
+      <a:accent3>
+        <a:srgbClr val="9BBB59"/>
+      </a:accent3>
+      <a:accent4>
+        <a:srgbClr val="8064A2"/>
+      </a:accent4>
+      <a:accent5>
+        <a:srgbClr val="4BACC6"/>
+      </a:accent5>
+      <a:accent6>
+        <a:srgbClr val="F79646"/>
+      </a:accent6>
+      <a:hlink>
+        <a:srgbClr val="0000FF"/>
+      </a:hlink>
+      <a:folHlink>
+        <a:srgbClr val="800080"/>
+      </a:folHlink>
+    </a:clrScheme>
+    <a:fontScheme name="Office">
+      <a:majorFont>
+        <a:latin typeface="Cambria"/>
+        <a:ea typeface=""/>
+        <a:cs typeface=""/>
+        <a:font script="Jpan" typeface="游ゴシック Light"/>
+        <a:font script="Hang" typeface="맑은 고딕"/>
+        <a:font script="Hans" typeface="宋体"/>
+        <a:font script="Hant" typeface="新細明體"/>
+        <a:font script="Arab" typeface="Times New Roman"/>
+        <a:font script="Hebr" typeface="Times New Roman"/>
+        <a:font script="Thai" typeface="Angsana New"/>
+        <a:font script="Ethi" typeface="Nyala"/>
+        <a:font script="Beng" typeface="Vrinda"/>
+        <a:font script="Gujr" typeface="Shruti"/>
+        <a:font script="Khmr" typeface="MoolBoran"/>
+        <a:font script="Knda" typeface="Tunga"/>
+        <a:font script="Guru" typeface="Raavi"/>
+        <a:font script="Cans" typeface="Euphemia"/>
+        <a:font script="Cher" typeface="Plantagenet Cherokee"/>
+        <a:font script="Yiii" typeface="Microsoft Yi Baiti"/>
+        <a:font script="Tibt" typeface="Microsoft Himalaya"/>
+        <a:font script="Thaa" typeface="MV Boli"/>
+        <a:font script="Deva" typeface="Mangal"/>
+        <a:font script="Telu" typeface="Gautami"/>
+        <a:font script="Taml" typeface="Latha"/>
+        <a:font script="Syrc" typeface="Estrangelo Edessa"/>
+        <a:font script="Orya" typeface="Kalinga"/>
+        <a:font script="Mlym" typeface="Kartika"/>
+        <a:font script="Laoo" typeface="DokChampa"/>
+        <a:font script="Sinh" typeface="Iskoola Pota"/>
+        <a:font script="Mong" typeface="Mongolian Baiti"/>
+        <a:font script="Viet" typeface="Times New Roman"/>
+        <a:font script="Uigh" typeface="Microsoft Uighur"/>
+        <a:font script="Geor" typeface="Sylfaen"/>
+      </a:majorFont>
+      <a:minorFont>
+        <a:latin typeface="Calibri"/>
+        <a:ea typeface=""/>
+        <a:cs typeface=""/>
+        <a:font script="Jpan" typeface="游明朝"/>
+        <a:font script="Hang" typeface="맑은 고딕"/>
+        <a:font script="Hans" typeface="宋体"/>
+        <a:font script="Hant" typeface="新細明體"/>
+        <a:font script="Arab" typeface="Arial"/>
+        <a:font script="Hebr" typeface="Arial"/>
+        <a:font script="Thai" typeface="Cordia New"/>
+        <a:font script="Ethi" typeface="Nyala"/>
+        <a:font script="Beng" typeface="Vrinda"/>
+        <a:font script="Gujr" typeface="Shruti"/>
+        <a:font script="Khmr" typeface="DaunPenh"/>
+        <a:font script="Knda" typeface="Tunga"/>
+        <a:font script="Guru" typeface="Raavi"/>
+        <a:font script="Cans" typeface="Euphemia"/>
+        <a:font script="Cher" typeface="Plantagenet Cherokee"/>
+        <a:font script="Yiii" typeface="Microsoft Yi Baiti"/>
+        <a:font script="Tibt" typeface="Microsoft Himalaya"/>
+        <a:font script="Thaa" typeface="MV Boli"/>
+        <a:font script="Deva" typeface="Mangal"/>
+        <a:font script="Telu" typeface="Gautami"/>
+        <a:font script="Taml" typeface="Latha"/>
+        <a:font script="Syrc" typeface="Estrangelo Edessa"/>
+        <a:font script="Orya" typeface="Kalinga"/>
+        <a:font script="Mlym" typeface="Kartika"/>
+        <a:font script="Laoo" typeface="DokChampa"/>
+        <a:font script="Sinh" typeface="Iskoola Pota"/>
+        <a:font script="Mong" typeface="Mongolian Baiti"/>
+        <a:font script="Viet" typeface="Arial"/>
+        <a:font script="Uigh" typeface="Microsoft Uighur"/>
+        <a:font script="Geor" typeface="Sylfaen"/>
+      </a:minorFont>
+    </a:fontScheme>
+    <a:fmtScheme name="Office">
+      <a:fillStyleLst>
+        <a:solidFill>
+          <a:schemeClr val="phClr"/>
+        </a:solidFill>
+        <a:gradFill rotWithShape="1">
+          <a:gsLst>
+            <a:gs pos="0">
+              <a:schemeClr val="phClr">
+                <a:tint val="50000"/>
+                <a:satMod val="300000"/>
+              </a:schemeClr>
+            </a:gs>
+            <a:gs pos="35000">
+              <a:schemeClr val="phClr">
+                <a:tint val="37000"/>
+                <a:satMod val="300000"/>
+              </a:schemeClr>
+            </a:gs>
+            <a:gs pos="100000">
+              <a:schemeClr val="phClr">
+                <a:tint val="15000"/>
+                <a:satMod val="350000"/>
+              </a:schemeClr>
+            </a:gs>
+          </a:gsLst>
+          <a:lin ang="16200000" scaled="1"/>
+        </a:gradFill>
+        <a:gradFill rotWithShape="1">
+          <a:gsLst>
+            <a:gs pos="0">
+              <a:schemeClr val="phClr">
+                <a:shade val="51000"/>
+                <a:satMod val="130000"/>
+              </a:schemeClr>
+            </a:gs>
+            <a:gs pos="80000">
+              <a:schemeClr val="phClr">
+                <a:shade val="93000"/>
+                <a:satMod val="130000"/>
+              </a:schemeClr>
+            </a:gs>
+            <a:gs pos="100000">
+              <a:schemeClr val="phClr">
+                <a:shade val="94000"/>
+                <a:satMod val="135000"/>
+              </a:schemeClr>
+            </a:gs>
+          </a:gsLst>
+          <a:lin ang="16200000" scaled="0"/>
+        </a:gradFill>
+      </a:fillStyleLst>
+      <a:lnStyleLst>
+        <a:ln w="9525" cap="flat" cmpd="sng" algn="ctr">
+          <a:solidFill>
+            <a:schemeClr val="phClr">
+              <a:shade val="95000"/>
+              <a:satMod val="105000"/>
+            </a:schemeClr>
+          </a:solidFill>
+          <a:prstDash val="solid"/>
+        </a:ln>
+        <a:ln w="25400" cap="flat" cmpd="sng" algn="ctr">
+          <a:solidFill>
+            <a:schemeClr val="phClr"/>
+          </a:solidFill>
+          <a:prstDash val="solid"/>
+        </a:ln>
+        <a:ln w="38100" cap="flat" cmpd="sng" algn="ctr">
+          <a:solidFill>
+            <a:schemeClr val="phClr"/>
+          </a:solidFill>
+          <a:prstDash val="solid"/>
+        </a:ln>
+      </a:lnStyleLst>
+      <a:effectStyleLst>
+        <a:effectStyle>
+          <a:effectLst>
+            <a:outerShdw blurRad="40000" dist="20000" dir="5400000" rotWithShape="0">
+              <a:srgbClr val="000000">
+                <a:alpha val="38000"/>
+              </a:srgbClr>
+            </a:outerShdw>
+          </a:effectLst>
+        </a:effectStyle>
+        <a:effectStyle>
+          <a:effectLst>
+            <a:outerShdw blurRad="40000" dist="23000" dir="5400000" rotWithShape="0">
+              <a:srgbClr val="000000">
+                <a:alpha val="35000"/>
+              </a:srgbClr>
+            </a:outerShdw>
+          </a:effectLst>
+        </a:effectStyle>
+        <a:effectStyle>
+          <a:effectLst>
+            <a:outerShdw blurRad="40000" dist="23000" dir="5400000" rotWithShape="0">
+              <a:srgbClr val="000000">
+                <a:alpha val="35000"/>
+              </a:srgbClr>
+            </a:outerShdw>
+          </a:effectLst>
+          <a:scene3d>
+            <a:camera prst="orthographicFront">
+              <a:rot lat="0" lon="0" rev="0"/>
+            </a:camera>
+            <a:lightRig rig="threePt" dir="t">
+              <a:rot lat="0" lon="0" rev="1200000"/>
+            </a:lightRig>
+          </a:scene3d>
+          <a:sp3d>
+            <a:bevelT w="63500" h="25400"/>
+          </a:sp3d>
+        </a:effectStyle>
+      </a:effectStyleLst>
+      <a:bgFillStyleLst>
+        <a:solidFill>
+          <a:schemeClr val="phClr"/>
+        </a:solidFill>
+        <a:gradFill rotWithShape="1">
+          <a:gsLst>
+            <a:gs pos="0">
+              <a:schemeClr val="phClr">
+                <a:tint val="40000"/>
+                <a:satMod val="350000"/>
+              </a:schemeClr>
+            </a:gs>
+            <a:gs pos="40000">
+              <a:schemeClr val="phClr">
+                <a:tint val="45000"/>
+                <a:satMod val="350000"/>
+                <a:shade val="99000"/>
+              </a:schemeClr>
+            </a:gs>
+            <a:gs pos="100000">
+              <a:schemeClr val="phClr">
+                <a:shade val="20000"/>
+                <a:satMod val="255000"/>
+              </a:schemeClr>
+            </a:gs>
+          </a:gsLst>
+          <a:path path="circle">
+            <a:fillToRect l="50000" t="-80000" r="50000" b="180000"/>
+          </a:path>
+        </a:gradFill>
+        <a:gradFill rotWithShape="1">
+          <a:gsLst>
+            <a:gs pos="0">
+              <a:schemeClr val="phClr">
+                <a:tint val="80000"/>
+                <a:satMod val="300000"/>
+              </a:schemeClr>
+            </a:gs>
+            <a:gs pos="100000">
+              <a:schemeClr val="phClr">
+                <a:shade val="30000"/>
+                <a:satMod val="200000"/>
+              </a:schemeClr>
+            </a:gs>
+          </a:gsLst>
+          <a:path path="circle">
+            <a:fillToRect l="50000" t="50000" r="50000" b="50000"/>
+          </a:path>
+        </a:gradFill>
+      </a:bgFillStyleLst>
+    </a:fmtScheme>
+  </a:themeElements>
+  <a:objectDefaults/>
+</a:theme>
 </file>